--- a/docs/Database project report templates(TV).docx
+++ b/docs/Database project report templates(TV).docx
@@ -1,6 +1,6 @@
 
 <file path=word/document.xml><?xml version="1.0" encoding="utf-8"?>
-<w:document xmlns:wpc="http://schemas.microsoft.com/office/word/2010/wordprocessingCanvas" xmlns:cx="http://schemas.microsoft.com/office/drawing/2014/chartex" xmlns:cx1="http://schemas.microsoft.com/office/drawing/2015/9/8/chartex" xmlns:cx2="http://schemas.microsoft.com/office/drawing/2015/10/21/chartex" xmlns:cx3="http://schemas.microsoft.com/office/drawing/2016/5/9/chartex" xmlns:cx4="http://schemas.microsoft.com/office/drawing/2016/5/10/chartex" xmlns:cx5="http://schemas.microsoft.com/office/drawing/2016/5/11/chartex" xmlns:cx6="http://schemas.microsoft.com/office/drawing/2016/5/12/chartex" xmlns:cx7="http://schemas.microsoft.com/office/drawing/2016/5/13/chartex" xmlns:cx8="http://schemas.microsoft.com/office/drawing/2016/5/14/chartex" xmlns:mc="http://schemas.openxmlformats.org/markup-compatibility/2006" xmlns:aink="http://schemas.microsoft.com/office/drawing/2016/ink" xmlns:am3d="http://schemas.microsoft.com/office/drawing/2017/model3d" xmlns:o="urn:schemas-microsoft-com:office:office" xmlns:oel="http://schemas.microsoft.com/office/2019/extlst" xmlns:r="http://schemas.openxmlformats.org/officeDocument/2006/relationships" xmlns:m="http://schemas.openxmlformats.org/officeDocument/2006/math" xmlns:v="urn:schemas-microsoft-com:vml" xmlns:wp14="http://schemas.microsoft.com/office/word/2010/wordprocessingDrawing" xmlns:wp="http://schemas.openxmlformats.org/drawingml/2006/wordprocessingDrawing" xmlns:w10="urn:schemas-microsoft-com:office:word" xmlns:w="http://schemas.openxmlformats.org/wordprocessingml/2006/main" xmlns:w14="http://schemas.microsoft.com/office/word/2010/wordml" xmlns:w15="http://schemas.microsoft.com/office/word/2012/wordml" xmlns:w16cex="http://schemas.microsoft.com/office/word/2018/wordml/cex" xmlns:w16cid="http://schemas.microsoft.com/office/word/2016/wordml/cid" xmlns:w16="http://schemas.microsoft.com/office/word/2018/wordml" xmlns:w16du="http://schemas.microsoft.com/office/word/2023/wordml/word16du" xmlns:w16sdtdh="http://schemas.microsoft.com/office/word/2020/wordml/sdtdatahash" xmlns:w16sdtfl="http://schemas.microsoft.com/office/word/2024/wordml/sdtformatlock" xmlns:w16se="http://schemas.microsoft.com/office/word/2015/wordml/symex" xmlns:wpg="http://schemas.microsoft.com/office/word/2010/wordprocessingGroup" xmlns:wpi="http://schemas.microsoft.com/office/word/2010/wordprocessingInk" xmlns:wne="http://schemas.microsoft.com/office/word/2006/wordml" xmlns:wps="http://schemas.microsoft.com/office/word/2010/wordprocessingShape" mc:Ignorable="w14 w15 w16se w16cid w16 w16cex w16sdtdh w16sdtfl w16du wp14">
+<w:document xmlns:wpc="http://schemas.microsoft.com/office/word/2010/wordprocessingCanvas" xmlns:cx="http://schemas.microsoft.com/office/drawing/2014/chartex" xmlns:cx1="http://schemas.microsoft.com/office/drawing/2015/9/8/chartex" xmlns:cx2="http://schemas.microsoft.com/office/drawing/2015/10/21/chartex" xmlns:cx3="http://schemas.microsoft.com/office/drawing/2016/5/9/chartex" xmlns:cx4="http://schemas.microsoft.com/office/drawing/2016/5/10/chartex" xmlns:cx5="http://schemas.microsoft.com/office/drawing/2016/5/11/chartex" xmlns:cx6="http://schemas.microsoft.com/office/drawing/2016/5/12/chartex" xmlns:cx7="http://schemas.microsoft.com/office/drawing/2016/5/13/chartex" xmlns:cx8="http://schemas.microsoft.com/office/drawing/2016/5/14/chartex" xmlns:mc="http://schemas.openxmlformats.org/markup-compatibility/2006" xmlns:aink="http://schemas.microsoft.com/office/drawing/2016/ink" xmlns:am3d="http://schemas.microsoft.com/office/drawing/2017/model3d" xmlns:o="urn:schemas-microsoft-com:office:office" xmlns:oel="http://schemas.microsoft.com/office/2019/extlst" xmlns:r="http://schemas.openxmlformats.org/officeDocument/2006/relationships" xmlns:m="http://schemas.openxmlformats.org/officeDocument/2006/math" xmlns:v="urn:schemas-microsoft-com:vml" xmlns:wp14="http://schemas.microsoft.com/office/word/2010/wordprocessingDrawing" xmlns:wp="http://schemas.openxmlformats.org/drawingml/2006/wordprocessingDrawing" xmlns:w10="urn:schemas-microsoft-com:office:word" xmlns:w="http://schemas.openxmlformats.org/wordprocessingml/2006/main" xmlns:w14="http://schemas.microsoft.com/office/word/2010/wordml" xmlns:w15="http://schemas.microsoft.com/office/word/2012/wordml" xmlns:w16cex="http://schemas.microsoft.com/office/word/2018/wordml/cex" xmlns:w16cid="http://schemas.microsoft.com/office/word/2016/wordml/cid" xmlns:w16="http://schemas.microsoft.com/office/word/2018/wordml" xmlns:w16du="http://schemas.microsoft.com/office/word/2023/wordml/word16du" xmlns:w16sdtdh="http://schemas.microsoft.com/office/word/2020/wordml/sdtdatahash" xmlns:w16sdtfl="http://schemas.microsoft.com/office/word/2024/wordml/sdtformatlock" xmlns:w16se="http://schemas.microsoft.com/office/word/2015/wordml/symex" xmlns:wpg="http://schemas.microsoft.com/office/word/2010/wordprocessingGroup" xmlns:wpi="http://schemas.microsoft.com/office/word/2010/wordprocessingInk" xmlns:wne="http://schemas.microsoft.com/office/word/2006/wordml" xmlns:wps="http://schemas.microsoft.com/office/word/2010/wordprocessingShape" xmlns:a="http://schemas.openxmlformats.org/drawingml/2006/main" xmlns:pic="http://schemas.openxmlformats.org/drawingml/2006/picture" xmlns:a14="http://schemas.microsoft.com/office/drawing/2010/main" mc:Ignorable="w14 w15 w16se w16cid w16 w16cex w16sdtdh w16sdtfl w16du wp14">
   <w:body>
     <w:p>
       <w:pPr>
@@ -193,7 +193,7 @@
       <w:r>
         <w:t xml:space="preserve"> (n25dcat071</w:t>
       </w:r>
-      <w:hyperlink r:id="rId5" w:tgtFrame="_blank" w:history="1">
+      <w:hyperlink w:tgtFrame="_blank" w:history="1" r:id="rId5">
         <w:r>
           <w:rPr>
             <w:rStyle w:val="Hyperlink"/>
@@ -215,7 +215,7 @@
       <w:r>
         <w:t>Huỳnh Hữu Diên (n25dcat072</w:t>
       </w:r>
-      <w:hyperlink r:id="rId6" w:tgtFrame="_blank" w:history="1">
+      <w:hyperlink w:tgtFrame="_blank" w:history="1" r:id="rId6">
         <w:r>
           <w:rPr>
             <w:rStyle w:val="Hyperlink"/>
@@ -241,9 +241,10 @@
         </w:rPr>
       </w:pPr>
       <w:r>
+        <w:rPr/>
         <w:t>Châu Thanh Bình (n25dcat070</w:t>
       </w:r>
-      <w:hyperlink r:id="rId7" w:tgtFrame="_blank" w:history="1">
+      <w:hyperlink r:id="Ra6043c9425804cae">
         <w:r>
           <w:rPr>
             <w:rStyle w:val="Hyperlink"/>
@@ -252,7 +253,12 @@
         </w:r>
       </w:hyperlink>
       <w:r>
+        <w:rPr/>
         <w:t>)</w:t>
+      </w:r>
+      <w:r>
+        <w:rPr/>
+        <w:t xml:space="preserve"> (ThanhBinh)</w:t>
       </w:r>
     </w:p>
     <w:p>
@@ -310,10 +316,14 @@
       </w:r>
       <w:r>
         <w:tab/>
+      </w:r>
+      <w:r>
         <w:t>quản lý tài khoản người dùng, các gói dịch vụ trả phí, phân loại nội dung phim đa dạng </w:t>
       </w:r>
       <w:r>
         <w:tab/>
+      </w:r>
+      <w:r>
         <w:t>(phim lẻ và phim bộ) và lưu vết lịch sử xem cùng danh sách yêu thích của người dùng. </w:t>
       </w:r>
     </w:p>
@@ -564,10 +574,10 @@
           <w:tcPr>
             <w:tcW w:w="0" w:type="auto"/>
             <w:tcBorders>
-              <w:top w:val="single" w:sz="6" w:space="0" w:color="C4C7C5"/>
-              <w:left w:val="single" w:sz="6" w:space="0" w:color="C4C7C5"/>
-              <w:bottom w:val="single" w:sz="6" w:space="0" w:color="C4C7C5"/>
-              <w:right w:val="single" w:sz="6" w:space="0" w:color="C4C7C5"/>
+              <w:top w:val="single" w:color="C4C7C5" w:sz="6" w:space="0"/>
+              <w:left w:val="single" w:color="C4C7C5" w:sz="6" w:space="0"/>
+              <w:bottom w:val="single" w:color="C4C7C5" w:sz="6" w:space="0"/>
+              <w:right w:val="single" w:color="C4C7C5" w:sz="6" w:space="0"/>
             </w:tcBorders>
             <w:tcMar>
               <w:top w:w="120" w:type="dxa"/>
@@ -592,10 +602,10 @@
           <w:tcPr>
             <w:tcW w:w="0" w:type="auto"/>
             <w:tcBorders>
-              <w:top w:val="single" w:sz="6" w:space="0" w:color="C4C7C5"/>
-              <w:left w:val="single" w:sz="6" w:space="0" w:color="C4C7C5"/>
-              <w:bottom w:val="single" w:sz="6" w:space="0" w:color="C4C7C5"/>
-              <w:right w:val="single" w:sz="6" w:space="0" w:color="C4C7C5"/>
+              <w:top w:val="single" w:color="C4C7C5" w:sz="6" w:space="0"/>
+              <w:left w:val="single" w:color="C4C7C5" w:sz="6" w:space="0"/>
+              <w:bottom w:val="single" w:color="C4C7C5" w:sz="6" w:space="0"/>
+              <w:right w:val="single" w:color="C4C7C5" w:sz="6" w:space="0"/>
             </w:tcBorders>
             <w:tcMar>
               <w:top w:w="120" w:type="dxa"/>
@@ -638,10 +648,10 @@
           <w:tcPr>
             <w:tcW w:w="0" w:type="auto"/>
             <w:tcBorders>
-              <w:top w:val="single" w:sz="6" w:space="0" w:color="C4C7C5"/>
-              <w:left w:val="single" w:sz="6" w:space="0" w:color="C4C7C5"/>
-              <w:bottom w:val="single" w:sz="6" w:space="0" w:color="C4C7C5"/>
-              <w:right w:val="single" w:sz="6" w:space="0" w:color="C4C7C5"/>
+              <w:top w:val="single" w:color="C4C7C5" w:sz="6" w:space="0"/>
+              <w:left w:val="single" w:color="C4C7C5" w:sz="6" w:space="0"/>
+              <w:bottom w:val="single" w:color="C4C7C5" w:sz="6" w:space="0"/>
+              <w:right w:val="single" w:color="C4C7C5" w:sz="6" w:space="0"/>
             </w:tcBorders>
             <w:tcMar>
               <w:top w:w="120" w:type="dxa"/>
@@ -705,10 +715,10 @@
           <w:tcPr>
             <w:tcW w:w="0" w:type="auto"/>
             <w:tcBorders>
-              <w:top w:val="single" w:sz="6" w:space="0" w:color="C4C7C5"/>
-              <w:left w:val="single" w:sz="6" w:space="0" w:color="C4C7C5"/>
-              <w:bottom w:val="single" w:sz="6" w:space="0" w:color="C4C7C5"/>
-              <w:right w:val="single" w:sz="6" w:space="0" w:color="C4C7C5"/>
+              <w:top w:val="single" w:color="C4C7C5" w:sz="6" w:space="0"/>
+              <w:left w:val="single" w:color="C4C7C5" w:sz="6" w:space="0"/>
+              <w:bottom w:val="single" w:color="C4C7C5" w:sz="6" w:space="0"/>
+              <w:right w:val="single" w:color="C4C7C5" w:sz="6" w:space="0"/>
             </w:tcBorders>
             <w:tcMar>
               <w:top w:w="120" w:type="dxa"/>
@@ -733,10 +743,10 @@
           <w:tcPr>
             <w:tcW w:w="0" w:type="auto"/>
             <w:tcBorders>
-              <w:top w:val="single" w:sz="6" w:space="0" w:color="C4C7C5"/>
-              <w:left w:val="single" w:sz="6" w:space="0" w:color="C4C7C5"/>
-              <w:bottom w:val="single" w:sz="6" w:space="0" w:color="C4C7C5"/>
-              <w:right w:val="single" w:sz="6" w:space="0" w:color="C4C7C5"/>
+              <w:top w:val="single" w:color="C4C7C5" w:sz="6" w:space="0"/>
+              <w:left w:val="single" w:color="C4C7C5" w:sz="6" w:space="0"/>
+              <w:bottom w:val="single" w:color="C4C7C5" w:sz="6" w:space="0"/>
+              <w:right w:val="single" w:color="C4C7C5" w:sz="6" w:space="0"/>
             </w:tcBorders>
             <w:tcMar>
               <w:top w:w="120" w:type="dxa"/>
@@ -793,10 +803,10 @@
           <w:tcPr>
             <w:tcW w:w="0" w:type="auto"/>
             <w:tcBorders>
-              <w:top w:val="single" w:sz="6" w:space="0" w:color="C4C7C5"/>
-              <w:left w:val="single" w:sz="6" w:space="0" w:color="C4C7C5"/>
-              <w:bottom w:val="single" w:sz="6" w:space="0" w:color="C4C7C5"/>
-              <w:right w:val="single" w:sz="6" w:space="0" w:color="C4C7C5"/>
+              <w:top w:val="single" w:color="C4C7C5" w:sz="6" w:space="0"/>
+              <w:left w:val="single" w:color="C4C7C5" w:sz="6" w:space="0"/>
+              <w:bottom w:val="single" w:color="C4C7C5" w:sz="6" w:space="0"/>
+              <w:right w:val="single" w:color="C4C7C5" w:sz="6" w:space="0"/>
             </w:tcBorders>
             <w:tcMar>
               <w:top w:w="120" w:type="dxa"/>
@@ -1070,10 +1080,10 @@
           <w:tcPr>
             <w:tcW w:w="0" w:type="auto"/>
             <w:tcBorders>
-              <w:top w:val="single" w:sz="6" w:space="0" w:color="C4C7C5"/>
-              <w:left w:val="single" w:sz="6" w:space="0" w:color="C4C7C5"/>
-              <w:bottom w:val="single" w:sz="6" w:space="0" w:color="C4C7C5"/>
-              <w:right w:val="single" w:sz="6" w:space="0" w:color="C4C7C5"/>
+              <w:top w:val="single" w:color="C4C7C5" w:sz="6" w:space="0"/>
+              <w:left w:val="single" w:color="C4C7C5" w:sz="6" w:space="0"/>
+              <w:bottom w:val="single" w:color="C4C7C5" w:sz="6" w:space="0"/>
+              <w:right w:val="single" w:color="C4C7C5" w:sz="6" w:space="0"/>
             </w:tcBorders>
             <w:tcMar>
               <w:top w:w="120" w:type="dxa"/>
@@ -1098,10 +1108,10 @@
           <w:tcPr>
             <w:tcW w:w="0" w:type="auto"/>
             <w:tcBorders>
-              <w:top w:val="single" w:sz="6" w:space="0" w:color="C4C7C5"/>
-              <w:left w:val="single" w:sz="6" w:space="0" w:color="C4C7C5"/>
-              <w:bottom w:val="single" w:sz="6" w:space="0" w:color="C4C7C5"/>
-              <w:right w:val="single" w:sz="6" w:space="0" w:color="C4C7C5"/>
+              <w:top w:val="single" w:color="C4C7C5" w:sz="6" w:space="0"/>
+              <w:left w:val="single" w:color="C4C7C5" w:sz="6" w:space="0"/>
+              <w:bottom w:val="single" w:color="C4C7C5" w:sz="6" w:space="0"/>
+              <w:right w:val="single" w:color="C4C7C5" w:sz="6" w:space="0"/>
             </w:tcBorders>
             <w:tcMar>
               <w:top w:w="120" w:type="dxa"/>
@@ -1142,10 +1152,10 @@
           <w:tcPr>
             <w:tcW w:w="0" w:type="auto"/>
             <w:tcBorders>
-              <w:top w:val="single" w:sz="6" w:space="0" w:color="C4C7C5"/>
-              <w:left w:val="single" w:sz="6" w:space="0" w:color="C4C7C5"/>
-              <w:bottom w:val="single" w:sz="6" w:space="0" w:color="C4C7C5"/>
-              <w:right w:val="single" w:sz="6" w:space="0" w:color="C4C7C5"/>
+              <w:top w:val="single" w:color="C4C7C5" w:sz="6" w:space="0"/>
+              <w:left w:val="single" w:color="C4C7C5" w:sz="6" w:space="0"/>
+              <w:bottom w:val="single" w:color="C4C7C5" w:sz="6" w:space="0"/>
+              <w:right w:val="single" w:color="C4C7C5" w:sz="6" w:space="0"/>
             </w:tcBorders>
             <w:tcMar>
               <w:top w:w="120" w:type="dxa"/>
@@ -1403,10 +1413,10 @@
           <w:tcPr>
             <w:tcW w:w="0" w:type="auto"/>
             <w:tcBorders>
-              <w:top w:val="single" w:sz="6" w:space="0" w:color="C4C7C5"/>
-              <w:left w:val="single" w:sz="6" w:space="0" w:color="C4C7C5"/>
-              <w:bottom w:val="single" w:sz="6" w:space="0" w:color="C4C7C5"/>
-              <w:right w:val="single" w:sz="6" w:space="0" w:color="C4C7C5"/>
+              <w:top w:val="single" w:color="C4C7C5" w:sz="6" w:space="0"/>
+              <w:left w:val="single" w:color="C4C7C5" w:sz="6" w:space="0"/>
+              <w:bottom w:val="single" w:color="C4C7C5" w:sz="6" w:space="0"/>
+              <w:right w:val="single" w:color="C4C7C5" w:sz="6" w:space="0"/>
             </w:tcBorders>
             <w:tcMar>
               <w:top w:w="120" w:type="dxa"/>
@@ -1423,7 +1433,6 @@
                 <w:b/>
                 <w:bCs/>
               </w:rPr>
-              <w:lastRenderedPageBreak/>
               <w:t>3</w:t>
             </w:r>
           </w:p>
@@ -1432,10 +1441,10 @@
           <w:tcPr>
             <w:tcW w:w="0" w:type="auto"/>
             <w:tcBorders>
-              <w:top w:val="single" w:sz="6" w:space="0" w:color="C4C7C5"/>
-              <w:left w:val="single" w:sz="6" w:space="0" w:color="C4C7C5"/>
-              <w:bottom w:val="single" w:sz="6" w:space="0" w:color="C4C7C5"/>
-              <w:right w:val="single" w:sz="6" w:space="0" w:color="C4C7C5"/>
+              <w:top w:val="single" w:color="C4C7C5" w:sz="6" w:space="0"/>
+              <w:left w:val="single" w:color="C4C7C5" w:sz="6" w:space="0"/>
+              <w:bottom w:val="single" w:color="C4C7C5" w:sz="6" w:space="0"/>
+              <w:right w:val="single" w:color="C4C7C5" w:sz="6" w:space="0"/>
             </w:tcBorders>
             <w:tcMar>
               <w:top w:w="120" w:type="dxa"/>
@@ -1476,10 +1485,10 @@
           <w:tcPr>
             <w:tcW w:w="0" w:type="auto"/>
             <w:tcBorders>
-              <w:top w:val="single" w:sz="6" w:space="0" w:color="C4C7C5"/>
-              <w:left w:val="single" w:sz="6" w:space="0" w:color="C4C7C5"/>
-              <w:bottom w:val="single" w:sz="6" w:space="0" w:color="C4C7C5"/>
-              <w:right w:val="single" w:sz="6" w:space="0" w:color="C4C7C5"/>
+              <w:top w:val="single" w:color="C4C7C5" w:sz="6" w:space="0"/>
+              <w:left w:val="single" w:color="C4C7C5" w:sz="6" w:space="0"/>
+              <w:bottom w:val="single" w:color="C4C7C5" w:sz="6" w:space="0"/>
+              <w:right w:val="single" w:color="C4C7C5" w:sz="6" w:space="0"/>
             </w:tcBorders>
             <w:tcMar>
               <w:top w:w="120" w:type="dxa"/>
@@ -1713,10 +1722,10 @@
           <w:tcPr>
             <w:tcW w:w="0" w:type="auto"/>
             <w:tcBorders>
-              <w:top w:val="single" w:sz="6" w:space="0" w:color="C4C7C5"/>
-              <w:left w:val="single" w:sz="6" w:space="0" w:color="C4C7C5"/>
-              <w:bottom w:val="single" w:sz="6" w:space="0" w:color="C4C7C5"/>
-              <w:right w:val="single" w:sz="6" w:space="0" w:color="C4C7C5"/>
+              <w:top w:val="single" w:color="C4C7C5" w:sz="6" w:space="0"/>
+              <w:left w:val="single" w:color="C4C7C5" w:sz="6" w:space="0"/>
+              <w:bottom w:val="single" w:color="C4C7C5" w:sz="6" w:space="0"/>
+              <w:right w:val="single" w:color="C4C7C5" w:sz="6" w:space="0"/>
             </w:tcBorders>
             <w:tcMar>
               <w:top w:w="120" w:type="dxa"/>
@@ -1741,10 +1750,10 @@
           <w:tcPr>
             <w:tcW w:w="0" w:type="auto"/>
             <w:tcBorders>
-              <w:top w:val="single" w:sz="6" w:space="0" w:color="C4C7C5"/>
-              <w:left w:val="single" w:sz="6" w:space="0" w:color="C4C7C5"/>
-              <w:bottom w:val="single" w:sz="6" w:space="0" w:color="C4C7C5"/>
-              <w:right w:val="single" w:sz="6" w:space="0" w:color="C4C7C5"/>
+              <w:top w:val="single" w:color="C4C7C5" w:sz="6" w:space="0"/>
+              <w:left w:val="single" w:color="C4C7C5" w:sz="6" w:space="0"/>
+              <w:bottom w:val="single" w:color="C4C7C5" w:sz="6" w:space="0"/>
+              <w:right w:val="single" w:color="C4C7C5" w:sz="6" w:space="0"/>
             </w:tcBorders>
             <w:tcMar>
               <w:top w:w="120" w:type="dxa"/>
@@ -1852,10 +1861,10 @@
           <w:tcPr>
             <w:tcW w:w="0" w:type="auto"/>
             <w:tcBorders>
-              <w:top w:val="single" w:sz="6" w:space="0" w:color="C4C7C5"/>
-              <w:left w:val="single" w:sz="6" w:space="0" w:color="C4C7C5"/>
-              <w:bottom w:val="single" w:sz="6" w:space="0" w:color="C4C7C5"/>
-              <w:right w:val="single" w:sz="6" w:space="0" w:color="C4C7C5"/>
+              <w:top w:val="single" w:color="C4C7C5" w:sz="6" w:space="0"/>
+              <w:left w:val="single" w:color="C4C7C5" w:sz="6" w:space="0"/>
+              <w:bottom w:val="single" w:color="C4C7C5" w:sz="6" w:space="0"/>
+              <w:right w:val="single" w:color="C4C7C5" w:sz="6" w:space="0"/>
             </w:tcBorders>
             <w:tcMar>
               <w:top w:w="120" w:type="dxa"/>
@@ -2177,10 +2186,10 @@
           <w:tcPr>
             <w:tcW w:w="0" w:type="auto"/>
             <w:tcBorders>
-              <w:top w:val="single" w:sz="6" w:space="0" w:color="C4C7C5"/>
-              <w:left w:val="single" w:sz="6" w:space="0" w:color="C4C7C5"/>
-              <w:bottom w:val="single" w:sz="6" w:space="0" w:color="C4C7C5"/>
-              <w:right w:val="single" w:sz="6" w:space="0" w:color="C4C7C5"/>
+              <w:top w:val="single" w:color="C4C7C5" w:sz="6" w:space="0"/>
+              <w:left w:val="single" w:color="C4C7C5" w:sz="6" w:space="0"/>
+              <w:bottom w:val="single" w:color="C4C7C5" w:sz="6" w:space="0"/>
+              <w:right w:val="single" w:color="C4C7C5" w:sz="6" w:space="0"/>
             </w:tcBorders>
             <w:tcMar>
               <w:top w:w="120" w:type="dxa"/>
@@ -2205,10 +2214,10 @@
           <w:tcPr>
             <w:tcW w:w="0" w:type="auto"/>
             <w:tcBorders>
-              <w:top w:val="single" w:sz="6" w:space="0" w:color="C4C7C5"/>
-              <w:left w:val="single" w:sz="6" w:space="0" w:color="C4C7C5"/>
-              <w:bottom w:val="single" w:sz="6" w:space="0" w:color="C4C7C5"/>
-              <w:right w:val="single" w:sz="6" w:space="0" w:color="C4C7C5"/>
+              <w:top w:val="single" w:color="C4C7C5" w:sz="6" w:space="0"/>
+              <w:left w:val="single" w:color="C4C7C5" w:sz="6" w:space="0"/>
+              <w:bottom w:val="single" w:color="C4C7C5" w:sz="6" w:space="0"/>
+              <w:right w:val="single" w:color="C4C7C5" w:sz="6" w:space="0"/>
             </w:tcBorders>
             <w:tcMar>
               <w:top w:w="120" w:type="dxa"/>
@@ -2268,10 +2277,10 @@
           <w:tcPr>
             <w:tcW w:w="0" w:type="auto"/>
             <w:tcBorders>
-              <w:top w:val="single" w:sz="6" w:space="0" w:color="C4C7C5"/>
-              <w:left w:val="single" w:sz="6" w:space="0" w:color="C4C7C5"/>
-              <w:bottom w:val="single" w:sz="6" w:space="0" w:color="C4C7C5"/>
-              <w:right w:val="single" w:sz="6" w:space="0" w:color="C4C7C5"/>
+              <w:top w:val="single" w:color="C4C7C5" w:sz="6" w:space="0"/>
+              <w:left w:val="single" w:color="C4C7C5" w:sz="6" w:space="0"/>
+              <w:bottom w:val="single" w:color="C4C7C5" w:sz="6" w:space="0"/>
+              <w:right w:val="single" w:color="C4C7C5" w:sz="6" w:space="0"/>
             </w:tcBorders>
             <w:tcMar>
               <w:top w:w="120" w:type="dxa"/>
@@ -2537,10 +2546,10 @@
           <w:tcPr>
             <w:tcW w:w="0" w:type="auto"/>
             <w:tcBorders>
-              <w:top w:val="single" w:sz="6" w:space="0" w:color="C4C7C5"/>
-              <w:left w:val="single" w:sz="6" w:space="0" w:color="C4C7C5"/>
-              <w:bottom w:val="single" w:sz="6" w:space="0" w:color="C4C7C5"/>
-              <w:right w:val="single" w:sz="6" w:space="0" w:color="C4C7C5"/>
+              <w:top w:val="single" w:color="C4C7C5" w:sz="6" w:space="0"/>
+              <w:left w:val="single" w:color="C4C7C5" w:sz="6" w:space="0"/>
+              <w:bottom w:val="single" w:color="C4C7C5" w:sz="6" w:space="0"/>
+              <w:right w:val="single" w:color="C4C7C5" w:sz="6" w:space="0"/>
             </w:tcBorders>
             <w:tcMar>
               <w:top w:w="120" w:type="dxa"/>
@@ -2565,10 +2574,10 @@
           <w:tcPr>
             <w:tcW w:w="0" w:type="auto"/>
             <w:tcBorders>
-              <w:top w:val="single" w:sz="6" w:space="0" w:color="C4C7C5"/>
-              <w:left w:val="single" w:sz="6" w:space="0" w:color="C4C7C5"/>
-              <w:bottom w:val="single" w:sz="6" w:space="0" w:color="C4C7C5"/>
-              <w:right w:val="single" w:sz="6" w:space="0" w:color="C4C7C5"/>
+              <w:top w:val="single" w:color="C4C7C5" w:sz="6" w:space="0"/>
+              <w:left w:val="single" w:color="C4C7C5" w:sz="6" w:space="0"/>
+              <w:bottom w:val="single" w:color="C4C7C5" w:sz="6" w:space="0"/>
+              <w:right w:val="single" w:color="C4C7C5" w:sz="6" w:space="0"/>
             </w:tcBorders>
             <w:tcMar>
               <w:top w:w="120" w:type="dxa"/>
@@ -2620,10 +2629,10 @@
           <w:tcPr>
             <w:tcW w:w="0" w:type="auto"/>
             <w:tcBorders>
-              <w:top w:val="single" w:sz="6" w:space="0" w:color="C4C7C5"/>
-              <w:left w:val="single" w:sz="6" w:space="0" w:color="C4C7C5"/>
-              <w:bottom w:val="single" w:sz="6" w:space="0" w:color="C4C7C5"/>
-              <w:right w:val="single" w:sz="6" w:space="0" w:color="C4C7C5"/>
+              <w:top w:val="single" w:color="C4C7C5" w:sz="6" w:space="0"/>
+              <w:left w:val="single" w:color="C4C7C5" w:sz="6" w:space="0"/>
+              <w:bottom w:val="single" w:color="C4C7C5" w:sz="6" w:space="0"/>
+              <w:right w:val="single" w:color="C4C7C5" w:sz="6" w:space="0"/>
             </w:tcBorders>
             <w:tcMar>
               <w:top w:w="120" w:type="dxa"/>
@@ -2793,10 +2802,10 @@
           <w:tcPr>
             <w:tcW w:w="0" w:type="auto"/>
             <w:tcBorders>
-              <w:top w:val="single" w:sz="6" w:space="0" w:color="C4C7C5"/>
-              <w:left w:val="single" w:sz="6" w:space="0" w:color="C4C7C5"/>
-              <w:bottom w:val="single" w:sz="6" w:space="0" w:color="C4C7C5"/>
-              <w:right w:val="single" w:sz="6" w:space="0" w:color="C4C7C5"/>
+              <w:top w:val="single" w:color="C4C7C5" w:sz="6" w:space="0"/>
+              <w:left w:val="single" w:color="C4C7C5" w:sz="6" w:space="0"/>
+              <w:bottom w:val="single" w:color="C4C7C5" w:sz="6" w:space="0"/>
+              <w:right w:val="single" w:color="C4C7C5" w:sz="6" w:space="0"/>
             </w:tcBorders>
             <w:tcMar>
               <w:top w:w="120" w:type="dxa"/>
@@ -2821,10 +2830,10 @@
           <w:tcPr>
             <w:tcW w:w="0" w:type="auto"/>
             <w:tcBorders>
-              <w:top w:val="single" w:sz="6" w:space="0" w:color="C4C7C5"/>
-              <w:left w:val="single" w:sz="6" w:space="0" w:color="C4C7C5"/>
-              <w:bottom w:val="single" w:sz="6" w:space="0" w:color="C4C7C5"/>
-              <w:right w:val="single" w:sz="6" w:space="0" w:color="C4C7C5"/>
+              <w:top w:val="single" w:color="C4C7C5" w:sz="6" w:space="0"/>
+              <w:left w:val="single" w:color="C4C7C5" w:sz="6" w:space="0"/>
+              <w:bottom w:val="single" w:color="C4C7C5" w:sz="6" w:space="0"/>
+              <w:right w:val="single" w:color="C4C7C5" w:sz="6" w:space="0"/>
             </w:tcBorders>
             <w:tcMar>
               <w:top w:w="120" w:type="dxa"/>
@@ -2881,10 +2890,10 @@
           <w:tcPr>
             <w:tcW w:w="0" w:type="auto"/>
             <w:tcBorders>
-              <w:top w:val="single" w:sz="6" w:space="0" w:color="C4C7C5"/>
-              <w:left w:val="single" w:sz="6" w:space="0" w:color="C4C7C5"/>
-              <w:bottom w:val="single" w:sz="6" w:space="0" w:color="C4C7C5"/>
-              <w:right w:val="single" w:sz="6" w:space="0" w:color="C4C7C5"/>
+              <w:top w:val="single" w:color="C4C7C5" w:sz="6" w:space="0"/>
+              <w:left w:val="single" w:color="C4C7C5" w:sz="6" w:space="0"/>
+              <w:bottom w:val="single" w:color="C4C7C5" w:sz="6" w:space="0"/>
+              <w:right w:val="single" w:color="C4C7C5" w:sz="6" w:space="0"/>
             </w:tcBorders>
             <w:tcMar>
               <w:top w:w="120" w:type="dxa"/>
@@ -3070,10 +3079,10 @@
           <w:tcPr>
             <w:tcW w:w="0" w:type="auto"/>
             <w:tcBorders>
-              <w:top w:val="single" w:sz="6" w:space="0" w:color="C4C7C5"/>
-              <w:left w:val="single" w:sz="6" w:space="0" w:color="C4C7C5"/>
-              <w:bottom w:val="single" w:sz="6" w:space="0" w:color="C4C7C5"/>
-              <w:right w:val="single" w:sz="6" w:space="0" w:color="C4C7C5"/>
+              <w:top w:val="single" w:color="C4C7C5" w:sz="6" w:space="0"/>
+              <w:left w:val="single" w:color="C4C7C5" w:sz="6" w:space="0"/>
+              <w:bottom w:val="single" w:color="C4C7C5" w:sz="6" w:space="0"/>
+              <w:right w:val="single" w:color="C4C7C5" w:sz="6" w:space="0"/>
             </w:tcBorders>
             <w:tcMar>
               <w:top w:w="120" w:type="dxa"/>
@@ -3098,10 +3107,10 @@
           <w:tcPr>
             <w:tcW w:w="0" w:type="auto"/>
             <w:tcBorders>
-              <w:top w:val="single" w:sz="6" w:space="0" w:color="C4C7C5"/>
-              <w:left w:val="single" w:sz="6" w:space="0" w:color="C4C7C5"/>
-              <w:bottom w:val="single" w:sz="6" w:space="0" w:color="C4C7C5"/>
-              <w:right w:val="single" w:sz="6" w:space="0" w:color="C4C7C5"/>
+              <w:top w:val="single" w:color="C4C7C5" w:sz="6" w:space="0"/>
+              <w:left w:val="single" w:color="C4C7C5" w:sz="6" w:space="0"/>
+              <w:bottom w:val="single" w:color="C4C7C5" w:sz="6" w:space="0"/>
+              <w:right w:val="single" w:color="C4C7C5" w:sz="6" w:space="0"/>
             </w:tcBorders>
             <w:tcMar>
               <w:top w:w="120" w:type="dxa"/>
@@ -3158,10 +3167,10 @@
           <w:tcPr>
             <w:tcW w:w="0" w:type="auto"/>
             <w:tcBorders>
-              <w:top w:val="single" w:sz="6" w:space="0" w:color="C4C7C5"/>
-              <w:left w:val="single" w:sz="6" w:space="0" w:color="C4C7C5"/>
-              <w:bottom w:val="single" w:sz="6" w:space="0" w:color="C4C7C5"/>
-              <w:right w:val="single" w:sz="6" w:space="0" w:color="C4C7C5"/>
+              <w:top w:val="single" w:color="C4C7C5" w:sz="6" w:space="0"/>
+              <w:left w:val="single" w:color="C4C7C5" w:sz="6" w:space="0"/>
+              <w:bottom w:val="single" w:color="C4C7C5" w:sz="6" w:space="0"/>
+              <w:right w:val="single" w:color="C4C7C5" w:sz="6" w:space="0"/>
             </w:tcBorders>
             <w:tcMar>
               <w:top w:w="120" w:type="dxa"/>
@@ -3371,10 +3380,10 @@
           <w:tcPr>
             <w:tcW w:w="0" w:type="auto"/>
             <w:tcBorders>
-              <w:top w:val="single" w:sz="6" w:space="0" w:color="C4C7C5"/>
-              <w:left w:val="single" w:sz="6" w:space="0" w:color="C4C7C5"/>
-              <w:bottom w:val="single" w:sz="6" w:space="0" w:color="C4C7C5"/>
-              <w:right w:val="single" w:sz="6" w:space="0" w:color="C4C7C5"/>
+              <w:top w:val="single" w:color="C4C7C5" w:sz="6" w:space="0"/>
+              <w:left w:val="single" w:color="C4C7C5" w:sz="6" w:space="0"/>
+              <w:bottom w:val="single" w:color="C4C7C5" w:sz="6" w:space="0"/>
+              <w:right w:val="single" w:color="C4C7C5" w:sz="6" w:space="0"/>
             </w:tcBorders>
             <w:tcMar>
               <w:top w:w="120" w:type="dxa"/>
@@ -3399,10 +3408,10 @@
           <w:tcPr>
             <w:tcW w:w="0" w:type="auto"/>
             <w:tcBorders>
-              <w:top w:val="single" w:sz="6" w:space="0" w:color="C4C7C5"/>
-              <w:left w:val="single" w:sz="6" w:space="0" w:color="C4C7C5"/>
-              <w:bottom w:val="single" w:sz="6" w:space="0" w:color="C4C7C5"/>
-              <w:right w:val="single" w:sz="6" w:space="0" w:color="C4C7C5"/>
+              <w:top w:val="single" w:color="C4C7C5" w:sz="6" w:space="0"/>
+              <w:left w:val="single" w:color="C4C7C5" w:sz="6" w:space="0"/>
+              <w:bottom w:val="single" w:color="C4C7C5" w:sz="6" w:space="0"/>
+              <w:right w:val="single" w:color="C4C7C5" w:sz="6" w:space="0"/>
             </w:tcBorders>
             <w:tcMar>
               <w:top w:w="120" w:type="dxa"/>
@@ -3443,10 +3452,10 @@
           <w:tcPr>
             <w:tcW w:w="0" w:type="auto"/>
             <w:tcBorders>
-              <w:top w:val="single" w:sz="6" w:space="0" w:color="C4C7C5"/>
-              <w:left w:val="single" w:sz="6" w:space="0" w:color="C4C7C5"/>
-              <w:bottom w:val="single" w:sz="6" w:space="0" w:color="C4C7C5"/>
-              <w:right w:val="single" w:sz="6" w:space="0" w:color="C4C7C5"/>
+              <w:top w:val="single" w:color="C4C7C5" w:sz="6" w:space="0"/>
+              <w:left w:val="single" w:color="C4C7C5" w:sz="6" w:space="0"/>
+              <w:bottom w:val="single" w:color="C4C7C5" w:sz="6" w:space="0"/>
+              <w:right w:val="single" w:color="C4C7C5" w:sz="6" w:space="0"/>
             </w:tcBorders>
             <w:tcMar>
               <w:top w:w="120" w:type="dxa"/>
@@ -3600,10 +3609,10 @@
           <w:tcPr>
             <w:tcW w:w="0" w:type="auto"/>
             <w:tcBorders>
-              <w:top w:val="single" w:sz="6" w:space="0" w:color="C4C7C5"/>
-              <w:left w:val="single" w:sz="6" w:space="0" w:color="C4C7C5"/>
-              <w:bottom w:val="single" w:sz="6" w:space="0" w:color="C4C7C5"/>
-              <w:right w:val="single" w:sz="6" w:space="0" w:color="C4C7C5"/>
+              <w:top w:val="single" w:color="C4C7C5" w:sz="6" w:space="0"/>
+              <w:left w:val="single" w:color="C4C7C5" w:sz="6" w:space="0"/>
+              <w:bottom w:val="single" w:color="C4C7C5" w:sz="6" w:space="0"/>
+              <w:right w:val="single" w:color="C4C7C5" w:sz="6" w:space="0"/>
             </w:tcBorders>
             <w:tcMar>
               <w:top w:w="120" w:type="dxa"/>
@@ -3628,10 +3637,10 @@
           <w:tcPr>
             <w:tcW w:w="0" w:type="auto"/>
             <w:tcBorders>
-              <w:top w:val="single" w:sz="6" w:space="0" w:color="C4C7C5"/>
-              <w:left w:val="single" w:sz="6" w:space="0" w:color="C4C7C5"/>
-              <w:bottom w:val="single" w:sz="6" w:space="0" w:color="C4C7C5"/>
-              <w:right w:val="single" w:sz="6" w:space="0" w:color="C4C7C5"/>
+              <w:top w:val="single" w:color="C4C7C5" w:sz="6" w:space="0"/>
+              <w:left w:val="single" w:color="C4C7C5" w:sz="6" w:space="0"/>
+              <w:bottom w:val="single" w:color="C4C7C5" w:sz="6" w:space="0"/>
+              <w:right w:val="single" w:color="C4C7C5" w:sz="6" w:space="0"/>
             </w:tcBorders>
             <w:tcMar>
               <w:top w:w="120" w:type="dxa"/>
@@ -3672,10 +3681,10 @@
           <w:tcPr>
             <w:tcW w:w="0" w:type="auto"/>
             <w:tcBorders>
-              <w:top w:val="single" w:sz="6" w:space="0" w:color="C4C7C5"/>
-              <w:left w:val="single" w:sz="6" w:space="0" w:color="C4C7C5"/>
-              <w:bottom w:val="single" w:sz="6" w:space="0" w:color="C4C7C5"/>
-              <w:right w:val="single" w:sz="6" w:space="0" w:color="C4C7C5"/>
+              <w:top w:val="single" w:color="C4C7C5" w:sz="6" w:space="0"/>
+              <w:left w:val="single" w:color="C4C7C5" w:sz="6" w:space="0"/>
+              <w:bottom w:val="single" w:color="C4C7C5" w:sz="6" w:space="0"/>
+              <w:right w:val="single" w:color="C4C7C5" w:sz="6" w:space="0"/>
             </w:tcBorders>
             <w:tcMar>
               <w:top w:w="120" w:type="dxa"/>
@@ -3890,10 +3899,10 @@
           <w:tcPr>
             <w:tcW w:w="0" w:type="auto"/>
             <w:tcBorders>
-              <w:top w:val="single" w:sz="6" w:space="0" w:color="C4C7C5"/>
-              <w:left w:val="single" w:sz="6" w:space="0" w:color="C4C7C5"/>
-              <w:bottom w:val="single" w:sz="6" w:space="0" w:color="C4C7C5"/>
-              <w:right w:val="single" w:sz="6" w:space="0" w:color="C4C7C5"/>
+              <w:top w:val="single" w:color="C4C7C5" w:sz="6" w:space="0"/>
+              <w:left w:val="single" w:color="C4C7C5" w:sz="6" w:space="0"/>
+              <w:bottom w:val="single" w:color="C4C7C5" w:sz="6" w:space="0"/>
+              <w:right w:val="single" w:color="C4C7C5" w:sz="6" w:space="0"/>
             </w:tcBorders>
             <w:tcMar>
               <w:top w:w="120" w:type="dxa"/>
@@ -3910,7 +3919,6 @@
                 <w:b/>
                 <w:bCs/>
               </w:rPr>
-              <w:lastRenderedPageBreak/>
               <w:t>11</w:t>
             </w:r>
           </w:p>
@@ -3919,10 +3927,10 @@
           <w:tcPr>
             <w:tcW w:w="0" w:type="auto"/>
             <w:tcBorders>
-              <w:top w:val="single" w:sz="6" w:space="0" w:color="C4C7C5"/>
-              <w:left w:val="single" w:sz="6" w:space="0" w:color="C4C7C5"/>
-              <w:bottom w:val="single" w:sz="6" w:space="0" w:color="C4C7C5"/>
-              <w:right w:val="single" w:sz="6" w:space="0" w:color="C4C7C5"/>
+              <w:top w:val="single" w:color="C4C7C5" w:sz="6" w:space="0"/>
+              <w:left w:val="single" w:color="C4C7C5" w:sz="6" w:space="0"/>
+              <w:bottom w:val="single" w:color="C4C7C5" w:sz="6" w:space="0"/>
+              <w:right w:val="single" w:color="C4C7C5" w:sz="6" w:space="0"/>
             </w:tcBorders>
             <w:tcMar>
               <w:top w:w="120" w:type="dxa"/>
@@ -3963,10 +3971,10 @@
           <w:tcPr>
             <w:tcW w:w="0" w:type="auto"/>
             <w:tcBorders>
-              <w:top w:val="single" w:sz="6" w:space="0" w:color="C4C7C5"/>
-              <w:left w:val="single" w:sz="6" w:space="0" w:color="C4C7C5"/>
-              <w:bottom w:val="single" w:sz="6" w:space="0" w:color="C4C7C5"/>
-              <w:right w:val="single" w:sz="6" w:space="0" w:color="C4C7C5"/>
+              <w:top w:val="single" w:color="C4C7C5" w:sz="6" w:space="0"/>
+              <w:left w:val="single" w:color="C4C7C5" w:sz="6" w:space="0"/>
+              <w:bottom w:val="single" w:color="C4C7C5" w:sz="6" w:space="0"/>
+              <w:right w:val="single" w:color="C4C7C5" w:sz="6" w:space="0"/>
             </w:tcBorders>
             <w:tcMar>
               <w:top w:w="120" w:type="dxa"/>
@@ -4383,12 +4391,12 @@
         <w:tblW w:w="9249" w:type="dxa"/>
         <w:tblCellSpacing w:w="15" w:type="dxa"/>
         <w:tblBorders>
-          <w:top w:val="single" w:sz="4" w:space="0" w:color="auto"/>
-          <w:left w:val="single" w:sz="4" w:space="0" w:color="auto"/>
-          <w:bottom w:val="single" w:sz="4" w:space="0" w:color="auto"/>
-          <w:right w:val="single" w:sz="4" w:space="0" w:color="auto"/>
-          <w:insideH w:val="single" w:sz="4" w:space="0" w:color="auto"/>
-          <w:insideV w:val="single" w:sz="4" w:space="0" w:color="auto"/>
+          <w:top w:val="single" w:color="auto" w:sz="4" w:space="0"/>
+          <w:left w:val="single" w:color="auto" w:sz="4" w:space="0"/>
+          <w:bottom w:val="single" w:color="auto" w:sz="4" w:space="0"/>
+          <w:right w:val="single" w:color="auto" w:sz="4" w:space="0"/>
+          <w:insideH w:val="single" w:color="auto" w:sz="4" w:space="0"/>
+          <w:insideV w:val="single" w:color="auto" w:sz="4" w:space="0"/>
         </w:tblBorders>
         <w:tblCellMar>
           <w:top w:w="15" w:type="dxa"/>
@@ -6003,7 +6011,6 @@
               <w:ind w:left="720"/>
             </w:pPr>
             <w:r>
-              <w:lastRenderedPageBreak/>
               <w:t>9</w:t>
             </w:r>
           </w:p>
@@ -7392,10 +7399,10 @@
           <w:tcPr>
             <w:tcW w:w="0" w:type="auto"/>
             <w:tcBorders>
-              <w:top w:val="single" w:sz="6" w:space="0" w:color="C4C7C5"/>
-              <w:left w:val="single" w:sz="6" w:space="0" w:color="C4C7C5"/>
-              <w:bottom w:val="single" w:sz="6" w:space="0" w:color="C4C7C5"/>
-              <w:right w:val="single" w:sz="6" w:space="0" w:color="C4C7C5"/>
+              <w:top w:val="single" w:color="C4C7C5" w:sz="6" w:space="0"/>
+              <w:left w:val="single" w:color="C4C7C5" w:sz="6" w:space="0"/>
+              <w:bottom w:val="single" w:color="C4C7C5" w:sz="6" w:space="0"/>
+              <w:right w:val="single" w:color="C4C7C5" w:sz="6" w:space="0"/>
             </w:tcBorders>
             <w:tcMar>
               <w:top w:w="120" w:type="dxa"/>
@@ -7413,7 +7420,6 @@
                 <w:b/>
                 <w:bCs/>
               </w:rPr>
-              <w:lastRenderedPageBreak/>
               <w:t>Mã</w:t>
             </w:r>
             <w:proofErr w:type="spellEnd"/>
@@ -7455,10 +7461,10 @@
           <w:tcPr>
             <w:tcW w:w="0" w:type="auto"/>
             <w:tcBorders>
-              <w:top w:val="single" w:sz="6" w:space="0" w:color="C4C7C5"/>
-              <w:left w:val="single" w:sz="6" w:space="0" w:color="C4C7C5"/>
-              <w:bottom w:val="single" w:sz="6" w:space="0" w:color="C4C7C5"/>
-              <w:right w:val="single" w:sz="6" w:space="0" w:color="C4C7C5"/>
+              <w:top w:val="single" w:color="C4C7C5" w:sz="6" w:space="0"/>
+              <w:left w:val="single" w:color="C4C7C5" w:sz="6" w:space="0"/>
+              <w:bottom w:val="single" w:color="C4C7C5" w:sz="6" w:space="0"/>
+              <w:right w:val="single" w:color="C4C7C5" w:sz="6" w:space="0"/>
             </w:tcBorders>
             <w:tcMar>
               <w:top w:w="120" w:type="dxa"/>
@@ -7517,10 +7523,10 @@
           <w:tcPr>
             <w:tcW w:w="0" w:type="auto"/>
             <w:tcBorders>
-              <w:top w:val="single" w:sz="6" w:space="0" w:color="C4C7C5"/>
-              <w:left w:val="single" w:sz="6" w:space="0" w:color="C4C7C5"/>
-              <w:bottom w:val="single" w:sz="6" w:space="0" w:color="C4C7C5"/>
-              <w:right w:val="single" w:sz="6" w:space="0" w:color="C4C7C5"/>
+              <w:top w:val="single" w:color="C4C7C5" w:sz="6" w:space="0"/>
+              <w:left w:val="single" w:color="C4C7C5" w:sz="6" w:space="0"/>
+              <w:bottom w:val="single" w:color="C4C7C5" w:sz="6" w:space="0"/>
+              <w:right w:val="single" w:color="C4C7C5" w:sz="6" w:space="0"/>
             </w:tcBorders>
             <w:tcMar>
               <w:top w:w="120" w:type="dxa"/>
@@ -7579,10 +7585,10 @@
           <w:tcPr>
             <w:tcW w:w="0" w:type="auto"/>
             <w:tcBorders>
-              <w:top w:val="single" w:sz="6" w:space="0" w:color="C4C7C5"/>
-              <w:left w:val="single" w:sz="6" w:space="0" w:color="C4C7C5"/>
-              <w:bottom w:val="single" w:sz="6" w:space="0" w:color="C4C7C5"/>
-              <w:right w:val="single" w:sz="6" w:space="0" w:color="C4C7C5"/>
+              <w:top w:val="single" w:color="C4C7C5" w:sz="6" w:space="0"/>
+              <w:left w:val="single" w:color="C4C7C5" w:sz="6" w:space="0"/>
+              <w:bottom w:val="single" w:color="C4C7C5" w:sz="6" w:space="0"/>
+              <w:right w:val="single" w:color="C4C7C5" w:sz="6" w:space="0"/>
             </w:tcBorders>
             <w:tcMar>
               <w:top w:w="120" w:type="dxa"/>
@@ -7646,10 +7652,10 @@
           <w:tcPr>
             <w:tcW w:w="0" w:type="auto"/>
             <w:tcBorders>
-              <w:top w:val="single" w:sz="6" w:space="0" w:color="C4C7C5"/>
-              <w:left w:val="single" w:sz="6" w:space="0" w:color="C4C7C5"/>
-              <w:bottom w:val="single" w:sz="6" w:space="0" w:color="C4C7C5"/>
-              <w:right w:val="single" w:sz="6" w:space="0" w:color="C4C7C5"/>
+              <w:top w:val="single" w:color="C4C7C5" w:sz="6" w:space="0"/>
+              <w:left w:val="single" w:color="C4C7C5" w:sz="6" w:space="0"/>
+              <w:bottom w:val="single" w:color="C4C7C5" w:sz="6" w:space="0"/>
+              <w:right w:val="single" w:color="C4C7C5" w:sz="6" w:space="0"/>
             </w:tcBorders>
             <w:tcMar>
               <w:top w:w="120" w:type="dxa"/>
@@ -7674,10 +7680,10 @@
           <w:tcPr>
             <w:tcW w:w="0" w:type="auto"/>
             <w:tcBorders>
-              <w:top w:val="single" w:sz="6" w:space="0" w:color="C4C7C5"/>
-              <w:left w:val="single" w:sz="6" w:space="0" w:color="C4C7C5"/>
-              <w:bottom w:val="single" w:sz="6" w:space="0" w:color="C4C7C5"/>
-              <w:right w:val="single" w:sz="6" w:space="0" w:color="C4C7C5"/>
+              <w:top w:val="single" w:color="C4C7C5" w:sz="6" w:space="0"/>
+              <w:left w:val="single" w:color="C4C7C5" w:sz="6" w:space="0"/>
+              <w:bottom w:val="single" w:color="C4C7C5" w:sz="6" w:space="0"/>
+              <w:right w:val="single" w:color="C4C7C5" w:sz="6" w:space="0"/>
             </w:tcBorders>
             <w:tcMar>
               <w:top w:w="120" w:type="dxa"/>
@@ -7739,10 +7745,10 @@
           <w:tcPr>
             <w:tcW w:w="0" w:type="auto"/>
             <w:tcBorders>
-              <w:top w:val="single" w:sz="6" w:space="0" w:color="C4C7C5"/>
-              <w:left w:val="single" w:sz="6" w:space="0" w:color="C4C7C5"/>
-              <w:bottom w:val="single" w:sz="6" w:space="0" w:color="C4C7C5"/>
-              <w:right w:val="single" w:sz="6" w:space="0" w:color="C4C7C5"/>
+              <w:top w:val="single" w:color="C4C7C5" w:sz="6" w:space="0"/>
+              <w:left w:val="single" w:color="C4C7C5" w:sz="6" w:space="0"/>
+              <w:bottom w:val="single" w:color="C4C7C5" w:sz="6" w:space="0"/>
+              <w:right w:val="single" w:color="C4C7C5" w:sz="6" w:space="0"/>
             </w:tcBorders>
             <w:tcMar>
               <w:top w:w="120" w:type="dxa"/>
@@ -7841,10 +7847,10 @@
           <w:tcPr>
             <w:tcW w:w="0" w:type="auto"/>
             <w:tcBorders>
-              <w:top w:val="single" w:sz="6" w:space="0" w:color="C4C7C5"/>
-              <w:left w:val="single" w:sz="6" w:space="0" w:color="C4C7C5"/>
-              <w:bottom w:val="single" w:sz="6" w:space="0" w:color="C4C7C5"/>
-              <w:right w:val="single" w:sz="6" w:space="0" w:color="C4C7C5"/>
+              <w:top w:val="single" w:color="C4C7C5" w:sz="6" w:space="0"/>
+              <w:left w:val="single" w:color="C4C7C5" w:sz="6" w:space="0"/>
+              <w:bottom w:val="single" w:color="C4C7C5" w:sz="6" w:space="0"/>
+              <w:right w:val="single" w:color="C4C7C5" w:sz="6" w:space="0"/>
             </w:tcBorders>
             <w:tcMar>
               <w:top w:w="120" w:type="dxa"/>
@@ -7876,10 +7882,10 @@
           <w:tcPr>
             <w:tcW w:w="0" w:type="auto"/>
             <w:tcBorders>
-              <w:top w:val="single" w:sz="6" w:space="0" w:color="C4C7C5"/>
-              <w:left w:val="single" w:sz="6" w:space="0" w:color="C4C7C5"/>
-              <w:bottom w:val="single" w:sz="6" w:space="0" w:color="C4C7C5"/>
-              <w:right w:val="single" w:sz="6" w:space="0" w:color="C4C7C5"/>
+              <w:top w:val="single" w:color="C4C7C5" w:sz="6" w:space="0"/>
+              <w:left w:val="single" w:color="C4C7C5" w:sz="6" w:space="0"/>
+              <w:bottom w:val="single" w:color="C4C7C5" w:sz="6" w:space="0"/>
+              <w:right w:val="single" w:color="C4C7C5" w:sz="6" w:space="0"/>
             </w:tcBorders>
             <w:tcMar>
               <w:top w:w="120" w:type="dxa"/>
@@ -7904,10 +7910,10 @@
           <w:tcPr>
             <w:tcW w:w="0" w:type="auto"/>
             <w:tcBorders>
-              <w:top w:val="single" w:sz="6" w:space="0" w:color="C4C7C5"/>
-              <w:left w:val="single" w:sz="6" w:space="0" w:color="C4C7C5"/>
-              <w:bottom w:val="single" w:sz="6" w:space="0" w:color="C4C7C5"/>
-              <w:right w:val="single" w:sz="6" w:space="0" w:color="C4C7C5"/>
+              <w:top w:val="single" w:color="C4C7C5" w:sz="6" w:space="0"/>
+              <w:left w:val="single" w:color="C4C7C5" w:sz="6" w:space="0"/>
+              <w:bottom w:val="single" w:color="C4C7C5" w:sz="6" w:space="0"/>
+              <w:right w:val="single" w:color="C4C7C5" w:sz="6" w:space="0"/>
             </w:tcBorders>
             <w:tcMar>
               <w:top w:w="120" w:type="dxa"/>
@@ -7969,10 +7975,10 @@
           <w:tcPr>
             <w:tcW w:w="0" w:type="auto"/>
             <w:tcBorders>
-              <w:top w:val="single" w:sz="6" w:space="0" w:color="C4C7C5"/>
-              <w:left w:val="single" w:sz="6" w:space="0" w:color="C4C7C5"/>
-              <w:bottom w:val="single" w:sz="6" w:space="0" w:color="C4C7C5"/>
-              <w:right w:val="single" w:sz="6" w:space="0" w:color="C4C7C5"/>
+              <w:top w:val="single" w:color="C4C7C5" w:sz="6" w:space="0"/>
+              <w:left w:val="single" w:color="C4C7C5" w:sz="6" w:space="0"/>
+              <w:bottom w:val="single" w:color="C4C7C5" w:sz="6" w:space="0"/>
+              <w:right w:val="single" w:color="C4C7C5" w:sz="6" w:space="0"/>
             </w:tcBorders>
             <w:tcMar>
               <w:top w:w="120" w:type="dxa"/>
@@ -8119,10 +8125,10 @@
           <w:tcPr>
             <w:tcW w:w="0" w:type="auto"/>
             <w:tcBorders>
-              <w:top w:val="single" w:sz="6" w:space="0" w:color="C4C7C5"/>
-              <w:left w:val="single" w:sz="6" w:space="0" w:color="C4C7C5"/>
-              <w:bottom w:val="single" w:sz="6" w:space="0" w:color="C4C7C5"/>
-              <w:right w:val="single" w:sz="6" w:space="0" w:color="C4C7C5"/>
+              <w:top w:val="single" w:color="C4C7C5" w:sz="6" w:space="0"/>
+              <w:left w:val="single" w:color="C4C7C5" w:sz="6" w:space="0"/>
+              <w:bottom w:val="single" w:color="C4C7C5" w:sz="6" w:space="0"/>
+              <w:right w:val="single" w:color="C4C7C5" w:sz="6" w:space="0"/>
             </w:tcBorders>
             <w:tcMar>
               <w:top w:w="120" w:type="dxa"/>
@@ -8154,10 +8160,10 @@
           <w:tcPr>
             <w:tcW w:w="0" w:type="auto"/>
             <w:tcBorders>
-              <w:top w:val="single" w:sz="6" w:space="0" w:color="C4C7C5"/>
-              <w:left w:val="single" w:sz="6" w:space="0" w:color="C4C7C5"/>
-              <w:bottom w:val="single" w:sz="6" w:space="0" w:color="C4C7C5"/>
-              <w:right w:val="single" w:sz="6" w:space="0" w:color="C4C7C5"/>
+              <w:top w:val="single" w:color="C4C7C5" w:sz="6" w:space="0"/>
+              <w:left w:val="single" w:color="C4C7C5" w:sz="6" w:space="0"/>
+              <w:bottom w:val="single" w:color="C4C7C5" w:sz="6" w:space="0"/>
+              <w:right w:val="single" w:color="C4C7C5" w:sz="6" w:space="0"/>
             </w:tcBorders>
             <w:tcMar>
               <w:top w:w="120" w:type="dxa"/>
@@ -8182,10 +8188,10 @@
           <w:tcPr>
             <w:tcW w:w="0" w:type="auto"/>
             <w:tcBorders>
-              <w:top w:val="single" w:sz="6" w:space="0" w:color="C4C7C5"/>
-              <w:left w:val="single" w:sz="6" w:space="0" w:color="C4C7C5"/>
-              <w:bottom w:val="single" w:sz="6" w:space="0" w:color="C4C7C5"/>
-              <w:right w:val="single" w:sz="6" w:space="0" w:color="C4C7C5"/>
+              <w:top w:val="single" w:color="C4C7C5" w:sz="6" w:space="0"/>
+              <w:left w:val="single" w:color="C4C7C5" w:sz="6" w:space="0"/>
+              <w:bottom w:val="single" w:color="C4C7C5" w:sz="6" w:space="0"/>
+              <w:right w:val="single" w:color="C4C7C5" w:sz="6" w:space="0"/>
             </w:tcBorders>
             <w:tcMar>
               <w:top w:w="120" w:type="dxa"/>
@@ -8244,10 +8250,10 @@
           <w:tcPr>
             <w:tcW w:w="0" w:type="auto"/>
             <w:tcBorders>
-              <w:top w:val="single" w:sz="6" w:space="0" w:color="C4C7C5"/>
-              <w:left w:val="single" w:sz="6" w:space="0" w:color="C4C7C5"/>
-              <w:bottom w:val="single" w:sz="6" w:space="0" w:color="C4C7C5"/>
-              <w:right w:val="single" w:sz="6" w:space="0" w:color="C4C7C5"/>
+              <w:top w:val="single" w:color="C4C7C5" w:sz="6" w:space="0"/>
+              <w:left w:val="single" w:color="C4C7C5" w:sz="6" w:space="0"/>
+              <w:bottom w:val="single" w:color="C4C7C5" w:sz="6" w:space="0"/>
+              <w:right w:val="single" w:color="C4C7C5" w:sz="6" w:space="0"/>
             </w:tcBorders>
             <w:tcMar>
               <w:top w:w="120" w:type="dxa"/>
@@ -8354,10 +8360,10 @@
           <w:tcPr>
             <w:tcW w:w="0" w:type="auto"/>
             <w:tcBorders>
-              <w:top w:val="single" w:sz="6" w:space="0" w:color="C4C7C5"/>
-              <w:left w:val="single" w:sz="6" w:space="0" w:color="C4C7C5"/>
-              <w:bottom w:val="single" w:sz="6" w:space="0" w:color="C4C7C5"/>
-              <w:right w:val="single" w:sz="6" w:space="0" w:color="C4C7C5"/>
+              <w:top w:val="single" w:color="C4C7C5" w:sz="6" w:space="0"/>
+              <w:left w:val="single" w:color="C4C7C5" w:sz="6" w:space="0"/>
+              <w:bottom w:val="single" w:color="C4C7C5" w:sz="6" w:space="0"/>
+              <w:right w:val="single" w:color="C4C7C5" w:sz="6" w:space="0"/>
             </w:tcBorders>
             <w:tcMar>
               <w:top w:w="120" w:type="dxa"/>
@@ -8389,10 +8395,10 @@
           <w:tcPr>
             <w:tcW w:w="0" w:type="auto"/>
             <w:tcBorders>
-              <w:top w:val="single" w:sz="6" w:space="0" w:color="C4C7C5"/>
-              <w:left w:val="single" w:sz="6" w:space="0" w:color="C4C7C5"/>
-              <w:bottom w:val="single" w:sz="6" w:space="0" w:color="C4C7C5"/>
-              <w:right w:val="single" w:sz="6" w:space="0" w:color="C4C7C5"/>
+              <w:top w:val="single" w:color="C4C7C5" w:sz="6" w:space="0"/>
+              <w:left w:val="single" w:color="C4C7C5" w:sz="6" w:space="0"/>
+              <w:bottom w:val="single" w:color="C4C7C5" w:sz="6" w:space="0"/>
+              <w:right w:val="single" w:color="C4C7C5" w:sz="6" w:space="0"/>
             </w:tcBorders>
             <w:tcMar>
               <w:top w:w="120" w:type="dxa"/>
@@ -8417,10 +8423,10 @@
           <w:tcPr>
             <w:tcW w:w="0" w:type="auto"/>
             <w:tcBorders>
-              <w:top w:val="single" w:sz="6" w:space="0" w:color="C4C7C5"/>
-              <w:left w:val="single" w:sz="6" w:space="0" w:color="C4C7C5"/>
-              <w:bottom w:val="single" w:sz="6" w:space="0" w:color="C4C7C5"/>
-              <w:right w:val="single" w:sz="6" w:space="0" w:color="C4C7C5"/>
+              <w:top w:val="single" w:color="C4C7C5" w:sz="6" w:space="0"/>
+              <w:left w:val="single" w:color="C4C7C5" w:sz="6" w:space="0"/>
+              <w:bottom w:val="single" w:color="C4C7C5" w:sz="6" w:space="0"/>
+              <w:right w:val="single" w:color="C4C7C5" w:sz="6" w:space="0"/>
             </w:tcBorders>
             <w:tcMar>
               <w:top w:w="120" w:type="dxa"/>
@@ -8463,10 +8469,10 @@
           <w:tcPr>
             <w:tcW w:w="0" w:type="auto"/>
             <w:tcBorders>
-              <w:top w:val="single" w:sz="6" w:space="0" w:color="C4C7C5"/>
-              <w:left w:val="single" w:sz="6" w:space="0" w:color="C4C7C5"/>
-              <w:bottom w:val="single" w:sz="6" w:space="0" w:color="C4C7C5"/>
-              <w:right w:val="single" w:sz="6" w:space="0" w:color="C4C7C5"/>
+              <w:top w:val="single" w:color="C4C7C5" w:sz="6" w:space="0"/>
+              <w:left w:val="single" w:color="C4C7C5" w:sz="6" w:space="0"/>
+              <w:bottom w:val="single" w:color="C4C7C5" w:sz="6" w:space="0"/>
+              <w:right w:val="single" w:color="C4C7C5" w:sz="6" w:space="0"/>
             </w:tcBorders>
             <w:tcMar>
               <w:top w:w="120" w:type="dxa"/>
@@ -8565,10 +8571,10 @@
           <w:tcPr>
             <w:tcW w:w="0" w:type="auto"/>
             <w:tcBorders>
-              <w:top w:val="single" w:sz="6" w:space="0" w:color="C4C7C5"/>
-              <w:left w:val="single" w:sz="6" w:space="0" w:color="C4C7C5"/>
-              <w:bottom w:val="single" w:sz="6" w:space="0" w:color="C4C7C5"/>
-              <w:right w:val="single" w:sz="6" w:space="0" w:color="C4C7C5"/>
+              <w:top w:val="single" w:color="C4C7C5" w:sz="6" w:space="0"/>
+              <w:left w:val="single" w:color="C4C7C5" w:sz="6" w:space="0"/>
+              <w:bottom w:val="single" w:color="C4C7C5" w:sz="6" w:space="0"/>
+              <w:right w:val="single" w:color="C4C7C5" w:sz="6" w:space="0"/>
             </w:tcBorders>
             <w:tcMar>
               <w:top w:w="120" w:type="dxa"/>
@@ -8600,10 +8606,10 @@
           <w:tcPr>
             <w:tcW w:w="0" w:type="auto"/>
             <w:tcBorders>
-              <w:top w:val="single" w:sz="6" w:space="0" w:color="C4C7C5"/>
-              <w:left w:val="single" w:sz="6" w:space="0" w:color="C4C7C5"/>
-              <w:bottom w:val="single" w:sz="6" w:space="0" w:color="C4C7C5"/>
-              <w:right w:val="single" w:sz="6" w:space="0" w:color="C4C7C5"/>
+              <w:top w:val="single" w:color="C4C7C5" w:sz="6" w:space="0"/>
+              <w:left w:val="single" w:color="C4C7C5" w:sz="6" w:space="0"/>
+              <w:bottom w:val="single" w:color="C4C7C5" w:sz="6" w:space="0"/>
+              <w:right w:val="single" w:color="C4C7C5" w:sz="6" w:space="0"/>
             </w:tcBorders>
             <w:tcMar>
               <w:top w:w="120" w:type="dxa"/>
@@ -8628,10 +8634,10 @@
           <w:tcPr>
             <w:tcW w:w="0" w:type="auto"/>
             <w:tcBorders>
-              <w:top w:val="single" w:sz="6" w:space="0" w:color="C4C7C5"/>
-              <w:left w:val="single" w:sz="6" w:space="0" w:color="C4C7C5"/>
-              <w:bottom w:val="single" w:sz="6" w:space="0" w:color="C4C7C5"/>
-              <w:right w:val="single" w:sz="6" w:space="0" w:color="C4C7C5"/>
+              <w:top w:val="single" w:color="C4C7C5" w:sz="6" w:space="0"/>
+              <w:left w:val="single" w:color="C4C7C5" w:sz="6" w:space="0"/>
+              <w:bottom w:val="single" w:color="C4C7C5" w:sz="6" w:space="0"/>
+              <w:right w:val="single" w:color="C4C7C5" w:sz="6" w:space="0"/>
             </w:tcBorders>
             <w:tcMar>
               <w:top w:w="120" w:type="dxa"/>
@@ -8666,10 +8672,10 @@
           <w:tcPr>
             <w:tcW w:w="0" w:type="auto"/>
             <w:tcBorders>
-              <w:top w:val="single" w:sz="6" w:space="0" w:color="C4C7C5"/>
-              <w:left w:val="single" w:sz="6" w:space="0" w:color="C4C7C5"/>
-              <w:bottom w:val="single" w:sz="6" w:space="0" w:color="C4C7C5"/>
-              <w:right w:val="single" w:sz="6" w:space="0" w:color="C4C7C5"/>
+              <w:top w:val="single" w:color="C4C7C5" w:sz="6" w:space="0"/>
+              <w:left w:val="single" w:color="C4C7C5" w:sz="6" w:space="0"/>
+              <w:bottom w:val="single" w:color="C4C7C5" w:sz="6" w:space="0"/>
+              <w:right w:val="single" w:color="C4C7C5" w:sz="6" w:space="0"/>
             </w:tcBorders>
             <w:tcMar>
               <w:top w:w="120" w:type="dxa"/>
@@ -8747,10 +8753,10 @@
           <w:tcPr>
             <w:tcW w:w="0" w:type="auto"/>
             <w:tcBorders>
-              <w:top w:val="single" w:sz="6" w:space="0" w:color="C4C7C5"/>
-              <w:left w:val="single" w:sz="6" w:space="0" w:color="C4C7C5"/>
-              <w:bottom w:val="single" w:sz="6" w:space="0" w:color="C4C7C5"/>
-              <w:right w:val="single" w:sz="6" w:space="0" w:color="C4C7C5"/>
+              <w:top w:val="single" w:color="C4C7C5" w:sz="6" w:space="0"/>
+              <w:left w:val="single" w:color="C4C7C5" w:sz="6" w:space="0"/>
+              <w:bottom w:val="single" w:color="C4C7C5" w:sz="6" w:space="0"/>
+              <w:right w:val="single" w:color="C4C7C5" w:sz="6" w:space="0"/>
             </w:tcBorders>
             <w:tcMar>
               <w:top w:w="120" w:type="dxa"/>
@@ -8777,10 +8783,10 @@
           <w:tcPr>
             <w:tcW w:w="0" w:type="auto"/>
             <w:tcBorders>
-              <w:top w:val="single" w:sz="6" w:space="0" w:color="C4C7C5"/>
-              <w:left w:val="single" w:sz="6" w:space="0" w:color="C4C7C5"/>
-              <w:bottom w:val="single" w:sz="6" w:space="0" w:color="C4C7C5"/>
-              <w:right w:val="single" w:sz="6" w:space="0" w:color="C4C7C5"/>
+              <w:top w:val="single" w:color="C4C7C5" w:sz="6" w:space="0"/>
+              <w:left w:val="single" w:color="C4C7C5" w:sz="6" w:space="0"/>
+              <w:bottom w:val="single" w:color="C4C7C5" w:sz="6" w:space="0"/>
+              <w:right w:val="single" w:color="C4C7C5" w:sz="6" w:space="0"/>
             </w:tcBorders>
             <w:tcMar>
               <w:top w:w="120" w:type="dxa"/>
@@ -8805,10 +8811,10 @@
           <w:tcPr>
             <w:tcW w:w="0" w:type="auto"/>
             <w:tcBorders>
-              <w:top w:val="single" w:sz="6" w:space="0" w:color="C4C7C5"/>
-              <w:left w:val="single" w:sz="6" w:space="0" w:color="C4C7C5"/>
-              <w:bottom w:val="single" w:sz="6" w:space="0" w:color="C4C7C5"/>
-              <w:right w:val="single" w:sz="6" w:space="0" w:color="C4C7C5"/>
+              <w:top w:val="single" w:color="C4C7C5" w:sz="6" w:space="0"/>
+              <w:left w:val="single" w:color="C4C7C5" w:sz="6" w:space="0"/>
+              <w:bottom w:val="single" w:color="C4C7C5" w:sz="6" w:space="0"/>
+              <w:right w:val="single" w:color="C4C7C5" w:sz="6" w:space="0"/>
             </w:tcBorders>
             <w:tcMar>
               <w:top w:w="120" w:type="dxa"/>
@@ -8854,10 +8860,10 @@
           <w:tcPr>
             <w:tcW w:w="0" w:type="auto"/>
             <w:tcBorders>
-              <w:top w:val="single" w:sz="6" w:space="0" w:color="C4C7C5"/>
-              <w:left w:val="single" w:sz="6" w:space="0" w:color="C4C7C5"/>
-              <w:bottom w:val="single" w:sz="6" w:space="0" w:color="C4C7C5"/>
-              <w:right w:val="single" w:sz="6" w:space="0" w:color="C4C7C5"/>
+              <w:top w:val="single" w:color="C4C7C5" w:sz="6" w:space="0"/>
+              <w:left w:val="single" w:color="C4C7C5" w:sz="6" w:space="0"/>
+              <w:bottom w:val="single" w:color="C4C7C5" w:sz="6" w:space="0"/>
+              <w:right w:val="single" w:color="C4C7C5" w:sz="6" w:space="0"/>
             </w:tcBorders>
             <w:tcMar>
               <w:top w:w="120" w:type="dxa"/>
@@ -8956,10 +8962,10 @@
           <w:tcPr>
             <w:tcW w:w="0" w:type="auto"/>
             <w:tcBorders>
-              <w:top w:val="single" w:sz="6" w:space="0" w:color="C4C7C5"/>
-              <w:left w:val="single" w:sz="6" w:space="0" w:color="C4C7C5"/>
-              <w:bottom w:val="single" w:sz="6" w:space="0" w:color="C4C7C5"/>
-              <w:right w:val="single" w:sz="6" w:space="0" w:color="C4C7C5"/>
+              <w:top w:val="single" w:color="C4C7C5" w:sz="6" w:space="0"/>
+              <w:left w:val="single" w:color="C4C7C5" w:sz="6" w:space="0"/>
+              <w:bottom w:val="single" w:color="C4C7C5" w:sz="6" w:space="0"/>
+              <w:right w:val="single" w:color="C4C7C5" w:sz="6" w:space="0"/>
             </w:tcBorders>
             <w:tcMar>
               <w:top w:w="120" w:type="dxa"/>
@@ -8991,10 +8997,10 @@
           <w:tcPr>
             <w:tcW w:w="0" w:type="auto"/>
             <w:tcBorders>
-              <w:top w:val="single" w:sz="6" w:space="0" w:color="C4C7C5"/>
-              <w:left w:val="single" w:sz="6" w:space="0" w:color="C4C7C5"/>
-              <w:bottom w:val="single" w:sz="6" w:space="0" w:color="C4C7C5"/>
-              <w:right w:val="single" w:sz="6" w:space="0" w:color="C4C7C5"/>
+              <w:top w:val="single" w:color="C4C7C5" w:sz="6" w:space="0"/>
+              <w:left w:val="single" w:color="C4C7C5" w:sz="6" w:space="0"/>
+              <w:bottom w:val="single" w:color="C4C7C5" w:sz="6" w:space="0"/>
+              <w:right w:val="single" w:color="C4C7C5" w:sz="6" w:space="0"/>
             </w:tcBorders>
             <w:tcMar>
               <w:top w:w="120" w:type="dxa"/>
@@ -9019,10 +9025,10 @@
           <w:tcPr>
             <w:tcW w:w="0" w:type="auto"/>
             <w:tcBorders>
-              <w:top w:val="single" w:sz="6" w:space="0" w:color="C4C7C5"/>
-              <w:left w:val="single" w:sz="6" w:space="0" w:color="C4C7C5"/>
-              <w:bottom w:val="single" w:sz="6" w:space="0" w:color="C4C7C5"/>
-              <w:right w:val="single" w:sz="6" w:space="0" w:color="C4C7C5"/>
+              <w:top w:val="single" w:color="C4C7C5" w:sz="6" w:space="0"/>
+              <w:left w:val="single" w:color="C4C7C5" w:sz="6" w:space="0"/>
+              <w:bottom w:val="single" w:color="C4C7C5" w:sz="6" w:space="0"/>
+              <w:right w:val="single" w:color="C4C7C5" w:sz="6" w:space="0"/>
             </w:tcBorders>
             <w:tcMar>
               <w:top w:w="120" w:type="dxa"/>
@@ -9089,10 +9095,10 @@
           <w:tcPr>
             <w:tcW w:w="0" w:type="auto"/>
             <w:tcBorders>
-              <w:top w:val="single" w:sz="6" w:space="0" w:color="C4C7C5"/>
-              <w:left w:val="single" w:sz="6" w:space="0" w:color="C4C7C5"/>
-              <w:bottom w:val="single" w:sz="6" w:space="0" w:color="C4C7C5"/>
-              <w:right w:val="single" w:sz="6" w:space="0" w:color="C4C7C5"/>
+              <w:top w:val="single" w:color="C4C7C5" w:sz="6" w:space="0"/>
+              <w:left w:val="single" w:color="C4C7C5" w:sz="6" w:space="0"/>
+              <w:bottom w:val="single" w:color="C4C7C5" w:sz="6" w:space="0"/>
+              <w:right w:val="single" w:color="C4C7C5" w:sz="6" w:space="0"/>
             </w:tcBorders>
             <w:tcMar>
               <w:top w:w="120" w:type="dxa"/>
@@ -9255,10 +9261,10 @@
           <w:tcPr>
             <w:tcW w:w="0" w:type="auto"/>
             <w:tcBorders>
-              <w:top w:val="single" w:sz="6" w:space="0" w:color="C4C7C5"/>
-              <w:left w:val="single" w:sz="6" w:space="0" w:color="C4C7C5"/>
-              <w:bottom w:val="single" w:sz="6" w:space="0" w:color="C4C7C5"/>
-              <w:right w:val="single" w:sz="6" w:space="0" w:color="C4C7C5"/>
+              <w:top w:val="single" w:color="C4C7C5" w:sz="6" w:space="0"/>
+              <w:left w:val="single" w:color="C4C7C5" w:sz="6" w:space="0"/>
+              <w:bottom w:val="single" w:color="C4C7C5" w:sz="6" w:space="0"/>
+              <w:right w:val="single" w:color="C4C7C5" w:sz="6" w:space="0"/>
             </w:tcBorders>
             <w:tcMar>
               <w:top w:w="120" w:type="dxa"/>
@@ -9314,10 +9320,10 @@
           <w:tcPr>
             <w:tcW w:w="0" w:type="auto"/>
             <w:tcBorders>
-              <w:top w:val="single" w:sz="6" w:space="0" w:color="C4C7C5"/>
-              <w:left w:val="single" w:sz="6" w:space="0" w:color="C4C7C5"/>
-              <w:bottom w:val="single" w:sz="6" w:space="0" w:color="C4C7C5"/>
-              <w:right w:val="single" w:sz="6" w:space="0" w:color="C4C7C5"/>
+              <w:top w:val="single" w:color="C4C7C5" w:sz="6" w:space="0"/>
+              <w:left w:val="single" w:color="C4C7C5" w:sz="6" w:space="0"/>
+              <w:bottom w:val="single" w:color="C4C7C5" w:sz="6" w:space="0"/>
+              <w:right w:val="single" w:color="C4C7C5" w:sz="6" w:space="0"/>
             </w:tcBorders>
             <w:tcMar>
               <w:top w:w="120" w:type="dxa"/>
@@ -9342,10 +9348,10 @@
           <w:tcPr>
             <w:tcW w:w="0" w:type="auto"/>
             <w:tcBorders>
-              <w:top w:val="single" w:sz="6" w:space="0" w:color="C4C7C5"/>
-              <w:left w:val="single" w:sz="6" w:space="0" w:color="C4C7C5"/>
-              <w:bottom w:val="single" w:sz="6" w:space="0" w:color="C4C7C5"/>
-              <w:right w:val="single" w:sz="6" w:space="0" w:color="C4C7C5"/>
+              <w:top w:val="single" w:color="C4C7C5" w:sz="6" w:space="0"/>
+              <w:left w:val="single" w:color="C4C7C5" w:sz="6" w:space="0"/>
+              <w:bottom w:val="single" w:color="C4C7C5" w:sz="6" w:space="0"/>
+              <w:right w:val="single" w:color="C4C7C5" w:sz="6" w:space="0"/>
             </w:tcBorders>
             <w:tcMar>
               <w:top w:w="120" w:type="dxa"/>
@@ -9391,10 +9397,10 @@
           <w:tcPr>
             <w:tcW w:w="0" w:type="auto"/>
             <w:tcBorders>
-              <w:top w:val="single" w:sz="6" w:space="0" w:color="C4C7C5"/>
-              <w:left w:val="single" w:sz="6" w:space="0" w:color="C4C7C5"/>
-              <w:bottom w:val="single" w:sz="6" w:space="0" w:color="C4C7C5"/>
-              <w:right w:val="single" w:sz="6" w:space="0" w:color="C4C7C5"/>
+              <w:top w:val="single" w:color="C4C7C5" w:sz="6" w:space="0"/>
+              <w:left w:val="single" w:color="C4C7C5" w:sz="6" w:space="0"/>
+              <w:bottom w:val="single" w:color="C4C7C5" w:sz="6" w:space="0"/>
+              <w:right w:val="single" w:color="C4C7C5" w:sz="6" w:space="0"/>
             </w:tcBorders>
             <w:tcMar>
               <w:top w:w="120" w:type="dxa"/>
@@ -9509,10 +9515,10 @@
           <w:tcPr>
             <w:tcW w:w="0" w:type="auto"/>
             <w:tcBorders>
-              <w:top w:val="single" w:sz="6" w:space="0" w:color="C4C7C5"/>
-              <w:left w:val="single" w:sz="6" w:space="0" w:color="C4C7C5"/>
-              <w:bottom w:val="single" w:sz="6" w:space="0" w:color="C4C7C5"/>
-              <w:right w:val="single" w:sz="6" w:space="0" w:color="C4C7C5"/>
+              <w:top w:val="single" w:color="C4C7C5" w:sz="6" w:space="0"/>
+              <w:left w:val="single" w:color="C4C7C5" w:sz="6" w:space="0"/>
+              <w:bottom w:val="single" w:color="C4C7C5" w:sz="6" w:space="0"/>
+              <w:right w:val="single" w:color="C4C7C5" w:sz="6" w:space="0"/>
             </w:tcBorders>
             <w:tcMar>
               <w:top w:w="120" w:type="dxa"/>
@@ -9544,10 +9550,10 @@
           <w:tcPr>
             <w:tcW w:w="0" w:type="auto"/>
             <w:tcBorders>
-              <w:top w:val="single" w:sz="6" w:space="0" w:color="C4C7C5"/>
-              <w:left w:val="single" w:sz="6" w:space="0" w:color="C4C7C5"/>
-              <w:bottom w:val="single" w:sz="6" w:space="0" w:color="C4C7C5"/>
-              <w:right w:val="single" w:sz="6" w:space="0" w:color="C4C7C5"/>
+              <w:top w:val="single" w:color="C4C7C5" w:sz="6" w:space="0"/>
+              <w:left w:val="single" w:color="C4C7C5" w:sz="6" w:space="0"/>
+              <w:bottom w:val="single" w:color="C4C7C5" w:sz="6" w:space="0"/>
+              <w:right w:val="single" w:color="C4C7C5" w:sz="6" w:space="0"/>
             </w:tcBorders>
             <w:tcMar>
               <w:top w:w="120" w:type="dxa"/>
@@ -9564,7 +9570,6 @@
                 <w:b/>
                 <w:bCs/>
               </w:rPr>
-              <w:lastRenderedPageBreak/>
               <w:t>BR09</w:t>
             </w:r>
           </w:p>
@@ -9573,10 +9578,10 @@
           <w:tcPr>
             <w:tcW w:w="0" w:type="auto"/>
             <w:tcBorders>
-              <w:top w:val="single" w:sz="6" w:space="0" w:color="C4C7C5"/>
-              <w:left w:val="single" w:sz="6" w:space="0" w:color="C4C7C5"/>
-              <w:bottom w:val="single" w:sz="6" w:space="0" w:color="C4C7C5"/>
-              <w:right w:val="single" w:sz="6" w:space="0" w:color="C4C7C5"/>
+              <w:top w:val="single" w:color="C4C7C5" w:sz="6" w:space="0"/>
+              <w:left w:val="single" w:color="C4C7C5" w:sz="6" w:space="0"/>
+              <w:bottom w:val="single" w:color="C4C7C5" w:sz="6" w:space="0"/>
+              <w:right w:val="single" w:color="C4C7C5" w:sz="6" w:space="0"/>
             </w:tcBorders>
             <w:tcMar>
               <w:top w:w="120" w:type="dxa"/>
@@ -9619,10 +9624,10 @@
           <w:tcPr>
             <w:tcW w:w="0" w:type="auto"/>
             <w:tcBorders>
-              <w:top w:val="single" w:sz="6" w:space="0" w:color="C4C7C5"/>
-              <w:left w:val="single" w:sz="6" w:space="0" w:color="C4C7C5"/>
-              <w:bottom w:val="single" w:sz="6" w:space="0" w:color="C4C7C5"/>
-              <w:right w:val="single" w:sz="6" w:space="0" w:color="C4C7C5"/>
+              <w:top w:val="single" w:color="C4C7C5" w:sz="6" w:space="0"/>
+              <w:left w:val="single" w:color="C4C7C5" w:sz="6" w:space="0"/>
+              <w:bottom w:val="single" w:color="C4C7C5" w:sz="6" w:space="0"/>
+              <w:right w:val="single" w:color="C4C7C5" w:sz="6" w:space="0"/>
             </w:tcBorders>
             <w:tcMar>
               <w:top w:w="120" w:type="dxa"/>
@@ -9729,10 +9734,10 @@
           <w:tcPr>
             <w:tcW w:w="0" w:type="auto"/>
             <w:tcBorders>
-              <w:top w:val="single" w:sz="6" w:space="0" w:color="C4C7C5"/>
-              <w:left w:val="single" w:sz="6" w:space="0" w:color="C4C7C5"/>
-              <w:bottom w:val="single" w:sz="6" w:space="0" w:color="C4C7C5"/>
-              <w:right w:val="single" w:sz="6" w:space="0" w:color="C4C7C5"/>
+              <w:top w:val="single" w:color="C4C7C5" w:sz="6" w:space="0"/>
+              <w:left w:val="single" w:color="C4C7C5" w:sz="6" w:space="0"/>
+              <w:bottom w:val="single" w:color="C4C7C5" w:sz="6" w:space="0"/>
+              <w:right w:val="single" w:color="C4C7C5" w:sz="6" w:space="0"/>
             </w:tcBorders>
             <w:tcMar>
               <w:top w:w="120" w:type="dxa"/>
@@ -9764,10 +9769,10 @@
           <w:tcPr>
             <w:tcW w:w="0" w:type="auto"/>
             <w:tcBorders>
-              <w:top w:val="single" w:sz="6" w:space="0" w:color="C4C7C5"/>
-              <w:left w:val="single" w:sz="6" w:space="0" w:color="C4C7C5"/>
-              <w:bottom w:val="single" w:sz="6" w:space="0" w:color="C4C7C5"/>
-              <w:right w:val="single" w:sz="6" w:space="0" w:color="C4C7C5"/>
+              <w:top w:val="single" w:color="C4C7C5" w:sz="6" w:space="0"/>
+              <w:left w:val="single" w:color="C4C7C5" w:sz="6" w:space="0"/>
+              <w:bottom w:val="single" w:color="C4C7C5" w:sz="6" w:space="0"/>
+              <w:right w:val="single" w:color="C4C7C5" w:sz="6" w:space="0"/>
             </w:tcBorders>
             <w:tcMar>
               <w:top w:w="120" w:type="dxa"/>
@@ -9792,10 +9797,10 @@
           <w:tcPr>
             <w:tcW w:w="0" w:type="auto"/>
             <w:tcBorders>
-              <w:top w:val="single" w:sz="6" w:space="0" w:color="C4C7C5"/>
-              <w:left w:val="single" w:sz="6" w:space="0" w:color="C4C7C5"/>
-              <w:bottom w:val="single" w:sz="6" w:space="0" w:color="C4C7C5"/>
-              <w:right w:val="single" w:sz="6" w:space="0" w:color="C4C7C5"/>
+              <w:top w:val="single" w:color="C4C7C5" w:sz="6" w:space="0"/>
+              <w:left w:val="single" w:color="C4C7C5" w:sz="6" w:space="0"/>
+              <w:bottom w:val="single" w:color="C4C7C5" w:sz="6" w:space="0"/>
+              <w:right w:val="single" w:color="C4C7C5" w:sz="6" w:space="0"/>
             </w:tcBorders>
             <w:tcMar>
               <w:top w:w="120" w:type="dxa"/>
@@ -9838,10 +9843,10 @@
           <w:tcPr>
             <w:tcW w:w="0" w:type="auto"/>
             <w:tcBorders>
-              <w:top w:val="single" w:sz="6" w:space="0" w:color="C4C7C5"/>
-              <w:left w:val="single" w:sz="6" w:space="0" w:color="C4C7C5"/>
-              <w:bottom w:val="single" w:sz="6" w:space="0" w:color="C4C7C5"/>
-              <w:right w:val="single" w:sz="6" w:space="0" w:color="C4C7C5"/>
+              <w:top w:val="single" w:color="C4C7C5" w:sz="6" w:space="0"/>
+              <w:left w:val="single" w:color="C4C7C5" w:sz="6" w:space="0"/>
+              <w:bottom w:val="single" w:color="C4C7C5" w:sz="6" w:space="0"/>
+              <w:right w:val="single" w:color="C4C7C5" w:sz="6" w:space="0"/>
             </w:tcBorders>
             <w:tcMar>
               <w:top w:w="120" w:type="dxa"/>
@@ -9972,10 +9977,10 @@
           <w:tcPr>
             <w:tcW w:w="0" w:type="auto"/>
             <w:tcBorders>
-              <w:top w:val="single" w:sz="6" w:space="0" w:color="C4C7C5"/>
-              <w:left w:val="single" w:sz="6" w:space="0" w:color="C4C7C5"/>
-              <w:bottom w:val="single" w:sz="6" w:space="0" w:color="C4C7C5"/>
-              <w:right w:val="single" w:sz="6" w:space="0" w:color="C4C7C5"/>
+              <w:top w:val="single" w:color="C4C7C5" w:sz="6" w:space="0"/>
+              <w:left w:val="single" w:color="C4C7C5" w:sz="6" w:space="0"/>
+              <w:bottom w:val="single" w:color="C4C7C5" w:sz="6" w:space="0"/>
+              <w:right w:val="single" w:color="C4C7C5" w:sz="6" w:space="0"/>
             </w:tcBorders>
             <w:tcMar>
               <w:top w:w="120" w:type="dxa"/>
@@ -10006,10 +10011,10 @@
           <w:tcPr>
             <w:tcW w:w="0" w:type="auto"/>
             <w:tcBorders>
-              <w:top w:val="single" w:sz="6" w:space="0" w:color="C4C7C5"/>
-              <w:left w:val="single" w:sz="6" w:space="0" w:color="C4C7C5"/>
-              <w:bottom w:val="single" w:sz="6" w:space="0" w:color="C4C7C5"/>
-              <w:right w:val="single" w:sz="6" w:space="0" w:color="C4C7C5"/>
+              <w:top w:val="single" w:color="C4C7C5" w:sz="6" w:space="0"/>
+              <w:left w:val="single" w:color="C4C7C5" w:sz="6" w:space="0"/>
+              <w:bottom w:val="single" w:color="C4C7C5" w:sz="6" w:space="0"/>
+              <w:right w:val="single" w:color="C4C7C5" w:sz="6" w:space="0"/>
             </w:tcBorders>
             <w:tcMar>
               <w:top w:w="120" w:type="dxa"/>
@@ -10034,10 +10039,10 @@
           <w:tcPr>
             <w:tcW w:w="0" w:type="auto"/>
             <w:tcBorders>
-              <w:top w:val="single" w:sz="6" w:space="0" w:color="C4C7C5"/>
-              <w:left w:val="single" w:sz="6" w:space="0" w:color="C4C7C5"/>
-              <w:bottom w:val="single" w:sz="6" w:space="0" w:color="C4C7C5"/>
-              <w:right w:val="single" w:sz="6" w:space="0" w:color="C4C7C5"/>
+              <w:top w:val="single" w:color="C4C7C5" w:sz="6" w:space="0"/>
+              <w:left w:val="single" w:color="C4C7C5" w:sz="6" w:space="0"/>
+              <w:bottom w:val="single" w:color="C4C7C5" w:sz="6" w:space="0"/>
+              <w:right w:val="single" w:color="C4C7C5" w:sz="6" w:space="0"/>
             </w:tcBorders>
             <w:tcMar>
               <w:top w:w="120" w:type="dxa"/>
@@ -10084,10 +10089,10 @@
           <w:tcPr>
             <w:tcW w:w="0" w:type="auto"/>
             <w:tcBorders>
-              <w:top w:val="single" w:sz="6" w:space="0" w:color="C4C7C5"/>
-              <w:left w:val="single" w:sz="6" w:space="0" w:color="C4C7C5"/>
-              <w:bottom w:val="single" w:sz="6" w:space="0" w:color="C4C7C5"/>
-              <w:right w:val="single" w:sz="6" w:space="0" w:color="C4C7C5"/>
+              <w:top w:val="single" w:color="C4C7C5" w:sz="6" w:space="0"/>
+              <w:left w:val="single" w:color="C4C7C5" w:sz="6" w:space="0"/>
+              <w:bottom w:val="single" w:color="C4C7C5" w:sz="6" w:space="0"/>
+              <w:right w:val="single" w:color="C4C7C5" w:sz="6" w:space="0"/>
             </w:tcBorders>
             <w:tcMar>
               <w:top w:w="120" w:type="dxa"/>
@@ -10265,10 +10270,10 @@
           <w:tcPr>
             <w:tcW w:w="0" w:type="auto"/>
             <w:tcBorders>
-              <w:top w:val="single" w:sz="6" w:space="0" w:color="C4C7C5"/>
-              <w:left w:val="single" w:sz="6" w:space="0" w:color="C4C7C5"/>
-              <w:bottom w:val="single" w:sz="6" w:space="0" w:color="C4C7C5"/>
-              <w:right w:val="single" w:sz="6" w:space="0" w:color="C4C7C5"/>
+              <w:top w:val="single" w:color="C4C7C5" w:sz="6" w:space="0"/>
+              <w:left w:val="single" w:color="C4C7C5" w:sz="6" w:space="0"/>
+              <w:bottom w:val="single" w:color="C4C7C5" w:sz="6" w:space="0"/>
+              <w:right w:val="single" w:color="C4C7C5" w:sz="6" w:space="0"/>
             </w:tcBorders>
             <w:tcMar>
               <w:top w:w="120" w:type="dxa"/>
@@ -10299,10 +10304,10 @@
           <w:tcPr>
             <w:tcW w:w="0" w:type="auto"/>
             <w:tcBorders>
-              <w:top w:val="single" w:sz="6" w:space="0" w:color="C4C7C5"/>
-              <w:left w:val="single" w:sz="6" w:space="0" w:color="C4C7C5"/>
-              <w:bottom w:val="single" w:sz="6" w:space="0" w:color="C4C7C5"/>
-              <w:right w:val="single" w:sz="6" w:space="0" w:color="C4C7C5"/>
+              <w:top w:val="single" w:color="C4C7C5" w:sz="6" w:space="0"/>
+              <w:left w:val="single" w:color="C4C7C5" w:sz="6" w:space="0"/>
+              <w:bottom w:val="single" w:color="C4C7C5" w:sz="6" w:space="0"/>
+              <w:right w:val="single" w:color="C4C7C5" w:sz="6" w:space="0"/>
             </w:tcBorders>
             <w:tcMar>
               <w:top w:w="120" w:type="dxa"/>
@@ -10327,10 +10332,10 @@
           <w:tcPr>
             <w:tcW w:w="0" w:type="auto"/>
             <w:tcBorders>
-              <w:top w:val="single" w:sz="6" w:space="0" w:color="C4C7C5"/>
-              <w:left w:val="single" w:sz="6" w:space="0" w:color="C4C7C5"/>
-              <w:bottom w:val="single" w:sz="6" w:space="0" w:color="C4C7C5"/>
-              <w:right w:val="single" w:sz="6" w:space="0" w:color="C4C7C5"/>
+              <w:top w:val="single" w:color="C4C7C5" w:sz="6" w:space="0"/>
+              <w:left w:val="single" w:color="C4C7C5" w:sz="6" w:space="0"/>
+              <w:bottom w:val="single" w:color="C4C7C5" w:sz="6" w:space="0"/>
+              <w:right w:val="single" w:color="C4C7C5" w:sz="6" w:space="0"/>
             </w:tcBorders>
             <w:tcMar>
               <w:top w:w="120" w:type="dxa"/>
@@ -10396,10 +10401,10 @@
           <w:tcPr>
             <w:tcW w:w="0" w:type="auto"/>
             <w:tcBorders>
-              <w:top w:val="single" w:sz="6" w:space="0" w:color="C4C7C5"/>
-              <w:left w:val="single" w:sz="6" w:space="0" w:color="C4C7C5"/>
-              <w:bottom w:val="single" w:sz="6" w:space="0" w:color="C4C7C5"/>
-              <w:right w:val="single" w:sz="6" w:space="0" w:color="C4C7C5"/>
+              <w:top w:val="single" w:color="C4C7C5" w:sz="6" w:space="0"/>
+              <w:left w:val="single" w:color="C4C7C5" w:sz="6" w:space="0"/>
+              <w:bottom w:val="single" w:color="C4C7C5" w:sz="6" w:space="0"/>
+              <w:right w:val="single" w:color="C4C7C5" w:sz="6" w:space="0"/>
             </w:tcBorders>
             <w:tcMar>
               <w:top w:w="120" w:type="dxa"/>
@@ -10689,10 +10694,10 @@
           <w:tcPr>
             <w:tcW w:w="0" w:type="auto"/>
             <w:tcBorders>
-              <w:top w:val="single" w:sz="6" w:space="0" w:color="C4C7C5"/>
-              <w:left w:val="single" w:sz="6" w:space="0" w:color="C4C7C5"/>
-              <w:bottom w:val="single" w:sz="6" w:space="0" w:color="C4C7C5"/>
-              <w:right w:val="single" w:sz="6" w:space="0" w:color="C4C7C5"/>
+              <w:top w:val="single" w:color="C4C7C5" w:sz="6" w:space="0"/>
+              <w:left w:val="single" w:color="C4C7C5" w:sz="6" w:space="0"/>
+              <w:bottom w:val="single" w:color="C4C7C5" w:sz="6" w:space="0"/>
+              <w:right w:val="single" w:color="C4C7C5" w:sz="6" w:space="0"/>
             </w:tcBorders>
             <w:tcMar>
               <w:top w:w="120" w:type="dxa"/>
@@ -10805,10 +10810,10 @@
           <w:tcPr>
             <w:tcW w:w="0" w:type="auto"/>
             <w:tcBorders>
-              <w:top w:val="single" w:sz="6" w:space="0" w:color="C4C7C5"/>
-              <w:left w:val="single" w:sz="6" w:space="0" w:color="C4C7C5"/>
-              <w:bottom w:val="single" w:sz="6" w:space="0" w:color="C4C7C5"/>
-              <w:right w:val="single" w:sz="6" w:space="0" w:color="C4C7C5"/>
+              <w:top w:val="single" w:color="C4C7C5" w:sz="6" w:space="0"/>
+              <w:left w:val="single" w:color="C4C7C5" w:sz="6" w:space="0"/>
+              <w:bottom w:val="single" w:color="C4C7C5" w:sz="6" w:space="0"/>
+              <w:right w:val="single" w:color="C4C7C5" w:sz="6" w:space="0"/>
             </w:tcBorders>
             <w:tcMar>
               <w:top w:w="120" w:type="dxa"/>
@@ -10873,10 +10878,10 @@
           <w:tcPr>
             <w:tcW w:w="0" w:type="auto"/>
             <w:tcBorders>
-              <w:top w:val="single" w:sz="6" w:space="0" w:color="C4C7C5"/>
-              <w:left w:val="single" w:sz="6" w:space="0" w:color="C4C7C5"/>
-              <w:bottom w:val="single" w:sz="6" w:space="0" w:color="C4C7C5"/>
-              <w:right w:val="single" w:sz="6" w:space="0" w:color="C4C7C5"/>
+              <w:top w:val="single" w:color="C4C7C5" w:sz="6" w:space="0"/>
+              <w:left w:val="single" w:color="C4C7C5" w:sz="6" w:space="0"/>
+              <w:bottom w:val="single" w:color="C4C7C5" w:sz="6" w:space="0"/>
+              <w:right w:val="single" w:color="C4C7C5" w:sz="6" w:space="0"/>
             </w:tcBorders>
             <w:tcMar>
               <w:top w:w="120" w:type="dxa"/>
@@ -10941,10 +10946,10 @@
           <w:tcPr>
             <w:tcW w:w="0" w:type="auto"/>
             <w:tcBorders>
-              <w:top w:val="single" w:sz="6" w:space="0" w:color="C4C7C5"/>
-              <w:left w:val="single" w:sz="6" w:space="0" w:color="C4C7C5"/>
-              <w:bottom w:val="single" w:sz="6" w:space="0" w:color="C4C7C5"/>
-              <w:right w:val="single" w:sz="6" w:space="0" w:color="C4C7C5"/>
+              <w:top w:val="single" w:color="C4C7C5" w:sz="6" w:space="0"/>
+              <w:left w:val="single" w:color="C4C7C5" w:sz="6" w:space="0"/>
+              <w:bottom w:val="single" w:color="C4C7C5" w:sz="6" w:space="0"/>
+              <w:right w:val="single" w:color="C4C7C5" w:sz="6" w:space="0"/>
             </w:tcBorders>
             <w:tcMar>
               <w:top w:w="120" w:type="dxa"/>
@@ -11030,10 +11035,10 @@
           <w:tcPr>
             <w:tcW w:w="0" w:type="auto"/>
             <w:tcBorders>
-              <w:top w:val="single" w:sz="6" w:space="0" w:color="C4C7C5"/>
-              <w:left w:val="single" w:sz="6" w:space="0" w:color="C4C7C5"/>
-              <w:bottom w:val="single" w:sz="6" w:space="0" w:color="C4C7C5"/>
-              <w:right w:val="single" w:sz="6" w:space="0" w:color="C4C7C5"/>
+              <w:top w:val="single" w:color="C4C7C5" w:sz="6" w:space="0"/>
+              <w:left w:val="single" w:color="C4C7C5" w:sz="6" w:space="0"/>
+              <w:bottom w:val="single" w:color="C4C7C5" w:sz="6" w:space="0"/>
+              <w:right w:val="single" w:color="C4C7C5" w:sz="6" w:space="0"/>
             </w:tcBorders>
             <w:tcMar>
               <w:top w:w="120" w:type="dxa"/>
@@ -11064,10 +11069,10 @@
           <w:tcPr>
             <w:tcW w:w="0" w:type="auto"/>
             <w:tcBorders>
-              <w:top w:val="single" w:sz="6" w:space="0" w:color="C4C7C5"/>
-              <w:left w:val="single" w:sz="6" w:space="0" w:color="C4C7C5"/>
-              <w:bottom w:val="single" w:sz="6" w:space="0" w:color="C4C7C5"/>
-              <w:right w:val="single" w:sz="6" w:space="0" w:color="C4C7C5"/>
+              <w:top w:val="single" w:color="C4C7C5" w:sz="6" w:space="0"/>
+              <w:left w:val="single" w:color="C4C7C5" w:sz="6" w:space="0"/>
+              <w:bottom w:val="single" w:color="C4C7C5" w:sz="6" w:space="0"/>
+              <w:right w:val="single" w:color="C4C7C5" w:sz="6" w:space="0"/>
             </w:tcBorders>
             <w:tcMar>
               <w:top w:w="120" w:type="dxa"/>
@@ -11138,10 +11143,10 @@
           <w:tcPr>
             <w:tcW w:w="0" w:type="auto"/>
             <w:tcBorders>
-              <w:top w:val="single" w:sz="6" w:space="0" w:color="C4C7C5"/>
-              <w:left w:val="single" w:sz="6" w:space="0" w:color="C4C7C5"/>
-              <w:bottom w:val="single" w:sz="6" w:space="0" w:color="C4C7C5"/>
-              <w:right w:val="single" w:sz="6" w:space="0" w:color="C4C7C5"/>
+              <w:top w:val="single" w:color="C4C7C5" w:sz="6" w:space="0"/>
+              <w:left w:val="single" w:color="C4C7C5" w:sz="6" w:space="0"/>
+              <w:bottom w:val="single" w:color="C4C7C5" w:sz="6" w:space="0"/>
+              <w:right w:val="single" w:color="C4C7C5" w:sz="6" w:space="0"/>
             </w:tcBorders>
             <w:tcMar>
               <w:top w:w="120" w:type="dxa"/>
@@ -11322,10 +11327,10 @@
           <w:tcPr>
             <w:tcW w:w="0" w:type="auto"/>
             <w:tcBorders>
-              <w:top w:val="single" w:sz="6" w:space="0" w:color="C4C7C5"/>
-              <w:left w:val="single" w:sz="6" w:space="0" w:color="C4C7C5"/>
-              <w:bottom w:val="single" w:sz="6" w:space="0" w:color="C4C7C5"/>
-              <w:right w:val="single" w:sz="6" w:space="0" w:color="C4C7C5"/>
+              <w:top w:val="single" w:color="C4C7C5" w:sz="6" w:space="0"/>
+              <w:left w:val="single" w:color="C4C7C5" w:sz="6" w:space="0"/>
+              <w:bottom w:val="single" w:color="C4C7C5" w:sz="6" w:space="0"/>
+              <w:right w:val="single" w:color="C4C7C5" w:sz="6" w:space="0"/>
             </w:tcBorders>
             <w:tcMar>
               <w:top w:w="120" w:type="dxa"/>
@@ -11348,7 +11353,6 @@
                 <w:b/>
                 <w:bCs/>
               </w:rPr>
-              <w:lastRenderedPageBreak/>
               <w:t>C02</w:t>
             </w:r>
           </w:p>
@@ -11357,10 +11361,10 @@
           <w:tcPr>
             <w:tcW w:w="0" w:type="auto"/>
             <w:tcBorders>
-              <w:top w:val="single" w:sz="6" w:space="0" w:color="C4C7C5"/>
-              <w:left w:val="single" w:sz="6" w:space="0" w:color="C4C7C5"/>
-              <w:bottom w:val="single" w:sz="6" w:space="0" w:color="C4C7C5"/>
-              <w:right w:val="single" w:sz="6" w:space="0" w:color="C4C7C5"/>
+              <w:top w:val="single" w:color="C4C7C5" w:sz="6" w:space="0"/>
+              <w:left w:val="single" w:color="C4C7C5" w:sz="6" w:space="0"/>
+              <w:bottom w:val="single" w:color="C4C7C5" w:sz="6" w:space="0"/>
+              <w:right w:val="single" w:color="C4C7C5" w:sz="6" w:space="0"/>
             </w:tcBorders>
             <w:tcMar>
               <w:top w:w="120" w:type="dxa"/>
@@ -11431,10 +11435,10 @@
           <w:tcPr>
             <w:tcW w:w="0" w:type="auto"/>
             <w:tcBorders>
-              <w:top w:val="single" w:sz="6" w:space="0" w:color="C4C7C5"/>
-              <w:left w:val="single" w:sz="6" w:space="0" w:color="C4C7C5"/>
-              <w:bottom w:val="single" w:sz="6" w:space="0" w:color="C4C7C5"/>
-              <w:right w:val="single" w:sz="6" w:space="0" w:color="C4C7C5"/>
+              <w:top w:val="single" w:color="C4C7C5" w:sz="6" w:space="0"/>
+              <w:left w:val="single" w:color="C4C7C5" w:sz="6" w:space="0"/>
+              <w:bottom w:val="single" w:color="C4C7C5" w:sz="6" w:space="0"/>
+              <w:right w:val="single" w:color="C4C7C5" w:sz="6" w:space="0"/>
             </w:tcBorders>
             <w:tcMar>
               <w:top w:w="120" w:type="dxa"/>
@@ -11615,10 +11619,10 @@
           <w:tcPr>
             <w:tcW w:w="0" w:type="auto"/>
             <w:tcBorders>
-              <w:top w:val="single" w:sz="6" w:space="0" w:color="C4C7C5"/>
-              <w:left w:val="single" w:sz="6" w:space="0" w:color="C4C7C5"/>
-              <w:bottom w:val="single" w:sz="6" w:space="0" w:color="C4C7C5"/>
-              <w:right w:val="single" w:sz="6" w:space="0" w:color="C4C7C5"/>
+              <w:top w:val="single" w:color="C4C7C5" w:sz="6" w:space="0"/>
+              <w:left w:val="single" w:color="C4C7C5" w:sz="6" w:space="0"/>
+              <w:bottom w:val="single" w:color="C4C7C5" w:sz="6" w:space="0"/>
+              <w:right w:val="single" w:color="C4C7C5" w:sz="6" w:space="0"/>
             </w:tcBorders>
             <w:tcMar>
               <w:top w:w="120" w:type="dxa"/>
@@ -11649,10 +11653,10 @@
           <w:tcPr>
             <w:tcW w:w="0" w:type="auto"/>
             <w:tcBorders>
-              <w:top w:val="single" w:sz="6" w:space="0" w:color="C4C7C5"/>
-              <w:left w:val="single" w:sz="6" w:space="0" w:color="C4C7C5"/>
-              <w:bottom w:val="single" w:sz="6" w:space="0" w:color="C4C7C5"/>
-              <w:right w:val="single" w:sz="6" w:space="0" w:color="C4C7C5"/>
+              <w:top w:val="single" w:color="C4C7C5" w:sz="6" w:space="0"/>
+              <w:left w:val="single" w:color="C4C7C5" w:sz="6" w:space="0"/>
+              <w:bottom w:val="single" w:color="C4C7C5" w:sz="6" w:space="0"/>
+              <w:right w:val="single" w:color="C4C7C5" w:sz="6" w:space="0"/>
             </w:tcBorders>
             <w:tcMar>
               <w:top w:w="120" w:type="dxa"/>
@@ -11764,10 +11768,10 @@
           <w:tcPr>
             <w:tcW w:w="0" w:type="auto"/>
             <w:tcBorders>
-              <w:top w:val="single" w:sz="6" w:space="0" w:color="C4C7C5"/>
-              <w:left w:val="single" w:sz="6" w:space="0" w:color="C4C7C5"/>
-              <w:bottom w:val="single" w:sz="6" w:space="0" w:color="C4C7C5"/>
-              <w:right w:val="single" w:sz="6" w:space="0" w:color="C4C7C5"/>
+              <w:top w:val="single" w:color="C4C7C5" w:sz="6" w:space="0"/>
+              <w:left w:val="single" w:color="C4C7C5" w:sz="6" w:space="0"/>
+              <w:bottom w:val="single" w:color="C4C7C5" w:sz="6" w:space="0"/>
+              <w:right w:val="single" w:color="C4C7C5" w:sz="6" w:space="0"/>
             </w:tcBorders>
             <w:tcMar>
               <w:top w:w="120" w:type="dxa"/>
@@ -12044,10 +12048,10 @@
           <w:tcPr>
             <w:tcW w:w="0" w:type="auto"/>
             <w:tcBorders>
-              <w:top w:val="single" w:sz="6" w:space="0" w:color="C4C7C5"/>
-              <w:left w:val="single" w:sz="6" w:space="0" w:color="C4C7C5"/>
-              <w:bottom w:val="single" w:sz="6" w:space="0" w:color="C4C7C5"/>
-              <w:right w:val="single" w:sz="6" w:space="0" w:color="C4C7C5"/>
+              <w:top w:val="single" w:color="C4C7C5" w:sz="6" w:space="0"/>
+              <w:left w:val="single" w:color="C4C7C5" w:sz="6" w:space="0"/>
+              <w:bottom w:val="single" w:color="C4C7C5" w:sz="6" w:space="0"/>
+              <w:right w:val="single" w:color="C4C7C5" w:sz="6" w:space="0"/>
             </w:tcBorders>
             <w:tcMar>
               <w:top w:w="120" w:type="dxa"/>
@@ -12078,10 +12082,10 @@
           <w:tcPr>
             <w:tcW w:w="0" w:type="auto"/>
             <w:tcBorders>
-              <w:top w:val="single" w:sz="6" w:space="0" w:color="C4C7C5"/>
-              <w:left w:val="single" w:sz="6" w:space="0" w:color="C4C7C5"/>
-              <w:bottom w:val="single" w:sz="6" w:space="0" w:color="C4C7C5"/>
-              <w:right w:val="single" w:sz="6" w:space="0" w:color="C4C7C5"/>
+              <w:top w:val="single" w:color="C4C7C5" w:sz="6" w:space="0"/>
+              <w:left w:val="single" w:color="C4C7C5" w:sz="6" w:space="0"/>
+              <w:bottom w:val="single" w:color="C4C7C5" w:sz="6" w:space="0"/>
+              <w:right w:val="single" w:color="C4C7C5" w:sz="6" w:space="0"/>
             </w:tcBorders>
             <w:tcMar>
               <w:top w:w="120" w:type="dxa"/>
@@ -12193,10 +12197,10 @@
           <w:tcPr>
             <w:tcW w:w="0" w:type="auto"/>
             <w:tcBorders>
-              <w:top w:val="single" w:sz="6" w:space="0" w:color="C4C7C5"/>
-              <w:left w:val="single" w:sz="6" w:space="0" w:color="C4C7C5"/>
-              <w:bottom w:val="single" w:sz="6" w:space="0" w:color="C4C7C5"/>
-              <w:right w:val="single" w:sz="6" w:space="0" w:color="C4C7C5"/>
+              <w:top w:val="single" w:color="C4C7C5" w:sz="6" w:space="0"/>
+              <w:left w:val="single" w:color="C4C7C5" w:sz="6" w:space="0"/>
+              <w:bottom w:val="single" w:color="C4C7C5" w:sz="6" w:space="0"/>
+              <w:right w:val="single" w:color="C4C7C5" w:sz="6" w:space="0"/>
             </w:tcBorders>
             <w:tcMar>
               <w:top w:w="120" w:type="dxa"/>
@@ -12377,10 +12381,10 @@
           <w:tcPr>
             <w:tcW w:w="0" w:type="auto"/>
             <w:tcBorders>
-              <w:top w:val="single" w:sz="6" w:space="0" w:color="C4C7C5"/>
-              <w:left w:val="single" w:sz="6" w:space="0" w:color="C4C7C5"/>
-              <w:bottom w:val="single" w:sz="6" w:space="0" w:color="C4C7C5"/>
-              <w:right w:val="single" w:sz="6" w:space="0" w:color="C4C7C5"/>
+              <w:top w:val="single" w:color="C4C7C5" w:sz="6" w:space="0"/>
+              <w:left w:val="single" w:color="C4C7C5" w:sz="6" w:space="0"/>
+              <w:bottom w:val="single" w:color="C4C7C5" w:sz="6" w:space="0"/>
+              <w:right w:val="single" w:color="C4C7C5" w:sz="6" w:space="0"/>
             </w:tcBorders>
             <w:tcMar>
               <w:top w:w="120" w:type="dxa"/>
@@ -12411,10 +12415,10 @@
           <w:tcPr>
             <w:tcW w:w="0" w:type="auto"/>
             <w:tcBorders>
-              <w:top w:val="single" w:sz="6" w:space="0" w:color="C4C7C5"/>
-              <w:left w:val="single" w:sz="6" w:space="0" w:color="C4C7C5"/>
-              <w:bottom w:val="single" w:sz="6" w:space="0" w:color="C4C7C5"/>
-              <w:right w:val="single" w:sz="6" w:space="0" w:color="C4C7C5"/>
+              <w:top w:val="single" w:color="C4C7C5" w:sz="6" w:space="0"/>
+              <w:left w:val="single" w:color="C4C7C5" w:sz="6" w:space="0"/>
+              <w:bottom w:val="single" w:color="C4C7C5" w:sz="6" w:space="0"/>
+              <w:right w:val="single" w:color="C4C7C5" w:sz="6" w:space="0"/>
             </w:tcBorders>
             <w:tcMar>
               <w:top w:w="120" w:type="dxa"/>
@@ -12510,10 +12514,10 @@
           <w:tcPr>
             <w:tcW w:w="0" w:type="auto"/>
             <w:tcBorders>
-              <w:top w:val="single" w:sz="6" w:space="0" w:color="C4C7C5"/>
-              <w:left w:val="single" w:sz="6" w:space="0" w:color="C4C7C5"/>
-              <w:bottom w:val="single" w:sz="6" w:space="0" w:color="C4C7C5"/>
-              <w:right w:val="single" w:sz="6" w:space="0" w:color="C4C7C5"/>
+              <w:top w:val="single" w:color="C4C7C5" w:sz="6" w:space="0"/>
+              <w:left w:val="single" w:color="C4C7C5" w:sz="6" w:space="0"/>
+              <w:bottom w:val="single" w:color="C4C7C5" w:sz="6" w:space="0"/>
+              <w:right w:val="single" w:color="C4C7C5" w:sz="6" w:space="0"/>
             </w:tcBorders>
             <w:tcMar>
               <w:top w:w="120" w:type="dxa"/>
@@ -12726,10 +12730,10 @@
           <w:tcPr>
             <w:tcW w:w="0" w:type="auto"/>
             <w:tcBorders>
-              <w:top w:val="single" w:sz="6" w:space="0" w:color="C4C7C5"/>
-              <w:left w:val="single" w:sz="6" w:space="0" w:color="C4C7C5"/>
-              <w:bottom w:val="single" w:sz="6" w:space="0" w:color="C4C7C5"/>
-              <w:right w:val="single" w:sz="6" w:space="0" w:color="C4C7C5"/>
+              <w:top w:val="single" w:color="C4C7C5" w:sz="6" w:space="0"/>
+              <w:left w:val="single" w:color="C4C7C5" w:sz="6" w:space="0"/>
+              <w:bottom w:val="single" w:color="C4C7C5" w:sz="6" w:space="0"/>
+              <w:right w:val="single" w:color="C4C7C5" w:sz="6" w:space="0"/>
             </w:tcBorders>
             <w:tcMar>
               <w:top w:w="120" w:type="dxa"/>
@@ -12760,10 +12764,10 @@
           <w:tcPr>
             <w:tcW w:w="0" w:type="auto"/>
             <w:tcBorders>
-              <w:top w:val="single" w:sz="6" w:space="0" w:color="C4C7C5"/>
-              <w:left w:val="single" w:sz="6" w:space="0" w:color="C4C7C5"/>
-              <w:bottom w:val="single" w:sz="6" w:space="0" w:color="C4C7C5"/>
-              <w:right w:val="single" w:sz="6" w:space="0" w:color="C4C7C5"/>
+              <w:top w:val="single" w:color="C4C7C5" w:sz="6" w:space="0"/>
+              <w:left w:val="single" w:color="C4C7C5" w:sz="6" w:space="0"/>
+              <w:bottom w:val="single" w:color="C4C7C5" w:sz="6" w:space="0"/>
+              <w:right w:val="single" w:color="C4C7C5" w:sz="6" w:space="0"/>
             </w:tcBorders>
             <w:tcMar>
               <w:top w:w="120" w:type="dxa"/>
@@ -12866,10 +12870,10 @@
           <w:tcPr>
             <w:tcW w:w="0" w:type="auto"/>
             <w:tcBorders>
-              <w:top w:val="single" w:sz="6" w:space="0" w:color="C4C7C5"/>
-              <w:left w:val="single" w:sz="6" w:space="0" w:color="C4C7C5"/>
-              <w:bottom w:val="single" w:sz="6" w:space="0" w:color="C4C7C5"/>
-              <w:right w:val="single" w:sz="6" w:space="0" w:color="C4C7C5"/>
+              <w:top w:val="single" w:color="C4C7C5" w:sz="6" w:space="0"/>
+              <w:left w:val="single" w:color="C4C7C5" w:sz="6" w:space="0"/>
+              <w:bottom w:val="single" w:color="C4C7C5" w:sz="6" w:space="0"/>
+              <w:right w:val="single" w:color="C4C7C5" w:sz="6" w:space="0"/>
             </w:tcBorders>
             <w:tcMar>
               <w:top w:w="120" w:type="dxa"/>
@@ -13082,10 +13086,10 @@
           <w:tcPr>
             <w:tcW w:w="0" w:type="auto"/>
             <w:tcBorders>
-              <w:top w:val="single" w:sz="6" w:space="0" w:color="C4C7C5"/>
-              <w:left w:val="single" w:sz="6" w:space="0" w:color="C4C7C5"/>
-              <w:bottom w:val="single" w:sz="6" w:space="0" w:color="C4C7C5"/>
-              <w:right w:val="single" w:sz="6" w:space="0" w:color="C4C7C5"/>
+              <w:top w:val="single" w:color="C4C7C5" w:sz="6" w:space="0"/>
+              <w:left w:val="single" w:color="C4C7C5" w:sz="6" w:space="0"/>
+              <w:bottom w:val="single" w:color="C4C7C5" w:sz="6" w:space="0"/>
+              <w:right w:val="single" w:color="C4C7C5" w:sz="6" w:space="0"/>
             </w:tcBorders>
             <w:tcMar>
               <w:top w:w="120" w:type="dxa"/>
@@ -13116,10 +13120,10 @@
           <w:tcPr>
             <w:tcW w:w="0" w:type="auto"/>
             <w:tcBorders>
-              <w:top w:val="single" w:sz="6" w:space="0" w:color="C4C7C5"/>
-              <w:left w:val="single" w:sz="6" w:space="0" w:color="C4C7C5"/>
-              <w:bottom w:val="single" w:sz="6" w:space="0" w:color="C4C7C5"/>
-              <w:right w:val="single" w:sz="6" w:space="0" w:color="C4C7C5"/>
+              <w:top w:val="single" w:color="C4C7C5" w:sz="6" w:space="0"/>
+              <w:left w:val="single" w:color="C4C7C5" w:sz="6" w:space="0"/>
+              <w:bottom w:val="single" w:color="C4C7C5" w:sz="6" w:space="0"/>
+              <w:right w:val="single" w:color="C4C7C5" w:sz="6" w:space="0"/>
             </w:tcBorders>
             <w:tcMar>
               <w:top w:w="120" w:type="dxa"/>
@@ -13263,10 +13267,10 @@
           <w:tcPr>
             <w:tcW w:w="0" w:type="auto"/>
             <w:tcBorders>
-              <w:top w:val="single" w:sz="6" w:space="0" w:color="C4C7C5"/>
-              <w:left w:val="single" w:sz="6" w:space="0" w:color="C4C7C5"/>
-              <w:bottom w:val="single" w:sz="6" w:space="0" w:color="C4C7C5"/>
-              <w:right w:val="single" w:sz="6" w:space="0" w:color="C4C7C5"/>
+              <w:top w:val="single" w:color="C4C7C5" w:sz="6" w:space="0"/>
+              <w:left w:val="single" w:color="C4C7C5" w:sz="6" w:space="0"/>
+              <w:bottom w:val="single" w:color="C4C7C5" w:sz="6" w:space="0"/>
+              <w:right w:val="single" w:color="C4C7C5" w:sz="6" w:space="0"/>
             </w:tcBorders>
             <w:tcMar>
               <w:top w:w="120" w:type="dxa"/>
@@ -13486,10 +13490,10 @@
           <w:tcPr>
             <w:tcW w:w="0" w:type="auto"/>
             <w:tcBorders>
-              <w:top w:val="single" w:sz="6" w:space="0" w:color="C4C7C5"/>
-              <w:left w:val="single" w:sz="6" w:space="0" w:color="C4C7C5"/>
-              <w:bottom w:val="single" w:sz="6" w:space="0" w:color="C4C7C5"/>
-              <w:right w:val="single" w:sz="6" w:space="0" w:color="C4C7C5"/>
+              <w:top w:val="single" w:color="C4C7C5" w:sz="6" w:space="0"/>
+              <w:left w:val="single" w:color="C4C7C5" w:sz="6" w:space="0"/>
+              <w:bottom w:val="single" w:color="C4C7C5" w:sz="6" w:space="0"/>
+              <w:right w:val="single" w:color="C4C7C5" w:sz="6" w:space="0"/>
             </w:tcBorders>
             <w:tcMar>
               <w:top w:w="120" w:type="dxa"/>
@@ -13520,10 +13524,10 @@
           <w:tcPr>
             <w:tcW w:w="0" w:type="auto"/>
             <w:tcBorders>
-              <w:top w:val="single" w:sz="6" w:space="0" w:color="C4C7C5"/>
-              <w:left w:val="single" w:sz="6" w:space="0" w:color="C4C7C5"/>
-              <w:bottom w:val="single" w:sz="6" w:space="0" w:color="C4C7C5"/>
-              <w:right w:val="single" w:sz="6" w:space="0" w:color="C4C7C5"/>
+              <w:top w:val="single" w:color="C4C7C5" w:sz="6" w:space="0"/>
+              <w:left w:val="single" w:color="C4C7C5" w:sz="6" w:space="0"/>
+              <w:bottom w:val="single" w:color="C4C7C5" w:sz="6" w:space="0"/>
+              <w:right w:val="single" w:color="C4C7C5" w:sz="6" w:space="0"/>
             </w:tcBorders>
             <w:tcMar>
               <w:top w:w="120" w:type="dxa"/>
@@ -13667,10 +13671,10 @@
           <w:tcPr>
             <w:tcW w:w="0" w:type="auto"/>
             <w:tcBorders>
-              <w:top w:val="single" w:sz="6" w:space="0" w:color="C4C7C5"/>
-              <w:left w:val="single" w:sz="6" w:space="0" w:color="C4C7C5"/>
-              <w:bottom w:val="single" w:sz="6" w:space="0" w:color="C4C7C5"/>
-              <w:right w:val="single" w:sz="6" w:space="0" w:color="C4C7C5"/>
+              <w:top w:val="single" w:color="C4C7C5" w:sz="6" w:space="0"/>
+              <w:left w:val="single" w:color="C4C7C5" w:sz="6" w:space="0"/>
+              <w:bottom w:val="single" w:color="C4C7C5" w:sz="6" w:space="0"/>
+              <w:right w:val="single" w:color="C4C7C5" w:sz="6" w:space="0"/>
             </w:tcBorders>
             <w:tcMar>
               <w:top w:w="120" w:type="dxa"/>
@@ -13803,10 +13807,10 @@
           <w:tcPr>
             <w:tcW w:w="0" w:type="auto"/>
             <w:tcBorders>
-              <w:top w:val="single" w:sz="6" w:space="0" w:color="C4C7C5"/>
-              <w:left w:val="single" w:sz="6" w:space="0" w:color="C4C7C5"/>
-              <w:bottom w:val="single" w:sz="6" w:space="0" w:color="C4C7C5"/>
-              <w:right w:val="single" w:sz="6" w:space="0" w:color="C4C7C5"/>
+              <w:top w:val="single" w:color="C4C7C5" w:sz="6" w:space="0"/>
+              <w:left w:val="single" w:color="C4C7C5" w:sz="6" w:space="0"/>
+              <w:bottom w:val="single" w:color="C4C7C5" w:sz="6" w:space="0"/>
+              <w:right w:val="single" w:color="C4C7C5" w:sz="6" w:space="0"/>
             </w:tcBorders>
             <w:tcMar>
               <w:top w:w="120" w:type="dxa"/>
@@ -13837,10 +13841,10 @@
           <w:tcPr>
             <w:tcW w:w="0" w:type="auto"/>
             <w:tcBorders>
-              <w:top w:val="single" w:sz="6" w:space="0" w:color="C4C7C5"/>
-              <w:left w:val="single" w:sz="6" w:space="0" w:color="C4C7C5"/>
-              <w:bottom w:val="single" w:sz="6" w:space="0" w:color="C4C7C5"/>
-              <w:right w:val="single" w:sz="6" w:space="0" w:color="C4C7C5"/>
+              <w:top w:val="single" w:color="C4C7C5" w:sz="6" w:space="0"/>
+              <w:left w:val="single" w:color="C4C7C5" w:sz="6" w:space="0"/>
+              <w:bottom w:val="single" w:color="C4C7C5" w:sz="6" w:space="0"/>
+              <w:right w:val="single" w:color="C4C7C5" w:sz="6" w:space="0"/>
             </w:tcBorders>
             <w:tcMar>
               <w:top w:w="120" w:type="dxa"/>
@@ -13904,10 +13908,10 @@
           <w:tcPr>
             <w:tcW w:w="0" w:type="auto"/>
             <w:tcBorders>
-              <w:top w:val="single" w:sz="6" w:space="0" w:color="C4C7C5"/>
-              <w:left w:val="single" w:sz="6" w:space="0" w:color="C4C7C5"/>
-              <w:bottom w:val="single" w:sz="6" w:space="0" w:color="C4C7C5"/>
-              <w:right w:val="single" w:sz="6" w:space="0" w:color="C4C7C5"/>
+              <w:top w:val="single" w:color="C4C7C5" w:sz="6" w:space="0"/>
+              <w:left w:val="single" w:color="C4C7C5" w:sz="6" w:space="0"/>
+              <w:bottom w:val="single" w:color="C4C7C5" w:sz="6" w:space="0"/>
+              <w:right w:val="single" w:color="C4C7C5" w:sz="6" w:space="0"/>
             </w:tcBorders>
             <w:tcMar>
               <w:top w:w="120" w:type="dxa"/>
@@ -14088,10 +14092,10 @@
           <w:tcPr>
             <w:tcW w:w="0" w:type="auto"/>
             <w:tcBorders>
-              <w:top w:val="single" w:sz="6" w:space="0" w:color="C4C7C5"/>
-              <w:left w:val="single" w:sz="6" w:space="0" w:color="C4C7C5"/>
-              <w:bottom w:val="single" w:sz="6" w:space="0" w:color="C4C7C5"/>
-              <w:right w:val="single" w:sz="6" w:space="0" w:color="C4C7C5"/>
+              <w:top w:val="single" w:color="C4C7C5" w:sz="6" w:space="0"/>
+              <w:left w:val="single" w:color="C4C7C5" w:sz="6" w:space="0"/>
+              <w:bottom w:val="single" w:color="C4C7C5" w:sz="6" w:space="0"/>
+              <w:right w:val="single" w:color="C4C7C5" w:sz="6" w:space="0"/>
             </w:tcBorders>
             <w:tcMar>
               <w:top w:w="120" w:type="dxa"/>
@@ -14122,10 +14126,10 @@
           <w:tcPr>
             <w:tcW w:w="0" w:type="auto"/>
             <w:tcBorders>
-              <w:top w:val="single" w:sz="6" w:space="0" w:color="C4C7C5"/>
-              <w:left w:val="single" w:sz="6" w:space="0" w:color="C4C7C5"/>
-              <w:bottom w:val="single" w:sz="6" w:space="0" w:color="C4C7C5"/>
-              <w:right w:val="single" w:sz="6" w:space="0" w:color="C4C7C5"/>
+              <w:top w:val="single" w:color="C4C7C5" w:sz="6" w:space="0"/>
+              <w:left w:val="single" w:color="C4C7C5" w:sz="6" w:space="0"/>
+              <w:bottom w:val="single" w:color="C4C7C5" w:sz="6" w:space="0"/>
+              <w:right w:val="single" w:color="C4C7C5" w:sz="6" w:space="0"/>
             </w:tcBorders>
             <w:tcMar>
               <w:top w:w="120" w:type="dxa"/>
@@ -14228,10 +14232,10 @@
           <w:tcPr>
             <w:tcW w:w="0" w:type="auto"/>
             <w:tcBorders>
-              <w:top w:val="single" w:sz="6" w:space="0" w:color="C4C7C5"/>
-              <w:left w:val="single" w:sz="6" w:space="0" w:color="C4C7C5"/>
-              <w:bottom w:val="single" w:sz="6" w:space="0" w:color="C4C7C5"/>
-              <w:right w:val="single" w:sz="6" w:space="0" w:color="C4C7C5"/>
+              <w:top w:val="single" w:color="C4C7C5" w:sz="6" w:space="0"/>
+              <w:left w:val="single" w:color="C4C7C5" w:sz="6" w:space="0"/>
+              <w:bottom w:val="single" w:color="C4C7C5" w:sz="6" w:space="0"/>
+              <w:right w:val="single" w:color="C4C7C5" w:sz="6" w:space="0"/>
             </w:tcBorders>
             <w:tcMar>
               <w:top w:w="120" w:type="dxa"/>
@@ -14364,10 +14368,10 @@
           <w:tcPr>
             <w:tcW w:w="0" w:type="auto"/>
             <w:tcBorders>
-              <w:top w:val="single" w:sz="6" w:space="0" w:color="C4C7C5"/>
-              <w:left w:val="single" w:sz="6" w:space="0" w:color="C4C7C5"/>
-              <w:bottom w:val="single" w:sz="6" w:space="0" w:color="C4C7C5"/>
-              <w:right w:val="single" w:sz="6" w:space="0" w:color="C4C7C5"/>
+              <w:top w:val="single" w:color="C4C7C5" w:sz="6" w:space="0"/>
+              <w:left w:val="single" w:color="C4C7C5" w:sz="6" w:space="0"/>
+              <w:bottom w:val="single" w:color="C4C7C5" w:sz="6" w:space="0"/>
+              <w:right w:val="single" w:color="C4C7C5" w:sz="6" w:space="0"/>
             </w:tcBorders>
             <w:tcMar>
               <w:top w:w="120" w:type="dxa"/>
@@ -14398,10 +14402,10 @@
           <w:tcPr>
             <w:tcW w:w="0" w:type="auto"/>
             <w:tcBorders>
-              <w:top w:val="single" w:sz="6" w:space="0" w:color="C4C7C5"/>
-              <w:left w:val="single" w:sz="6" w:space="0" w:color="C4C7C5"/>
-              <w:bottom w:val="single" w:sz="6" w:space="0" w:color="C4C7C5"/>
-              <w:right w:val="single" w:sz="6" w:space="0" w:color="C4C7C5"/>
+              <w:top w:val="single" w:color="C4C7C5" w:sz="6" w:space="0"/>
+              <w:left w:val="single" w:color="C4C7C5" w:sz="6" w:space="0"/>
+              <w:bottom w:val="single" w:color="C4C7C5" w:sz="6" w:space="0"/>
+              <w:right w:val="single" w:color="C4C7C5" w:sz="6" w:space="0"/>
             </w:tcBorders>
             <w:tcMar>
               <w:top w:w="120" w:type="dxa"/>
@@ -14497,10 +14501,10 @@
           <w:tcPr>
             <w:tcW w:w="0" w:type="auto"/>
             <w:tcBorders>
-              <w:top w:val="single" w:sz="6" w:space="0" w:color="C4C7C5"/>
-              <w:left w:val="single" w:sz="6" w:space="0" w:color="C4C7C5"/>
-              <w:bottom w:val="single" w:sz="6" w:space="0" w:color="C4C7C5"/>
-              <w:right w:val="single" w:sz="6" w:space="0" w:color="C4C7C5"/>
+              <w:top w:val="single" w:color="C4C7C5" w:sz="6" w:space="0"/>
+              <w:left w:val="single" w:color="C4C7C5" w:sz="6" w:space="0"/>
+              <w:bottom w:val="single" w:color="C4C7C5" w:sz="6" w:space="0"/>
+              <w:right w:val="single" w:color="C4C7C5" w:sz="6" w:space="0"/>
             </w:tcBorders>
             <w:tcMar>
               <w:top w:w="120" w:type="dxa"/>
@@ -14665,10 +14669,10 @@
           <w:tcPr>
             <w:tcW w:w="0" w:type="auto"/>
             <w:tcBorders>
-              <w:top w:val="single" w:sz="6" w:space="0" w:color="C4C7C5"/>
-              <w:left w:val="single" w:sz="6" w:space="0" w:color="C4C7C5"/>
-              <w:bottom w:val="single" w:sz="6" w:space="0" w:color="C4C7C5"/>
-              <w:right w:val="single" w:sz="6" w:space="0" w:color="C4C7C5"/>
+              <w:top w:val="single" w:color="C4C7C5" w:sz="6" w:space="0"/>
+              <w:left w:val="single" w:color="C4C7C5" w:sz="6" w:space="0"/>
+              <w:bottom w:val="single" w:color="C4C7C5" w:sz="6" w:space="0"/>
+              <w:right w:val="single" w:color="C4C7C5" w:sz="6" w:space="0"/>
             </w:tcBorders>
             <w:tcMar>
               <w:top w:w="120" w:type="dxa"/>
@@ -14691,7 +14695,6 @@
                 <w:b/>
                 <w:bCs/>
               </w:rPr>
-              <w:lastRenderedPageBreak/>
               <w:t>C12</w:t>
             </w:r>
           </w:p>
@@ -14700,10 +14703,10 @@
           <w:tcPr>
             <w:tcW w:w="0" w:type="auto"/>
             <w:tcBorders>
-              <w:top w:val="single" w:sz="6" w:space="0" w:color="C4C7C5"/>
-              <w:left w:val="single" w:sz="6" w:space="0" w:color="C4C7C5"/>
-              <w:bottom w:val="single" w:sz="6" w:space="0" w:color="C4C7C5"/>
-              <w:right w:val="single" w:sz="6" w:space="0" w:color="C4C7C5"/>
+              <w:top w:val="single" w:color="C4C7C5" w:sz="6" w:space="0"/>
+              <w:left w:val="single" w:color="C4C7C5" w:sz="6" w:space="0"/>
+              <w:bottom w:val="single" w:color="C4C7C5" w:sz="6" w:space="0"/>
+              <w:right w:val="single" w:color="C4C7C5" w:sz="6" w:space="0"/>
             </w:tcBorders>
             <w:tcMar>
               <w:top w:w="120" w:type="dxa"/>
@@ -14815,10 +14818,10 @@
           <w:tcPr>
             <w:tcW w:w="0" w:type="auto"/>
             <w:tcBorders>
-              <w:top w:val="single" w:sz="6" w:space="0" w:color="C4C7C5"/>
-              <w:left w:val="single" w:sz="6" w:space="0" w:color="C4C7C5"/>
-              <w:bottom w:val="single" w:sz="6" w:space="0" w:color="C4C7C5"/>
-              <w:right w:val="single" w:sz="6" w:space="0" w:color="C4C7C5"/>
+              <w:top w:val="single" w:color="C4C7C5" w:sz="6" w:space="0"/>
+              <w:left w:val="single" w:color="C4C7C5" w:sz="6" w:space="0"/>
+              <w:bottom w:val="single" w:color="C4C7C5" w:sz="6" w:space="0"/>
+              <w:right w:val="single" w:color="C4C7C5" w:sz="6" w:space="0"/>
             </w:tcBorders>
             <w:tcMar>
               <w:top w:w="120" w:type="dxa"/>
@@ -14958,10 +14961,10 @@
           <w:tcPr>
             <w:tcW w:w="0" w:type="auto"/>
             <w:tcBorders>
-              <w:top w:val="single" w:sz="6" w:space="0" w:color="C4C7C5"/>
-              <w:left w:val="single" w:sz="6" w:space="0" w:color="C4C7C5"/>
-              <w:bottom w:val="single" w:sz="6" w:space="0" w:color="C4C7C5"/>
-              <w:right w:val="single" w:sz="6" w:space="0" w:color="C4C7C5"/>
+              <w:top w:val="single" w:color="C4C7C5" w:sz="6" w:space="0"/>
+              <w:left w:val="single" w:color="C4C7C5" w:sz="6" w:space="0"/>
+              <w:bottom w:val="single" w:color="C4C7C5" w:sz="6" w:space="0"/>
+              <w:right w:val="single" w:color="C4C7C5" w:sz="6" w:space="0"/>
             </w:tcBorders>
             <w:tcMar>
               <w:top w:w="120" w:type="dxa"/>
@@ -14992,10 +14995,10 @@
           <w:tcPr>
             <w:tcW w:w="0" w:type="auto"/>
             <w:tcBorders>
-              <w:top w:val="single" w:sz="6" w:space="0" w:color="C4C7C5"/>
-              <w:left w:val="single" w:sz="6" w:space="0" w:color="C4C7C5"/>
-              <w:bottom w:val="single" w:sz="6" w:space="0" w:color="C4C7C5"/>
-              <w:right w:val="single" w:sz="6" w:space="0" w:color="C4C7C5"/>
+              <w:top w:val="single" w:color="C4C7C5" w:sz="6" w:space="0"/>
+              <w:left w:val="single" w:color="C4C7C5" w:sz="6" w:space="0"/>
+              <w:bottom w:val="single" w:color="C4C7C5" w:sz="6" w:space="0"/>
+              <w:right w:val="single" w:color="C4C7C5" w:sz="6" w:space="0"/>
             </w:tcBorders>
             <w:tcMar>
               <w:top w:w="120" w:type="dxa"/>
@@ -15091,10 +15094,10 @@
           <w:tcPr>
             <w:tcW w:w="0" w:type="auto"/>
             <w:tcBorders>
-              <w:top w:val="single" w:sz="6" w:space="0" w:color="C4C7C5"/>
-              <w:left w:val="single" w:sz="6" w:space="0" w:color="C4C7C5"/>
-              <w:bottom w:val="single" w:sz="6" w:space="0" w:color="C4C7C5"/>
-              <w:right w:val="single" w:sz="6" w:space="0" w:color="C4C7C5"/>
+              <w:top w:val="single" w:color="C4C7C5" w:sz="6" w:space="0"/>
+              <w:left w:val="single" w:color="C4C7C5" w:sz="6" w:space="0"/>
+              <w:bottom w:val="single" w:color="C4C7C5" w:sz="6" w:space="0"/>
+              <w:right w:val="single" w:color="C4C7C5" w:sz="6" w:space="0"/>
             </w:tcBorders>
             <w:tcMar>
               <w:top w:w="120" w:type="dxa"/>
@@ -15316,10 +15319,10 @@
           <w:tcPr>
             <w:tcW w:w="0" w:type="auto"/>
             <w:tcBorders>
-              <w:top w:val="single" w:sz="6" w:space="0" w:color="C4C7C5"/>
-              <w:left w:val="single" w:sz="6" w:space="0" w:color="C4C7C5"/>
-              <w:bottom w:val="single" w:sz="6" w:space="0" w:color="C4C7C5"/>
-              <w:right w:val="single" w:sz="6" w:space="0" w:color="C4C7C5"/>
+              <w:top w:val="single" w:color="C4C7C5" w:sz="6" w:space="0"/>
+              <w:left w:val="single" w:color="C4C7C5" w:sz="6" w:space="0"/>
+              <w:bottom w:val="single" w:color="C4C7C5" w:sz="6" w:space="0"/>
+              <w:right w:val="single" w:color="C4C7C5" w:sz="6" w:space="0"/>
             </w:tcBorders>
             <w:tcMar>
               <w:top w:w="120" w:type="dxa"/>
@@ -15350,10 +15353,10 @@
           <w:tcPr>
             <w:tcW w:w="0" w:type="auto"/>
             <w:tcBorders>
-              <w:top w:val="single" w:sz="6" w:space="0" w:color="C4C7C5"/>
-              <w:left w:val="single" w:sz="6" w:space="0" w:color="C4C7C5"/>
-              <w:bottom w:val="single" w:sz="6" w:space="0" w:color="C4C7C5"/>
-              <w:right w:val="single" w:sz="6" w:space="0" w:color="C4C7C5"/>
+              <w:top w:val="single" w:color="C4C7C5" w:sz="6" w:space="0"/>
+              <w:left w:val="single" w:color="C4C7C5" w:sz="6" w:space="0"/>
+              <w:bottom w:val="single" w:color="C4C7C5" w:sz="6" w:space="0"/>
+              <w:right w:val="single" w:color="C4C7C5" w:sz="6" w:space="0"/>
             </w:tcBorders>
             <w:tcMar>
               <w:top w:w="120" w:type="dxa"/>
@@ -15417,10 +15420,10 @@
           <w:tcPr>
             <w:tcW w:w="0" w:type="auto"/>
             <w:tcBorders>
-              <w:top w:val="single" w:sz="6" w:space="0" w:color="C4C7C5"/>
-              <w:left w:val="single" w:sz="6" w:space="0" w:color="C4C7C5"/>
-              <w:bottom w:val="single" w:sz="6" w:space="0" w:color="C4C7C5"/>
-              <w:right w:val="single" w:sz="6" w:space="0" w:color="C4C7C5"/>
+              <w:top w:val="single" w:color="C4C7C5" w:sz="6" w:space="0"/>
+              <w:left w:val="single" w:color="C4C7C5" w:sz="6" w:space="0"/>
+              <w:bottom w:val="single" w:color="C4C7C5" w:sz="6" w:space="0"/>
+              <w:right w:val="single" w:color="C4C7C5" w:sz="6" w:space="0"/>
             </w:tcBorders>
             <w:tcMar>
               <w:top w:w="120" w:type="dxa"/>
@@ -15633,10 +15636,10 @@
           <w:tcPr>
             <w:tcW w:w="0" w:type="auto"/>
             <w:tcBorders>
-              <w:top w:val="single" w:sz="6" w:space="0" w:color="C4C7C5"/>
-              <w:left w:val="single" w:sz="6" w:space="0" w:color="C4C7C5"/>
-              <w:bottom w:val="single" w:sz="6" w:space="0" w:color="C4C7C5"/>
-              <w:right w:val="single" w:sz="6" w:space="0" w:color="C4C7C5"/>
+              <w:top w:val="single" w:color="C4C7C5" w:sz="6" w:space="0"/>
+              <w:left w:val="single" w:color="C4C7C5" w:sz="6" w:space="0"/>
+              <w:bottom w:val="single" w:color="C4C7C5" w:sz="6" w:space="0"/>
+              <w:right w:val="single" w:color="C4C7C5" w:sz="6" w:space="0"/>
             </w:tcBorders>
             <w:tcMar>
               <w:top w:w="120" w:type="dxa"/>
@@ -15667,10 +15670,10 @@
           <w:tcPr>
             <w:tcW w:w="0" w:type="auto"/>
             <w:tcBorders>
-              <w:top w:val="single" w:sz="6" w:space="0" w:color="C4C7C5"/>
-              <w:left w:val="single" w:sz="6" w:space="0" w:color="C4C7C5"/>
-              <w:bottom w:val="single" w:sz="6" w:space="0" w:color="C4C7C5"/>
-              <w:right w:val="single" w:sz="6" w:space="0" w:color="C4C7C5"/>
+              <w:top w:val="single" w:color="C4C7C5" w:sz="6" w:space="0"/>
+              <w:left w:val="single" w:color="C4C7C5" w:sz="6" w:space="0"/>
+              <w:bottom w:val="single" w:color="C4C7C5" w:sz="6" w:space="0"/>
+              <w:right w:val="single" w:color="C4C7C5" w:sz="6" w:space="0"/>
             </w:tcBorders>
             <w:tcMar>
               <w:top w:w="120" w:type="dxa"/>
@@ -15766,10 +15769,10 @@
           <w:tcPr>
             <w:tcW w:w="0" w:type="auto"/>
             <w:tcBorders>
-              <w:top w:val="single" w:sz="6" w:space="0" w:color="C4C7C5"/>
-              <w:left w:val="single" w:sz="6" w:space="0" w:color="C4C7C5"/>
-              <w:bottom w:val="single" w:sz="6" w:space="0" w:color="C4C7C5"/>
-              <w:right w:val="single" w:sz="6" w:space="0" w:color="C4C7C5"/>
+              <w:top w:val="single" w:color="C4C7C5" w:sz="6" w:space="0"/>
+              <w:left w:val="single" w:color="C4C7C5" w:sz="6" w:space="0"/>
+              <w:bottom w:val="single" w:color="C4C7C5" w:sz="6" w:space="0"/>
+              <w:right w:val="single" w:color="C4C7C5" w:sz="6" w:space="0"/>
             </w:tcBorders>
             <w:tcMar>
               <w:top w:w="120" w:type="dxa"/>
@@ -16055,10 +16058,10 @@
           <w:tcPr>
             <w:tcW w:w="0" w:type="auto"/>
             <w:tcBorders>
-              <w:top w:val="single" w:sz="6" w:space="0" w:color="C4C7C5"/>
-              <w:left w:val="single" w:sz="6" w:space="0" w:color="C4C7C5"/>
-              <w:bottom w:val="single" w:sz="6" w:space="0" w:color="C4C7C5"/>
-              <w:right w:val="single" w:sz="6" w:space="0" w:color="C4C7C5"/>
+              <w:top w:val="single" w:color="C4C7C5" w:sz="6" w:space="0"/>
+              <w:left w:val="single" w:color="C4C7C5" w:sz="6" w:space="0"/>
+              <w:bottom w:val="single" w:color="C4C7C5" w:sz="6" w:space="0"/>
+              <w:right w:val="single" w:color="C4C7C5" w:sz="6" w:space="0"/>
             </w:tcBorders>
             <w:tcMar>
               <w:top w:w="120" w:type="dxa"/>
@@ -16089,10 +16092,10 @@
           <w:tcPr>
             <w:tcW w:w="0" w:type="auto"/>
             <w:tcBorders>
-              <w:top w:val="single" w:sz="6" w:space="0" w:color="C4C7C5"/>
-              <w:left w:val="single" w:sz="6" w:space="0" w:color="C4C7C5"/>
-              <w:bottom w:val="single" w:sz="6" w:space="0" w:color="C4C7C5"/>
-              <w:right w:val="single" w:sz="6" w:space="0" w:color="C4C7C5"/>
+              <w:top w:val="single" w:color="C4C7C5" w:sz="6" w:space="0"/>
+              <w:left w:val="single" w:color="C4C7C5" w:sz="6" w:space="0"/>
+              <w:bottom w:val="single" w:color="C4C7C5" w:sz="6" w:space="0"/>
+              <w:right w:val="single" w:color="C4C7C5" w:sz="6" w:space="0"/>
             </w:tcBorders>
             <w:tcMar>
               <w:top w:w="120" w:type="dxa"/>
@@ -16253,10 +16256,10 @@
           <w:tcPr>
             <w:tcW w:w="0" w:type="auto"/>
             <w:tcBorders>
-              <w:top w:val="single" w:sz="6" w:space="0" w:color="C4C7C5"/>
-              <w:left w:val="single" w:sz="6" w:space="0" w:color="C4C7C5"/>
-              <w:bottom w:val="single" w:sz="6" w:space="0" w:color="C4C7C5"/>
-              <w:right w:val="single" w:sz="6" w:space="0" w:color="C4C7C5"/>
+              <w:top w:val="single" w:color="C4C7C5" w:sz="6" w:space="0"/>
+              <w:left w:val="single" w:color="C4C7C5" w:sz="6" w:space="0"/>
+              <w:bottom w:val="single" w:color="C4C7C5" w:sz="6" w:space="0"/>
+              <w:right w:val="single" w:color="C4C7C5" w:sz="6" w:space="0"/>
             </w:tcBorders>
             <w:tcMar>
               <w:top w:w="120" w:type="dxa"/>
@@ -17591,7 +17594,6 @@
           <w:b/>
           <w:bCs/>
         </w:rPr>
-        <w:lastRenderedPageBreak/>
         <w:t xml:space="preserve">USER, SUBSCRIPTION </w:t>
       </w:r>
       <w:proofErr w:type="spellStart"/>
@@ -19430,7 +19432,6 @@
         <w:rPr>
           <w:noProof/>
         </w:rPr>
-        <w:lastRenderedPageBreak/>
         <w:drawing>
           <wp:anchor distT="0" distB="0" distL="114300" distR="114300" simplePos="0" relativeHeight="251658240" behindDoc="0" locked="0" layoutInCell="1" allowOverlap="1" wp14:anchorId="19041A40" wp14:editId="278CFBEB">
             <wp:simplePos x="0" y="0"/>
@@ -20583,7 +20584,6 @@
       </w:pPr>
       <w:proofErr w:type="gramStart"/>
       <w:r>
-        <w:lastRenderedPageBreak/>
         <w:t>SUBSCRIPTION(</w:t>
       </w:r>
       <w:proofErr w:type="spellStart"/>
@@ -22327,7 +22327,6 @@
           <w:b/>
           <w:bCs/>
         </w:rPr>
-        <w:lastRenderedPageBreak/>
         <w:t xml:space="preserve">2.2.4. Watchlist, Watch History </w:t>
       </w:r>
       <w:proofErr w:type="spellStart"/>
@@ -23776,7 +23775,6 @@
     </w:p>
     <w:p>
       <w:r>
-        <w:lastRenderedPageBreak/>
         <w:t> </w:t>
       </w:r>
     </w:p>
@@ -23797,7 +23795,7 @@
       </w:pPr>
     </w:p>
     <w:sectPr>
-      <w:pgSz w:w="12240" w:h="15840"/>
+      <w:pgSz w:w="12240" w:h="15840" w:orient="portrait"/>
       <w:pgMar w:top="1440" w:right="1440" w:bottom="1440" w:left="1440" w:header="720" w:footer="720" w:gutter="0"/>
       <w:cols w:space="720"/>
       <w:docGrid w:linePitch="360"/>
@@ -23824,7 +23822,7 @@
         <w:ind w:left="720" w:hanging="360"/>
       </w:pPr>
       <w:rPr>
-        <w:rFonts w:ascii="Symbol" w:hAnsi="Symbol" w:hint="default"/>
+        <w:rFonts w:hint="default" w:ascii="Symbol" w:hAnsi="Symbol"/>
         <w:sz w:val="20"/>
       </w:rPr>
     </w:lvl>
@@ -23840,7 +23838,7 @@
         <w:ind w:left="1440" w:hanging="360"/>
       </w:pPr>
       <w:rPr>
-        <w:rFonts w:ascii="Symbol" w:hAnsi="Symbol" w:hint="default"/>
+        <w:rFonts w:hint="default" w:ascii="Symbol" w:hAnsi="Symbol"/>
         <w:sz w:val="20"/>
       </w:rPr>
     </w:lvl>
@@ -23856,7 +23854,7 @@
         <w:ind w:left="2160" w:hanging="360"/>
       </w:pPr>
       <w:rPr>
-        <w:rFonts w:ascii="Symbol" w:hAnsi="Symbol" w:hint="default"/>
+        <w:rFonts w:hint="default" w:ascii="Symbol" w:hAnsi="Symbol"/>
         <w:sz w:val="20"/>
       </w:rPr>
     </w:lvl>
@@ -23872,7 +23870,7 @@
         <w:ind w:left="2880" w:hanging="360"/>
       </w:pPr>
       <w:rPr>
-        <w:rFonts w:ascii="Symbol" w:hAnsi="Symbol" w:hint="default"/>
+        <w:rFonts w:hint="default" w:ascii="Symbol" w:hAnsi="Symbol"/>
         <w:sz w:val="20"/>
       </w:rPr>
     </w:lvl>
@@ -23888,7 +23886,7 @@
         <w:ind w:left="3600" w:hanging="360"/>
       </w:pPr>
       <w:rPr>
-        <w:rFonts w:ascii="Symbol" w:hAnsi="Symbol" w:hint="default"/>
+        <w:rFonts w:hint="default" w:ascii="Symbol" w:hAnsi="Symbol"/>
         <w:sz w:val="20"/>
       </w:rPr>
     </w:lvl>
@@ -23904,7 +23902,7 @@
         <w:ind w:left="4320" w:hanging="360"/>
       </w:pPr>
       <w:rPr>
-        <w:rFonts w:ascii="Symbol" w:hAnsi="Symbol" w:hint="default"/>
+        <w:rFonts w:hint="default" w:ascii="Symbol" w:hAnsi="Symbol"/>
         <w:sz w:val="20"/>
       </w:rPr>
     </w:lvl>
@@ -23920,7 +23918,7 @@
         <w:ind w:left="5040" w:hanging="360"/>
       </w:pPr>
       <w:rPr>
-        <w:rFonts w:ascii="Symbol" w:hAnsi="Symbol" w:hint="default"/>
+        <w:rFonts w:hint="default" w:ascii="Symbol" w:hAnsi="Symbol"/>
         <w:sz w:val="20"/>
       </w:rPr>
     </w:lvl>
@@ -23936,7 +23934,7 @@
         <w:ind w:left="5760" w:hanging="360"/>
       </w:pPr>
       <w:rPr>
-        <w:rFonts w:ascii="Symbol" w:hAnsi="Symbol" w:hint="default"/>
+        <w:rFonts w:hint="default" w:ascii="Symbol" w:hAnsi="Symbol"/>
         <w:sz w:val="20"/>
       </w:rPr>
     </w:lvl>
@@ -23952,7 +23950,7 @@
         <w:ind w:left="6480" w:hanging="360"/>
       </w:pPr>
       <w:rPr>
-        <w:rFonts w:ascii="Symbol" w:hAnsi="Symbol" w:hint="default"/>
+        <w:rFonts w:hint="default" w:ascii="Symbol" w:hAnsi="Symbol"/>
         <w:sz w:val="20"/>
       </w:rPr>
     </w:lvl>
@@ -23973,7 +23971,7 @@
         <w:ind w:left="720" w:hanging="360"/>
       </w:pPr>
       <w:rPr>
-        <w:rFonts w:ascii="Symbol" w:hAnsi="Symbol" w:hint="default"/>
+        <w:rFonts w:hint="default" w:ascii="Symbol" w:hAnsi="Symbol"/>
         <w:sz w:val="20"/>
       </w:rPr>
     </w:lvl>
@@ -23989,7 +23987,7 @@
         <w:ind w:left="1440" w:hanging="360"/>
       </w:pPr>
       <w:rPr>
-        <w:rFonts w:ascii="Courier New" w:hAnsi="Courier New" w:hint="default"/>
+        <w:rFonts w:hint="default" w:ascii="Courier New" w:hAnsi="Courier New"/>
         <w:sz w:val="20"/>
       </w:rPr>
     </w:lvl>
@@ -24005,7 +24003,7 @@
         <w:ind w:left="2160" w:hanging="360"/>
       </w:pPr>
       <w:rPr>
-        <w:rFonts w:ascii="Wingdings" w:hAnsi="Wingdings" w:hint="default"/>
+        <w:rFonts w:hint="default" w:ascii="Wingdings" w:hAnsi="Wingdings"/>
         <w:sz w:val="20"/>
       </w:rPr>
     </w:lvl>
@@ -24021,7 +24019,7 @@
         <w:ind w:left="2880" w:hanging="360"/>
       </w:pPr>
       <w:rPr>
-        <w:rFonts w:ascii="Wingdings" w:hAnsi="Wingdings" w:hint="default"/>
+        <w:rFonts w:hint="default" w:ascii="Wingdings" w:hAnsi="Wingdings"/>
         <w:sz w:val="20"/>
       </w:rPr>
     </w:lvl>
@@ -24037,7 +24035,7 @@
         <w:ind w:left="3600" w:hanging="360"/>
       </w:pPr>
       <w:rPr>
-        <w:rFonts w:ascii="Wingdings" w:hAnsi="Wingdings" w:hint="default"/>
+        <w:rFonts w:hint="default" w:ascii="Wingdings" w:hAnsi="Wingdings"/>
         <w:sz w:val="20"/>
       </w:rPr>
     </w:lvl>
@@ -24053,7 +24051,7 @@
         <w:ind w:left="4320" w:hanging="360"/>
       </w:pPr>
       <w:rPr>
-        <w:rFonts w:ascii="Wingdings" w:hAnsi="Wingdings" w:hint="default"/>
+        <w:rFonts w:hint="default" w:ascii="Wingdings" w:hAnsi="Wingdings"/>
         <w:sz w:val="20"/>
       </w:rPr>
     </w:lvl>
@@ -24069,7 +24067,7 @@
         <w:ind w:left="5040" w:hanging="360"/>
       </w:pPr>
       <w:rPr>
-        <w:rFonts w:ascii="Wingdings" w:hAnsi="Wingdings" w:hint="default"/>
+        <w:rFonts w:hint="default" w:ascii="Wingdings" w:hAnsi="Wingdings"/>
         <w:sz w:val="20"/>
       </w:rPr>
     </w:lvl>
@@ -24085,7 +24083,7 @@
         <w:ind w:left="5760" w:hanging="360"/>
       </w:pPr>
       <w:rPr>
-        <w:rFonts w:ascii="Wingdings" w:hAnsi="Wingdings" w:hint="default"/>
+        <w:rFonts w:hint="default" w:ascii="Wingdings" w:hAnsi="Wingdings"/>
         <w:sz w:val="20"/>
       </w:rPr>
     </w:lvl>
@@ -24101,7 +24099,7 @@
         <w:ind w:left="6480" w:hanging="360"/>
       </w:pPr>
       <w:rPr>
-        <w:rFonts w:ascii="Wingdings" w:hAnsi="Wingdings" w:hint="default"/>
+        <w:rFonts w:hint="default" w:ascii="Wingdings" w:hAnsi="Wingdings"/>
         <w:sz w:val="20"/>
       </w:rPr>
     </w:lvl>
@@ -24122,7 +24120,7 @@
         <w:ind w:left="720" w:hanging="360"/>
       </w:pPr>
       <w:rPr>
-        <w:rFonts w:ascii="Symbol" w:hAnsi="Symbol" w:hint="default"/>
+        <w:rFonts w:hint="default" w:ascii="Symbol" w:hAnsi="Symbol"/>
         <w:sz w:val="20"/>
       </w:rPr>
     </w:lvl>
@@ -24138,7 +24136,7 @@
         <w:ind w:left="1440" w:hanging="360"/>
       </w:pPr>
       <w:rPr>
-        <w:rFonts w:ascii="Symbol" w:hAnsi="Symbol" w:hint="default"/>
+        <w:rFonts w:hint="default" w:ascii="Symbol" w:hAnsi="Symbol"/>
         <w:sz w:val="20"/>
       </w:rPr>
     </w:lvl>
@@ -24154,7 +24152,7 @@
         <w:ind w:left="2160" w:hanging="360"/>
       </w:pPr>
       <w:rPr>
-        <w:rFonts w:ascii="Symbol" w:hAnsi="Symbol" w:hint="default"/>
+        <w:rFonts w:hint="default" w:ascii="Symbol" w:hAnsi="Symbol"/>
         <w:sz w:val="20"/>
       </w:rPr>
     </w:lvl>
@@ -24170,7 +24168,7 @@
         <w:ind w:left="2880" w:hanging="360"/>
       </w:pPr>
       <w:rPr>
-        <w:rFonts w:ascii="Symbol" w:hAnsi="Symbol" w:hint="default"/>
+        <w:rFonts w:hint="default" w:ascii="Symbol" w:hAnsi="Symbol"/>
         <w:sz w:val="20"/>
       </w:rPr>
     </w:lvl>
@@ -24186,7 +24184,7 @@
         <w:ind w:left="3600" w:hanging="360"/>
       </w:pPr>
       <w:rPr>
-        <w:rFonts w:ascii="Symbol" w:hAnsi="Symbol" w:hint="default"/>
+        <w:rFonts w:hint="default" w:ascii="Symbol" w:hAnsi="Symbol"/>
         <w:sz w:val="20"/>
       </w:rPr>
     </w:lvl>
@@ -24202,7 +24200,7 @@
         <w:ind w:left="4320" w:hanging="360"/>
       </w:pPr>
       <w:rPr>
-        <w:rFonts w:ascii="Symbol" w:hAnsi="Symbol" w:hint="default"/>
+        <w:rFonts w:hint="default" w:ascii="Symbol" w:hAnsi="Symbol"/>
         <w:sz w:val="20"/>
       </w:rPr>
     </w:lvl>
@@ -24218,7 +24216,7 @@
         <w:ind w:left="5040" w:hanging="360"/>
       </w:pPr>
       <w:rPr>
-        <w:rFonts w:ascii="Symbol" w:hAnsi="Symbol" w:hint="default"/>
+        <w:rFonts w:hint="default" w:ascii="Symbol" w:hAnsi="Symbol"/>
         <w:sz w:val="20"/>
       </w:rPr>
     </w:lvl>
@@ -24234,7 +24232,7 @@
         <w:ind w:left="5760" w:hanging="360"/>
       </w:pPr>
       <w:rPr>
-        <w:rFonts w:ascii="Symbol" w:hAnsi="Symbol" w:hint="default"/>
+        <w:rFonts w:hint="default" w:ascii="Symbol" w:hAnsi="Symbol"/>
         <w:sz w:val="20"/>
       </w:rPr>
     </w:lvl>
@@ -24250,7 +24248,7 @@
         <w:ind w:left="6480" w:hanging="360"/>
       </w:pPr>
       <w:rPr>
-        <w:rFonts w:ascii="Symbol" w:hAnsi="Symbol" w:hint="default"/>
+        <w:rFonts w:hint="default" w:ascii="Symbol" w:hAnsi="Symbol"/>
         <w:sz w:val="20"/>
       </w:rPr>
     </w:lvl>
@@ -24271,7 +24269,7 @@
         <w:ind w:left="720" w:hanging="360"/>
       </w:pPr>
       <w:rPr>
-        <w:rFonts w:ascii="Symbol" w:hAnsi="Symbol" w:hint="default"/>
+        <w:rFonts w:hint="default" w:ascii="Symbol" w:hAnsi="Symbol"/>
         <w:sz w:val="20"/>
       </w:rPr>
     </w:lvl>
@@ -24287,7 +24285,7 @@
         <w:ind w:left="1440" w:hanging="360"/>
       </w:pPr>
       <w:rPr>
-        <w:rFonts w:ascii="Symbol" w:hAnsi="Symbol" w:hint="default"/>
+        <w:rFonts w:hint="default" w:ascii="Symbol" w:hAnsi="Symbol"/>
         <w:sz w:val="20"/>
       </w:rPr>
     </w:lvl>
@@ -24303,7 +24301,7 @@
         <w:ind w:left="2160" w:hanging="360"/>
       </w:pPr>
       <w:rPr>
-        <w:rFonts w:ascii="Symbol" w:hAnsi="Symbol" w:hint="default"/>
+        <w:rFonts w:hint="default" w:ascii="Symbol" w:hAnsi="Symbol"/>
         <w:sz w:val="20"/>
       </w:rPr>
     </w:lvl>
@@ -24319,7 +24317,7 @@
         <w:ind w:left="2880" w:hanging="360"/>
       </w:pPr>
       <w:rPr>
-        <w:rFonts w:ascii="Symbol" w:hAnsi="Symbol" w:hint="default"/>
+        <w:rFonts w:hint="default" w:ascii="Symbol" w:hAnsi="Symbol"/>
         <w:sz w:val="20"/>
       </w:rPr>
     </w:lvl>
@@ -24335,7 +24333,7 @@
         <w:ind w:left="3600" w:hanging="360"/>
       </w:pPr>
       <w:rPr>
-        <w:rFonts w:ascii="Symbol" w:hAnsi="Symbol" w:hint="default"/>
+        <w:rFonts w:hint="default" w:ascii="Symbol" w:hAnsi="Symbol"/>
         <w:sz w:val="20"/>
       </w:rPr>
     </w:lvl>
@@ -24351,7 +24349,7 @@
         <w:ind w:left="4320" w:hanging="360"/>
       </w:pPr>
       <w:rPr>
-        <w:rFonts w:ascii="Symbol" w:hAnsi="Symbol" w:hint="default"/>
+        <w:rFonts w:hint="default" w:ascii="Symbol" w:hAnsi="Symbol"/>
         <w:sz w:val="20"/>
       </w:rPr>
     </w:lvl>
@@ -24367,7 +24365,7 @@
         <w:ind w:left="5040" w:hanging="360"/>
       </w:pPr>
       <w:rPr>
-        <w:rFonts w:ascii="Symbol" w:hAnsi="Symbol" w:hint="default"/>
+        <w:rFonts w:hint="default" w:ascii="Symbol" w:hAnsi="Symbol"/>
         <w:sz w:val="20"/>
       </w:rPr>
     </w:lvl>
@@ -24383,7 +24381,7 @@
         <w:ind w:left="5760" w:hanging="360"/>
       </w:pPr>
       <w:rPr>
-        <w:rFonts w:ascii="Symbol" w:hAnsi="Symbol" w:hint="default"/>
+        <w:rFonts w:hint="default" w:ascii="Symbol" w:hAnsi="Symbol"/>
         <w:sz w:val="20"/>
       </w:rPr>
     </w:lvl>
@@ -24399,7 +24397,7 @@
         <w:ind w:left="6480" w:hanging="360"/>
       </w:pPr>
       <w:rPr>
-        <w:rFonts w:ascii="Symbol" w:hAnsi="Symbol" w:hint="default"/>
+        <w:rFonts w:hint="default" w:ascii="Symbol" w:hAnsi="Symbol"/>
         <w:sz w:val="20"/>
       </w:rPr>
     </w:lvl>
@@ -24420,7 +24418,7 @@
         <w:ind w:left="720" w:hanging="360"/>
       </w:pPr>
       <w:rPr>
-        <w:rFonts w:ascii="Symbol" w:hAnsi="Symbol" w:hint="default"/>
+        <w:rFonts w:hint="default" w:ascii="Symbol" w:hAnsi="Symbol"/>
         <w:sz w:val="20"/>
       </w:rPr>
     </w:lvl>
@@ -24436,7 +24434,7 @@
         <w:ind w:left="1440" w:hanging="360"/>
       </w:pPr>
       <w:rPr>
-        <w:rFonts w:ascii="Symbol" w:hAnsi="Symbol" w:hint="default"/>
+        <w:rFonts w:hint="default" w:ascii="Symbol" w:hAnsi="Symbol"/>
         <w:sz w:val="20"/>
       </w:rPr>
     </w:lvl>
@@ -24452,7 +24450,7 @@
         <w:ind w:left="2160" w:hanging="360"/>
       </w:pPr>
       <w:rPr>
-        <w:rFonts w:ascii="Symbol" w:hAnsi="Symbol" w:hint="default"/>
+        <w:rFonts w:hint="default" w:ascii="Symbol" w:hAnsi="Symbol"/>
         <w:sz w:val="20"/>
       </w:rPr>
     </w:lvl>
@@ -24468,7 +24466,7 @@
         <w:ind w:left="2880" w:hanging="360"/>
       </w:pPr>
       <w:rPr>
-        <w:rFonts w:ascii="Symbol" w:hAnsi="Symbol" w:hint="default"/>
+        <w:rFonts w:hint="default" w:ascii="Symbol" w:hAnsi="Symbol"/>
         <w:sz w:val="20"/>
       </w:rPr>
     </w:lvl>
@@ -24484,7 +24482,7 @@
         <w:ind w:left="3600" w:hanging="360"/>
       </w:pPr>
       <w:rPr>
-        <w:rFonts w:ascii="Symbol" w:hAnsi="Symbol" w:hint="default"/>
+        <w:rFonts w:hint="default" w:ascii="Symbol" w:hAnsi="Symbol"/>
         <w:sz w:val="20"/>
       </w:rPr>
     </w:lvl>
@@ -24500,7 +24498,7 @@
         <w:ind w:left="4320" w:hanging="360"/>
       </w:pPr>
       <w:rPr>
-        <w:rFonts w:ascii="Symbol" w:hAnsi="Symbol" w:hint="default"/>
+        <w:rFonts w:hint="default" w:ascii="Symbol" w:hAnsi="Symbol"/>
         <w:sz w:val="20"/>
       </w:rPr>
     </w:lvl>
@@ -24516,7 +24514,7 @@
         <w:ind w:left="5040" w:hanging="360"/>
       </w:pPr>
       <w:rPr>
-        <w:rFonts w:ascii="Symbol" w:hAnsi="Symbol" w:hint="default"/>
+        <w:rFonts w:hint="default" w:ascii="Symbol" w:hAnsi="Symbol"/>
         <w:sz w:val="20"/>
       </w:rPr>
     </w:lvl>
@@ -24532,7 +24530,7 @@
         <w:ind w:left="5760" w:hanging="360"/>
       </w:pPr>
       <w:rPr>
-        <w:rFonts w:ascii="Symbol" w:hAnsi="Symbol" w:hint="default"/>
+        <w:rFonts w:hint="default" w:ascii="Symbol" w:hAnsi="Symbol"/>
         <w:sz w:val="20"/>
       </w:rPr>
     </w:lvl>
@@ -24548,7 +24546,7 @@
         <w:ind w:left="6480" w:hanging="360"/>
       </w:pPr>
       <w:rPr>
-        <w:rFonts w:ascii="Symbol" w:hAnsi="Symbol" w:hint="default"/>
+        <w:rFonts w:hint="default" w:ascii="Symbol" w:hAnsi="Symbol"/>
         <w:sz w:val="20"/>
       </w:rPr>
     </w:lvl>
@@ -24569,7 +24567,7 @@
         <w:ind w:left="720" w:hanging="360"/>
       </w:pPr>
       <w:rPr>
-        <w:rFonts w:ascii="Symbol" w:hAnsi="Symbol" w:hint="default"/>
+        <w:rFonts w:hint="default" w:ascii="Symbol" w:hAnsi="Symbol"/>
         <w:sz w:val="20"/>
       </w:rPr>
     </w:lvl>
@@ -24585,7 +24583,7 @@
         <w:ind w:left="1440" w:hanging="360"/>
       </w:pPr>
       <w:rPr>
-        <w:rFonts w:ascii="Courier New" w:hAnsi="Courier New" w:hint="default"/>
+        <w:rFonts w:hint="default" w:ascii="Courier New" w:hAnsi="Courier New"/>
         <w:sz w:val="20"/>
       </w:rPr>
     </w:lvl>
@@ -24601,7 +24599,7 @@
         <w:ind w:left="2160" w:hanging="360"/>
       </w:pPr>
       <w:rPr>
-        <w:rFonts w:ascii="Wingdings" w:hAnsi="Wingdings" w:hint="default"/>
+        <w:rFonts w:hint="default" w:ascii="Wingdings" w:hAnsi="Wingdings"/>
         <w:sz w:val="20"/>
       </w:rPr>
     </w:lvl>
@@ -24617,7 +24615,7 @@
         <w:ind w:left="2880" w:hanging="360"/>
       </w:pPr>
       <w:rPr>
-        <w:rFonts w:ascii="Wingdings" w:hAnsi="Wingdings" w:hint="default"/>
+        <w:rFonts w:hint="default" w:ascii="Wingdings" w:hAnsi="Wingdings"/>
         <w:sz w:val="20"/>
       </w:rPr>
     </w:lvl>
@@ -24633,7 +24631,7 @@
         <w:ind w:left="3600" w:hanging="360"/>
       </w:pPr>
       <w:rPr>
-        <w:rFonts w:ascii="Wingdings" w:hAnsi="Wingdings" w:hint="default"/>
+        <w:rFonts w:hint="default" w:ascii="Wingdings" w:hAnsi="Wingdings"/>
         <w:sz w:val="20"/>
       </w:rPr>
     </w:lvl>
@@ -24649,7 +24647,7 @@
         <w:ind w:left="4320" w:hanging="360"/>
       </w:pPr>
       <w:rPr>
-        <w:rFonts w:ascii="Wingdings" w:hAnsi="Wingdings" w:hint="default"/>
+        <w:rFonts w:hint="default" w:ascii="Wingdings" w:hAnsi="Wingdings"/>
         <w:sz w:val="20"/>
       </w:rPr>
     </w:lvl>
@@ -24665,7 +24663,7 @@
         <w:ind w:left="5040" w:hanging="360"/>
       </w:pPr>
       <w:rPr>
-        <w:rFonts w:ascii="Wingdings" w:hAnsi="Wingdings" w:hint="default"/>
+        <w:rFonts w:hint="default" w:ascii="Wingdings" w:hAnsi="Wingdings"/>
         <w:sz w:val="20"/>
       </w:rPr>
     </w:lvl>
@@ -24681,7 +24679,7 @@
         <w:ind w:left="5760" w:hanging="360"/>
       </w:pPr>
       <w:rPr>
-        <w:rFonts w:ascii="Wingdings" w:hAnsi="Wingdings" w:hint="default"/>
+        <w:rFonts w:hint="default" w:ascii="Wingdings" w:hAnsi="Wingdings"/>
         <w:sz w:val="20"/>
       </w:rPr>
     </w:lvl>
@@ -24697,7 +24695,7 @@
         <w:ind w:left="6480" w:hanging="360"/>
       </w:pPr>
       <w:rPr>
-        <w:rFonts w:ascii="Wingdings" w:hAnsi="Wingdings" w:hint="default"/>
+        <w:rFonts w:hint="default" w:ascii="Wingdings" w:hAnsi="Wingdings"/>
         <w:sz w:val="20"/>
       </w:rPr>
     </w:lvl>
@@ -24718,7 +24716,7 @@
         <w:ind w:left="720" w:hanging="360"/>
       </w:pPr>
       <w:rPr>
-        <w:rFonts w:ascii="Symbol" w:hAnsi="Symbol" w:hint="default"/>
+        <w:rFonts w:hint="default" w:ascii="Symbol" w:hAnsi="Symbol"/>
         <w:sz w:val="20"/>
       </w:rPr>
     </w:lvl>
@@ -24734,7 +24732,7 @@
         <w:ind w:left="1440" w:hanging="360"/>
       </w:pPr>
       <w:rPr>
-        <w:rFonts w:ascii="Symbol" w:hAnsi="Symbol" w:hint="default"/>
+        <w:rFonts w:hint="default" w:ascii="Symbol" w:hAnsi="Symbol"/>
         <w:sz w:val="20"/>
       </w:rPr>
     </w:lvl>
@@ -24750,7 +24748,7 @@
         <w:ind w:left="2160" w:hanging="360"/>
       </w:pPr>
       <w:rPr>
-        <w:rFonts w:ascii="Symbol" w:hAnsi="Symbol" w:hint="default"/>
+        <w:rFonts w:hint="default" w:ascii="Symbol" w:hAnsi="Symbol"/>
         <w:sz w:val="20"/>
       </w:rPr>
     </w:lvl>
@@ -24766,7 +24764,7 @@
         <w:ind w:left="2880" w:hanging="360"/>
       </w:pPr>
       <w:rPr>
-        <w:rFonts w:ascii="Symbol" w:hAnsi="Symbol" w:hint="default"/>
+        <w:rFonts w:hint="default" w:ascii="Symbol" w:hAnsi="Symbol"/>
         <w:sz w:val="20"/>
       </w:rPr>
     </w:lvl>
@@ -24782,7 +24780,7 @@
         <w:ind w:left="3600" w:hanging="360"/>
       </w:pPr>
       <w:rPr>
-        <w:rFonts w:ascii="Symbol" w:hAnsi="Symbol" w:hint="default"/>
+        <w:rFonts w:hint="default" w:ascii="Symbol" w:hAnsi="Symbol"/>
         <w:sz w:val="20"/>
       </w:rPr>
     </w:lvl>
@@ -24798,7 +24796,7 @@
         <w:ind w:left="4320" w:hanging="360"/>
       </w:pPr>
       <w:rPr>
-        <w:rFonts w:ascii="Symbol" w:hAnsi="Symbol" w:hint="default"/>
+        <w:rFonts w:hint="default" w:ascii="Symbol" w:hAnsi="Symbol"/>
         <w:sz w:val="20"/>
       </w:rPr>
     </w:lvl>
@@ -24814,7 +24812,7 @@
         <w:ind w:left="5040" w:hanging="360"/>
       </w:pPr>
       <w:rPr>
-        <w:rFonts w:ascii="Symbol" w:hAnsi="Symbol" w:hint="default"/>
+        <w:rFonts w:hint="default" w:ascii="Symbol" w:hAnsi="Symbol"/>
         <w:sz w:val="20"/>
       </w:rPr>
     </w:lvl>
@@ -24830,7 +24828,7 @@
         <w:ind w:left="5760" w:hanging="360"/>
       </w:pPr>
       <w:rPr>
-        <w:rFonts w:ascii="Symbol" w:hAnsi="Symbol" w:hint="default"/>
+        <w:rFonts w:hint="default" w:ascii="Symbol" w:hAnsi="Symbol"/>
         <w:sz w:val="20"/>
       </w:rPr>
     </w:lvl>
@@ -24846,7 +24844,7 @@
         <w:ind w:left="6480" w:hanging="360"/>
       </w:pPr>
       <w:rPr>
-        <w:rFonts w:ascii="Symbol" w:hAnsi="Symbol" w:hint="default"/>
+        <w:rFonts w:hint="default" w:ascii="Symbol" w:hAnsi="Symbol"/>
         <w:sz w:val="20"/>
       </w:rPr>
     </w:lvl>
@@ -24867,7 +24865,7 @@
         <w:ind w:left="720" w:hanging="360"/>
       </w:pPr>
       <w:rPr>
-        <w:rFonts w:ascii="Symbol" w:hAnsi="Symbol" w:hint="default"/>
+        <w:rFonts w:hint="default" w:ascii="Symbol" w:hAnsi="Symbol"/>
         <w:sz w:val="20"/>
       </w:rPr>
     </w:lvl>
@@ -24883,7 +24881,7 @@
         <w:ind w:left="1440" w:hanging="360"/>
       </w:pPr>
       <w:rPr>
-        <w:rFonts w:ascii="Courier New" w:hAnsi="Courier New" w:hint="default"/>
+        <w:rFonts w:hint="default" w:ascii="Courier New" w:hAnsi="Courier New"/>
         <w:sz w:val="20"/>
       </w:rPr>
     </w:lvl>
@@ -24899,7 +24897,7 @@
         <w:ind w:left="2160" w:hanging="360"/>
       </w:pPr>
       <w:rPr>
-        <w:rFonts w:ascii="Wingdings" w:hAnsi="Wingdings" w:hint="default"/>
+        <w:rFonts w:hint="default" w:ascii="Wingdings" w:hAnsi="Wingdings"/>
         <w:sz w:val="20"/>
       </w:rPr>
     </w:lvl>
@@ -24915,7 +24913,7 @@
         <w:ind w:left="2880" w:hanging="360"/>
       </w:pPr>
       <w:rPr>
-        <w:rFonts w:ascii="Wingdings" w:hAnsi="Wingdings" w:hint="default"/>
+        <w:rFonts w:hint="default" w:ascii="Wingdings" w:hAnsi="Wingdings"/>
         <w:sz w:val="20"/>
       </w:rPr>
     </w:lvl>
@@ -24931,7 +24929,7 @@
         <w:ind w:left="3600" w:hanging="360"/>
       </w:pPr>
       <w:rPr>
-        <w:rFonts w:ascii="Wingdings" w:hAnsi="Wingdings" w:hint="default"/>
+        <w:rFonts w:hint="default" w:ascii="Wingdings" w:hAnsi="Wingdings"/>
         <w:sz w:val="20"/>
       </w:rPr>
     </w:lvl>
@@ -24947,7 +24945,7 @@
         <w:ind w:left="4320" w:hanging="360"/>
       </w:pPr>
       <w:rPr>
-        <w:rFonts w:ascii="Wingdings" w:hAnsi="Wingdings" w:hint="default"/>
+        <w:rFonts w:hint="default" w:ascii="Wingdings" w:hAnsi="Wingdings"/>
         <w:sz w:val="20"/>
       </w:rPr>
     </w:lvl>
@@ -24963,7 +24961,7 @@
         <w:ind w:left="5040" w:hanging="360"/>
       </w:pPr>
       <w:rPr>
-        <w:rFonts w:ascii="Wingdings" w:hAnsi="Wingdings" w:hint="default"/>
+        <w:rFonts w:hint="default" w:ascii="Wingdings" w:hAnsi="Wingdings"/>
         <w:sz w:val="20"/>
       </w:rPr>
     </w:lvl>
@@ -24979,7 +24977,7 @@
         <w:ind w:left="5760" w:hanging="360"/>
       </w:pPr>
       <w:rPr>
-        <w:rFonts w:ascii="Wingdings" w:hAnsi="Wingdings" w:hint="default"/>
+        <w:rFonts w:hint="default" w:ascii="Wingdings" w:hAnsi="Wingdings"/>
         <w:sz w:val="20"/>
       </w:rPr>
     </w:lvl>
@@ -24995,7 +24993,7 @@
         <w:ind w:left="6480" w:hanging="360"/>
       </w:pPr>
       <w:rPr>
-        <w:rFonts w:ascii="Wingdings" w:hAnsi="Wingdings" w:hint="default"/>
+        <w:rFonts w:hint="default" w:ascii="Wingdings" w:hAnsi="Wingdings"/>
         <w:sz w:val="20"/>
       </w:rPr>
     </w:lvl>
@@ -25016,7 +25014,7 @@
         <w:ind w:left="720" w:hanging="360"/>
       </w:pPr>
       <w:rPr>
-        <w:rFonts w:ascii="Symbol" w:hAnsi="Symbol" w:hint="default"/>
+        <w:rFonts w:hint="default" w:ascii="Symbol" w:hAnsi="Symbol"/>
         <w:sz w:val="20"/>
       </w:rPr>
     </w:lvl>
@@ -25032,7 +25030,7 @@
         <w:ind w:left="1440" w:hanging="360"/>
       </w:pPr>
       <w:rPr>
-        <w:rFonts w:ascii="Symbol" w:hAnsi="Symbol" w:hint="default"/>
+        <w:rFonts w:hint="default" w:ascii="Symbol" w:hAnsi="Symbol"/>
         <w:sz w:val="20"/>
       </w:rPr>
     </w:lvl>
@@ -25048,7 +25046,7 @@
         <w:ind w:left="2160" w:hanging="360"/>
       </w:pPr>
       <w:rPr>
-        <w:rFonts w:ascii="Symbol" w:hAnsi="Symbol" w:hint="default"/>
+        <w:rFonts w:hint="default" w:ascii="Symbol" w:hAnsi="Symbol"/>
         <w:sz w:val="20"/>
       </w:rPr>
     </w:lvl>
@@ -25064,7 +25062,7 @@
         <w:ind w:left="2880" w:hanging="360"/>
       </w:pPr>
       <w:rPr>
-        <w:rFonts w:ascii="Symbol" w:hAnsi="Symbol" w:hint="default"/>
+        <w:rFonts w:hint="default" w:ascii="Symbol" w:hAnsi="Symbol"/>
         <w:sz w:val="20"/>
       </w:rPr>
     </w:lvl>
@@ -25080,7 +25078,7 @@
         <w:ind w:left="3600" w:hanging="360"/>
       </w:pPr>
       <w:rPr>
-        <w:rFonts w:ascii="Symbol" w:hAnsi="Symbol" w:hint="default"/>
+        <w:rFonts w:hint="default" w:ascii="Symbol" w:hAnsi="Symbol"/>
         <w:sz w:val="20"/>
       </w:rPr>
     </w:lvl>
@@ -25096,7 +25094,7 @@
         <w:ind w:left="4320" w:hanging="360"/>
       </w:pPr>
       <w:rPr>
-        <w:rFonts w:ascii="Symbol" w:hAnsi="Symbol" w:hint="default"/>
+        <w:rFonts w:hint="default" w:ascii="Symbol" w:hAnsi="Symbol"/>
         <w:sz w:val="20"/>
       </w:rPr>
     </w:lvl>
@@ -25112,7 +25110,7 @@
         <w:ind w:left="5040" w:hanging="360"/>
       </w:pPr>
       <w:rPr>
-        <w:rFonts w:ascii="Symbol" w:hAnsi="Symbol" w:hint="default"/>
+        <w:rFonts w:hint="default" w:ascii="Symbol" w:hAnsi="Symbol"/>
         <w:sz w:val="20"/>
       </w:rPr>
     </w:lvl>
@@ -25128,7 +25126,7 @@
         <w:ind w:left="5760" w:hanging="360"/>
       </w:pPr>
       <w:rPr>
-        <w:rFonts w:ascii="Symbol" w:hAnsi="Symbol" w:hint="default"/>
+        <w:rFonts w:hint="default" w:ascii="Symbol" w:hAnsi="Symbol"/>
         <w:sz w:val="20"/>
       </w:rPr>
     </w:lvl>
@@ -25144,7 +25142,7 @@
         <w:ind w:left="6480" w:hanging="360"/>
       </w:pPr>
       <w:rPr>
-        <w:rFonts w:ascii="Symbol" w:hAnsi="Symbol" w:hint="default"/>
+        <w:rFonts w:hint="default" w:ascii="Symbol" w:hAnsi="Symbol"/>
         <w:sz w:val="20"/>
       </w:rPr>
     </w:lvl>
@@ -25165,7 +25163,7 @@
         <w:ind w:left="720" w:hanging="360"/>
       </w:pPr>
       <w:rPr>
-        <w:rFonts w:ascii="Symbol" w:hAnsi="Symbol" w:hint="default"/>
+        <w:rFonts w:hint="default" w:ascii="Symbol" w:hAnsi="Symbol"/>
         <w:sz w:val="20"/>
       </w:rPr>
     </w:lvl>
@@ -25181,7 +25179,7 @@
         <w:ind w:left="1440" w:hanging="360"/>
       </w:pPr>
       <w:rPr>
-        <w:rFonts w:ascii="Symbol" w:hAnsi="Symbol" w:hint="default"/>
+        <w:rFonts w:hint="default" w:ascii="Symbol" w:hAnsi="Symbol"/>
         <w:sz w:val="20"/>
       </w:rPr>
     </w:lvl>
@@ -25197,7 +25195,7 @@
         <w:ind w:left="2160" w:hanging="360"/>
       </w:pPr>
       <w:rPr>
-        <w:rFonts w:ascii="Symbol" w:hAnsi="Symbol" w:hint="default"/>
+        <w:rFonts w:hint="default" w:ascii="Symbol" w:hAnsi="Symbol"/>
         <w:sz w:val="20"/>
       </w:rPr>
     </w:lvl>
@@ -25213,7 +25211,7 @@
         <w:ind w:left="2880" w:hanging="360"/>
       </w:pPr>
       <w:rPr>
-        <w:rFonts w:ascii="Symbol" w:hAnsi="Symbol" w:hint="default"/>
+        <w:rFonts w:hint="default" w:ascii="Symbol" w:hAnsi="Symbol"/>
         <w:sz w:val="20"/>
       </w:rPr>
     </w:lvl>
@@ -25229,7 +25227,7 @@
         <w:ind w:left="3600" w:hanging="360"/>
       </w:pPr>
       <w:rPr>
-        <w:rFonts w:ascii="Symbol" w:hAnsi="Symbol" w:hint="default"/>
+        <w:rFonts w:hint="default" w:ascii="Symbol" w:hAnsi="Symbol"/>
         <w:sz w:val="20"/>
       </w:rPr>
     </w:lvl>
@@ -25245,7 +25243,7 @@
         <w:ind w:left="4320" w:hanging="360"/>
       </w:pPr>
       <w:rPr>
-        <w:rFonts w:ascii="Symbol" w:hAnsi="Symbol" w:hint="default"/>
+        <w:rFonts w:hint="default" w:ascii="Symbol" w:hAnsi="Symbol"/>
         <w:sz w:val="20"/>
       </w:rPr>
     </w:lvl>
@@ -25261,7 +25259,7 @@
         <w:ind w:left="5040" w:hanging="360"/>
       </w:pPr>
       <w:rPr>
-        <w:rFonts w:ascii="Symbol" w:hAnsi="Symbol" w:hint="default"/>
+        <w:rFonts w:hint="default" w:ascii="Symbol" w:hAnsi="Symbol"/>
         <w:sz w:val="20"/>
       </w:rPr>
     </w:lvl>
@@ -25277,7 +25275,7 @@
         <w:ind w:left="5760" w:hanging="360"/>
       </w:pPr>
       <w:rPr>
-        <w:rFonts w:ascii="Symbol" w:hAnsi="Symbol" w:hint="default"/>
+        <w:rFonts w:hint="default" w:ascii="Symbol" w:hAnsi="Symbol"/>
         <w:sz w:val="20"/>
       </w:rPr>
     </w:lvl>
@@ -25293,7 +25291,7 @@
         <w:ind w:left="6480" w:hanging="360"/>
       </w:pPr>
       <w:rPr>
-        <w:rFonts w:ascii="Symbol" w:hAnsi="Symbol" w:hint="default"/>
+        <w:rFonts w:hint="default" w:ascii="Symbol" w:hAnsi="Symbol"/>
         <w:sz w:val="20"/>
       </w:rPr>
     </w:lvl>
@@ -25314,7 +25312,7 @@
         <w:ind w:left="720" w:hanging="360"/>
       </w:pPr>
       <w:rPr>
-        <w:rFonts w:ascii="Symbol" w:hAnsi="Symbol" w:hint="default"/>
+        <w:rFonts w:hint="default" w:ascii="Symbol" w:hAnsi="Symbol"/>
         <w:sz w:val="20"/>
       </w:rPr>
     </w:lvl>
@@ -25330,7 +25328,7 @@
         <w:ind w:left="1440" w:hanging="360"/>
       </w:pPr>
       <w:rPr>
-        <w:rFonts w:ascii="Courier New" w:hAnsi="Courier New" w:hint="default"/>
+        <w:rFonts w:hint="default" w:ascii="Courier New" w:hAnsi="Courier New"/>
         <w:sz w:val="20"/>
       </w:rPr>
     </w:lvl>
@@ -25346,7 +25344,7 @@
         <w:ind w:left="2160" w:hanging="360"/>
       </w:pPr>
       <w:rPr>
-        <w:rFonts w:ascii="Wingdings" w:hAnsi="Wingdings" w:hint="default"/>
+        <w:rFonts w:hint="default" w:ascii="Wingdings" w:hAnsi="Wingdings"/>
         <w:sz w:val="20"/>
       </w:rPr>
     </w:lvl>
@@ -25362,7 +25360,7 @@
         <w:ind w:left="2880" w:hanging="360"/>
       </w:pPr>
       <w:rPr>
-        <w:rFonts w:ascii="Wingdings" w:hAnsi="Wingdings" w:hint="default"/>
+        <w:rFonts w:hint="default" w:ascii="Wingdings" w:hAnsi="Wingdings"/>
         <w:sz w:val="20"/>
       </w:rPr>
     </w:lvl>
@@ -25378,7 +25376,7 @@
         <w:ind w:left="3600" w:hanging="360"/>
       </w:pPr>
       <w:rPr>
-        <w:rFonts w:ascii="Wingdings" w:hAnsi="Wingdings" w:hint="default"/>
+        <w:rFonts w:hint="default" w:ascii="Wingdings" w:hAnsi="Wingdings"/>
         <w:sz w:val="20"/>
       </w:rPr>
     </w:lvl>
@@ -25394,7 +25392,7 @@
         <w:ind w:left="4320" w:hanging="360"/>
       </w:pPr>
       <w:rPr>
-        <w:rFonts w:ascii="Wingdings" w:hAnsi="Wingdings" w:hint="default"/>
+        <w:rFonts w:hint="default" w:ascii="Wingdings" w:hAnsi="Wingdings"/>
         <w:sz w:val="20"/>
       </w:rPr>
     </w:lvl>
@@ -25410,7 +25408,7 @@
         <w:ind w:left="5040" w:hanging="360"/>
       </w:pPr>
       <w:rPr>
-        <w:rFonts w:ascii="Wingdings" w:hAnsi="Wingdings" w:hint="default"/>
+        <w:rFonts w:hint="default" w:ascii="Wingdings" w:hAnsi="Wingdings"/>
         <w:sz w:val="20"/>
       </w:rPr>
     </w:lvl>
@@ -25426,7 +25424,7 @@
         <w:ind w:left="5760" w:hanging="360"/>
       </w:pPr>
       <w:rPr>
-        <w:rFonts w:ascii="Wingdings" w:hAnsi="Wingdings" w:hint="default"/>
+        <w:rFonts w:hint="default" w:ascii="Wingdings" w:hAnsi="Wingdings"/>
         <w:sz w:val="20"/>
       </w:rPr>
     </w:lvl>
@@ -25442,7 +25440,7 @@
         <w:ind w:left="6480" w:hanging="360"/>
       </w:pPr>
       <w:rPr>
-        <w:rFonts w:ascii="Wingdings" w:hAnsi="Wingdings" w:hint="default"/>
+        <w:rFonts w:hint="default" w:ascii="Wingdings" w:hAnsi="Wingdings"/>
         <w:sz w:val="20"/>
       </w:rPr>
     </w:lvl>
@@ -25463,7 +25461,7 @@
         <w:ind w:left="720" w:hanging="360"/>
       </w:pPr>
       <w:rPr>
-        <w:rFonts w:ascii="Symbol" w:hAnsi="Symbol" w:hint="default"/>
+        <w:rFonts w:hint="default" w:ascii="Symbol" w:hAnsi="Symbol"/>
         <w:sz w:val="20"/>
       </w:rPr>
     </w:lvl>
@@ -25479,7 +25477,7 @@
         <w:ind w:left="1440" w:hanging="360"/>
       </w:pPr>
       <w:rPr>
-        <w:rFonts w:ascii="Symbol" w:hAnsi="Symbol" w:hint="default"/>
+        <w:rFonts w:hint="default" w:ascii="Symbol" w:hAnsi="Symbol"/>
         <w:sz w:val="20"/>
       </w:rPr>
     </w:lvl>
@@ -25495,7 +25493,7 @@
         <w:ind w:left="2160" w:hanging="360"/>
       </w:pPr>
       <w:rPr>
-        <w:rFonts w:ascii="Symbol" w:hAnsi="Symbol" w:hint="default"/>
+        <w:rFonts w:hint="default" w:ascii="Symbol" w:hAnsi="Symbol"/>
         <w:sz w:val="20"/>
       </w:rPr>
     </w:lvl>
@@ -25511,7 +25509,7 @@
         <w:ind w:left="2880" w:hanging="360"/>
       </w:pPr>
       <w:rPr>
-        <w:rFonts w:ascii="Symbol" w:hAnsi="Symbol" w:hint="default"/>
+        <w:rFonts w:hint="default" w:ascii="Symbol" w:hAnsi="Symbol"/>
         <w:sz w:val="20"/>
       </w:rPr>
     </w:lvl>
@@ -25527,7 +25525,7 @@
         <w:ind w:left="3600" w:hanging="360"/>
       </w:pPr>
       <w:rPr>
-        <w:rFonts w:ascii="Symbol" w:hAnsi="Symbol" w:hint="default"/>
+        <w:rFonts w:hint="default" w:ascii="Symbol" w:hAnsi="Symbol"/>
         <w:sz w:val="20"/>
       </w:rPr>
     </w:lvl>
@@ -25543,7 +25541,7 @@
         <w:ind w:left="4320" w:hanging="360"/>
       </w:pPr>
       <w:rPr>
-        <w:rFonts w:ascii="Symbol" w:hAnsi="Symbol" w:hint="default"/>
+        <w:rFonts w:hint="default" w:ascii="Symbol" w:hAnsi="Symbol"/>
         <w:sz w:val="20"/>
       </w:rPr>
     </w:lvl>
@@ -25559,7 +25557,7 @@
         <w:ind w:left="5040" w:hanging="360"/>
       </w:pPr>
       <w:rPr>
-        <w:rFonts w:ascii="Symbol" w:hAnsi="Symbol" w:hint="default"/>
+        <w:rFonts w:hint="default" w:ascii="Symbol" w:hAnsi="Symbol"/>
         <w:sz w:val="20"/>
       </w:rPr>
     </w:lvl>
@@ -25575,7 +25573,7 @@
         <w:ind w:left="5760" w:hanging="360"/>
       </w:pPr>
       <w:rPr>
-        <w:rFonts w:ascii="Symbol" w:hAnsi="Symbol" w:hint="default"/>
+        <w:rFonts w:hint="default" w:ascii="Symbol" w:hAnsi="Symbol"/>
         <w:sz w:val="20"/>
       </w:rPr>
     </w:lvl>
@@ -25591,7 +25589,7 @@
         <w:ind w:left="6480" w:hanging="360"/>
       </w:pPr>
       <w:rPr>
-        <w:rFonts w:ascii="Symbol" w:hAnsi="Symbol" w:hint="default"/>
+        <w:rFonts w:hint="default" w:ascii="Symbol" w:hAnsi="Symbol"/>
         <w:sz w:val="20"/>
       </w:rPr>
     </w:lvl>
@@ -25612,7 +25610,7 @@
         <w:ind w:left="720" w:hanging="360"/>
       </w:pPr>
       <w:rPr>
-        <w:rFonts w:ascii="Symbol" w:hAnsi="Symbol" w:hint="default"/>
+        <w:rFonts w:hint="default" w:ascii="Symbol" w:hAnsi="Symbol"/>
         <w:sz w:val="20"/>
       </w:rPr>
     </w:lvl>
@@ -25628,7 +25626,7 @@
         <w:ind w:left="1440" w:hanging="360"/>
       </w:pPr>
       <w:rPr>
-        <w:rFonts w:ascii="Courier New" w:hAnsi="Courier New" w:hint="default"/>
+        <w:rFonts w:hint="default" w:ascii="Courier New" w:hAnsi="Courier New"/>
         <w:sz w:val="20"/>
       </w:rPr>
     </w:lvl>
@@ -25644,7 +25642,7 @@
         <w:ind w:left="2160" w:hanging="360"/>
       </w:pPr>
       <w:rPr>
-        <w:rFonts w:ascii="Wingdings" w:hAnsi="Wingdings" w:hint="default"/>
+        <w:rFonts w:hint="default" w:ascii="Wingdings" w:hAnsi="Wingdings"/>
         <w:sz w:val="20"/>
       </w:rPr>
     </w:lvl>
@@ -25660,7 +25658,7 @@
         <w:ind w:left="2880" w:hanging="360"/>
       </w:pPr>
       <w:rPr>
-        <w:rFonts w:ascii="Wingdings" w:hAnsi="Wingdings" w:hint="default"/>
+        <w:rFonts w:hint="default" w:ascii="Wingdings" w:hAnsi="Wingdings"/>
         <w:sz w:val="20"/>
       </w:rPr>
     </w:lvl>
@@ -25676,7 +25674,7 @@
         <w:ind w:left="3600" w:hanging="360"/>
       </w:pPr>
       <w:rPr>
-        <w:rFonts w:ascii="Wingdings" w:hAnsi="Wingdings" w:hint="default"/>
+        <w:rFonts w:hint="default" w:ascii="Wingdings" w:hAnsi="Wingdings"/>
         <w:sz w:val="20"/>
       </w:rPr>
     </w:lvl>
@@ -25692,7 +25690,7 @@
         <w:ind w:left="4320" w:hanging="360"/>
       </w:pPr>
       <w:rPr>
-        <w:rFonts w:ascii="Wingdings" w:hAnsi="Wingdings" w:hint="default"/>
+        <w:rFonts w:hint="default" w:ascii="Wingdings" w:hAnsi="Wingdings"/>
         <w:sz w:val="20"/>
       </w:rPr>
     </w:lvl>
@@ -25708,7 +25706,7 @@
         <w:ind w:left="5040" w:hanging="360"/>
       </w:pPr>
       <w:rPr>
-        <w:rFonts w:ascii="Wingdings" w:hAnsi="Wingdings" w:hint="default"/>
+        <w:rFonts w:hint="default" w:ascii="Wingdings" w:hAnsi="Wingdings"/>
         <w:sz w:val="20"/>
       </w:rPr>
     </w:lvl>
@@ -25724,7 +25722,7 @@
         <w:ind w:left="5760" w:hanging="360"/>
       </w:pPr>
       <w:rPr>
-        <w:rFonts w:ascii="Wingdings" w:hAnsi="Wingdings" w:hint="default"/>
+        <w:rFonts w:hint="default" w:ascii="Wingdings" w:hAnsi="Wingdings"/>
         <w:sz w:val="20"/>
       </w:rPr>
     </w:lvl>
@@ -25740,7 +25738,7 @@
         <w:ind w:left="6480" w:hanging="360"/>
       </w:pPr>
       <w:rPr>
-        <w:rFonts w:ascii="Wingdings" w:hAnsi="Wingdings" w:hint="default"/>
+        <w:rFonts w:hint="default" w:ascii="Wingdings" w:hAnsi="Wingdings"/>
         <w:sz w:val="20"/>
       </w:rPr>
     </w:lvl>
@@ -25761,7 +25759,7 @@
         <w:ind w:left="720" w:hanging="360"/>
       </w:pPr>
       <w:rPr>
-        <w:rFonts w:ascii="Symbol" w:hAnsi="Symbol" w:hint="default"/>
+        <w:rFonts w:hint="default" w:ascii="Symbol" w:hAnsi="Symbol"/>
         <w:sz w:val="20"/>
       </w:rPr>
     </w:lvl>
@@ -25777,7 +25775,7 @@
         <w:ind w:left="1440" w:hanging="360"/>
       </w:pPr>
       <w:rPr>
-        <w:rFonts w:ascii="Symbol" w:hAnsi="Symbol" w:hint="default"/>
+        <w:rFonts w:hint="default" w:ascii="Symbol" w:hAnsi="Symbol"/>
         <w:sz w:val="20"/>
       </w:rPr>
     </w:lvl>
@@ -25793,7 +25791,7 @@
         <w:ind w:left="2160" w:hanging="360"/>
       </w:pPr>
       <w:rPr>
-        <w:rFonts w:ascii="Symbol" w:hAnsi="Symbol" w:hint="default"/>
+        <w:rFonts w:hint="default" w:ascii="Symbol" w:hAnsi="Symbol"/>
         <w:sz w:val="20"/>
       </w:rPr>
     </w:lvl>
@@ -25809,7 +25807,7 @@
         <w:ind w:left="2880" w:hanging="360"/>
       </w:pPr>
       <w:rPr>
-        <w:rFonts w:ascii="Symbol" w:hAnsi="Symbol" w:hint="default"/>
+        <w:rFonts w:hint="default" w:ascii="Symbol" w:hAnsi="Symbol"/>
         <w:sz w:val="20"/>
       </w:rPr>
     </w:lvl>
@@ -25825,7 +25823,7 @@
         <w:ind w:left="3600" w:hanging="360"/>
       </w:pPr>
       <w:rPr>
-        <w:rFonts w:ascii="Symbol" w:hAnsi="Symbol" w:hint="default"/>
+        <w:rFonts w:hint="default" w:ascii="Symbol" w:hAnsi="Symbol"/>
         <w:sz w:val="20"/>
       </w:rPr>
     </w:lvl>
@@ -25841,7 +25839,7 @@
         <w:ind w:left="4320" w:hanging="360"/>
       </w:pPr>
       <w:rPr>
-        <w:rFonts w:ascii="Symbol" w:hAnsi="Symbol" w:hint="default"/>
+        <w:rFonts w:hint="default" w:ascii="Symbol" w:hAnsi="Symbol"/>
         <w:sz w:val="20"/>
       </w:rPr>
     </w:lvl>
@@ -25857,7 +25855,7 @@
         <w:ind w:left="5040" w:hanging="360"/>
       </w:pPr>
       <w:rPr>
-        <w:rFonts w:ascii="Symbol" w:hAnsi="Symbol" w:hint="default"/>
+        <w:rFonts w:hint="default" w:ascii="Symbol" w:hAnsi="Symbol"/>
         <w:sz w:val="20"/>
       </w:rPr>
     </w:lvl>
@@ -25873,7 +25871,7 @@
         <w:ind w:left="5760" w:hanging="360"/>
       </w:pPr>
       <w:rPr>
-        <w:rFonts w:ascii="Symbol" w:hAnsi="Symbol" w:hint="default"/>
+        <w:rFonts w:hint="default" w:ascii="Symbol" w:hAnsi="Symbol"/>
         <w:sz w:val="20"/>
       </w:rPr>
     </w:lvl>
@@ -25889,7 +25887,7 @@
         <w:ind w:left="6480" w:hanging="360"/>
       </w:pPr>
       <w:rPr>
-        <w:rFonts w:ascii="Symbol" w:hAnsi="Symbol" w:hint="default"/>
+        <w:rFonts w:hint="default" w:ascii="Symbol" w:hAnsi="Symbol"/>
         <w:sz w:val="20"/>
       </w:rPr>
     </w:lvl>
@@ -25910,7 +25908,7 @@
         <w:ind w:left="720" w:hanging="360"/>
       </w:pPr>
       <w:rPr>
-        <w:rFonts w:ascii="Symbol" w:hAnsi="Symbol" w:hint="default"/>
+        <w:rFonts w:hint="default" w:ascii="Symbol" w:hAnsi="Symbol"/>
         <w:sz w:val="20"/>
       </w:rPr>
     </w:lvl>
@@ -25926,7 +25924,7 @@
         <w:ind w:left="1440" w:hanging="360"/>
       </w:pPr>
       <w:rPr>
-        <w:rFonts w:ascii="Symbol" w:hAnsi="Symbol" w:hint="default"/>
+        <w:rFonts w:hint="default" w:ascii="Symbol" w:hAnsi="Symbol"/>
         <w:sz w:val="20"/>
       </w:rPr>
     </w:lvl>
@@ -25942,7 +25940,7 @@
         <w:ind w:left="2160" w:hanging="360"/>
       </w:pPr>
       <w:rPr>
-        <w:rFonts w:ascii="Symbol" w:hAnsi="Symbol" w:hint="default"/>
+        <w:rFonts w:hint="default" w:ascii="Symbol" w:hAnsi="Symbol"/>
         <w:sz w:val="20"/>
       </w:rPr>
     </w:lvl>
@@ -25958,7 +25956,7 @@
         <w:ind w:left="2880" w:hanging="360"/>
       </w:pPr>
       <w:rPr>
-        <w:rFonts w:ascii="Symbol" w:hAnsi="Symbol" w:hint="default"/>
+        <w:rFonts w:hint="default" w:ascii="Symbol" w:hAnsi="Symbol"/>
         <w:sz w:val="20"/>
       </w:rPr>
     </w:lvl>
@@ -25974,7 +25972,7 @@
         <w:ind w:left="3600" w:hanging="360"/>
       </w:pPr>
       <w:rPr>
-        <w:rFonts w:ascii="Symbol" w:hAnsi="Symbol" w:hint="default"/>
+        <w:rFonts w:hint="default" w:ascii="Symbol" w:hAnsi="Symbol"/>
         <w:sz w:val="20"/>
       </w:rPr>
     </w:lvl>
@@ -25990,7 +25988,7 @@
         <w:ind w:left="4320" w:hanging="360"/>
       </w:pPr>
       <w:rPr>
-        <w:rFonts w:ascii="Symbol" w:hAnsi="Symbol" w:hint="default"/>
+        <w:rFonts w:hint="default" w:ascii="Symbol" w:hAnsi="Symbol"/>
         <w:sz w:val="20"/>
       </w:rPr>
     </w:lvl>
@@ -26006,7 +26004,7 @@
         <w:ind w:left="5040" w:hanging="360"/>
       </w:pPr>
       <w:rPr>
-        <w:rFonts w:ascii="Symbol" w:hAnsi="Symbol" w:hint="default"/>
+        <w:rFonts w:hint="default" w:ascii="Symbol" w:hAnsi="Symbol"/>
         <w:sz w:val="20"/>
       </w:rPr>
     </w:lvl>
@@ -26022,7 +26020,7 @@
         <w:ind w:left="5760" w:hanging="360"/>
       </w:pPr>
       <w:rPr>
-        <w:rFonts w:ascii="Symbol" w:hAnsi="Symbol" w:hint="default"/>
+        <w:rFonts w:hint="default" w:ascii="Symbol" w:hAnsi="Symbol"/>
         <w:sz w:val="20"/>
       </w:rPr>
     </w:lvl>
@@ -26038,7 +26036,7 @@
         <w:ind w:left="6480" w:hanging="360"/>
       </w:pPr>
       <w:rPr>
-        <w:rFonts w:ascii="Symbol" w:hAnsi="Symbol" w:hint="default"/>
+        <w:rFonts w:hint="default" w:ascii="Symbol" w:hAnsi="Symbol"/>
         <w:sz w:val="20"/>
       </w:rPr>
     </w:lvl>
@@ -26059,7 +26057,7 @@
         <w:ind w:left="720" w:hanging="360"/>
       </w:pPr>
       <w:rPr>
-        <w:rFonts w:ascii="Symbol" w:hAnsi="Symbol" w:hint="default"/>
+        <w:rFonts w:hint="default" w:ascii="Symbol" w:hAnsi="Symbol"/>
         <w:sz w:val="20"/>
       </w:rPr>
     </w:lvl>
@@ -26075,7 +26073,7 @@
         <w:ind w:left="1440" w:hanging="360"/>
       </w:pPr>
       <w:rPr>
-        <w:rFonts w:ascii="Symbol" w:hAnsi="Symbol" w:hint="default"/>
+        <w:rFonts w:hint="default" w:ascii="Symbol" w:hAnsi="Symbol"/>
         <w:sz w:val="20"/>
       </w:rPr>
     </w:lvl>
@@ -26091,7 +26089,7 @@
         <w:ind w:left="2160" w:hanging="360"/>
       </w:pPr>
       <w:rPr>
-        <w:rFonts w:ascii="Symbol" w:hAnsi="Symbol" w:hint="default"/>
+        <w:rFonts w:hint="default" w:ascii="Symbol" w:hAnsi="Symbol"/>
         <w:sz w:val="20"/>
       </w:rPr>
     </w:lvl>
@@ -26107,7 +26105,7 @@
         <w:ind w:left="2880" w:hanging="360"/>
       </w:pPr>
       <w:rPr>
-        <w:rFonts w:ascii="Symbol" w:hAnsi="Symbol" w:hint="default"/>
+        <w:rFonts w:hint="default" w:ascii="Symbol" w:hAnsi="Symbol"/>
         <w:sz w:val="20"/>
       </w:rPr>
     </w:lvl>
@@ -26123,7 +26121,7 @@
         <w:ind w:left="3600" w:hanging="360"/>
       </w:pPr>
       <w:rPr>
-        <w:rFonts w:ascii="Symbol" w:hAnsi="Symbol" w:hint="default"/>
+        <w:rFonts w:hint="default" w:ascii="Symbol" w:hAnsi="Symbol"/>
         <w:sz w:val="20"/>
       </w:rPr>
     </w:lvl>
@@ -26139,7 +26137,7 @@
         <w:ind w:left="4320" w:hanging="360"/>
       </w:pPr>
       <w:rPr>
-        <w:rFonts w:ascii="Symbol" w:hAnsi="Symbol" w:hint="default"/>
+        <w:rFonts w:hint="default" w:ascii="Symbol" w:hAnsi="Symbol"/>
         <w:sz w:val="20"/>
       </w:rPr>
     </w:lvl>
@@ -26155,7 +26153,7 @@
         <w:ind w:left="5040" w:hanging="360"/>
       </w:pPr>
       <w:rPr>
-        <w:rFonts w:ascii="Symbol" w:hAnsi="Symbol" w:hint="default"/>
+        <w:rFonts w:hint="default" w:ascii="Symbol" w:hAnsi="Symbol"/>
         <w:sz w:val="20"/>
       </w:rPr>
     </w:lvl>
@@ -26171,7 +26169,7 @@
         <w:ind w:left="5760" w:hanging="360"/>
       </w:pPr>
       <w:rPr>
-        <w:rFonts w:ascii="Symbol" w:hAnsi="Symbol" w:hint="default"/>
+        <w:rFonts w:hint="default" w:ascii="Symbol" w:hAnsi="Symbol"/>
         <w:sz w:val="20"/>
       </w:rPr>
     </w:lvl>
@@ -26187,7 +26185,7 @@
         <w:ind w:left="6480" w:hanging="360"/>
       </w:pPr>
       <w:rPr>
-        <w:rFonts w:ascii="Symbol" w:hAnsi="Symbol" w:hint="default"/>
+        <w:rFonts w:hint="default" w:ascii="Symbol" w:hAnsi="Symbol"/>
         <w:sz w:val="20"/>
       </w:rPr>
     </w:lvl>
@@ -26208,7 +26206,7 @@
         <w:ind w:left="720" w:hanging="360"/>
       </w:pPr>
       <w:rPr>
-        <w:rFonts w:ascii="Symbol" w:hAnsi="Symbol" w:hint="default"/>
+        <w:rFonts w:hint="default" w:ascii="Symbol" w:hAnsi="Symbol"/>
         <w:sz w:val="20"/>
       </w:rPr>
     </w:lvl>
@@ -26224,7 +26222,7 @@
         <w:ind w:left="1440" w:hanging="360"/>
       </w:pPr>
       <w:rPr>
-        <w:rFonts w:ascii="Symbol" w:hAnsi="Symbol" w:hint="default"/>
+        <w:rFonts w:hint="default" w:ascii="Symbol" w:hAnsi="Symbol"/>
         <w:sz w:val="20"/>
       </w:rPr>
     </w:lvl>
@@ -26240,7 +26238,7 @@
         <w:ind w:left="2160" w:hanging="360"/>
       </w:pPr>
       <w:rPr>
-        <w:rFonts w:ascii="Symbol" w:hAnsi="Symbol" w:hint="default"/>
+        <w:rFonts w:hint="default" w:ascii="Symbol" w:hAnsi="Symbol"/>
         <w:sz w:val="20"/>
       </w:rPr>
     </w:lvl>
@@ -26256,7 +26254,7 @@
         <w:ind w:left="2880" w:hanging="360"/>
       </w:pPr>
       <w:rPr>
-        <w:rFonts w:ascii="Symbol" w:hAnsi="Symbol" w:hint="default"/>
+        <w:rFonts w:hint="default" w:ascii="Symbol" w:hAnsi="Symbol"/>
         <w:sz w:val="20"/>
       </w:rPr>
     </w:lvl>
@@ -26272,7 +26270,7 @@
         <w:ind w:left="3600" w:hanging="360"/>
       </w:pPr>
       <w:rPr>
-        <w:rFonts w:ascii="Symbol" w:hAnsi="Symbol" w:hint="default"/>
+        <w:rFonts w:hint="default" w:ascii="Symbol" w:hAnsi="Symbol"/>
         <w:sz w:val="20"/>
       </w:rPr>
     </w:lvl>
@@ -26288,7 +26286,7 @@
         <w:ind w:left="4320" w:hanging="360"/>
       </w:pPr>
       <w:rPr>
-        <w:rFonts w:ascii="Symbol" w:hAnsi="Symbol" w:hint="default"/>
+        <w:rFonts w:hint="default" w:ascii="Symbol" w:hAnsi="Symbol"/>
         <w:sz w:val="20"/>
       </w:rPr>
     </w:lvl>
@@ -26304,7 +26302,7 @@
         <w:ind w:left="5040" w:hanging="360"/>
       </w:pPr>
       <w:rPr>
-        <w:rFonts w:ascii="Symbol" w:hAnsi="Symbol" w:hint="default"/>
+        <w:rFonts w:hint="default" w:ascii="Symbol" w:hAnsi="Symbol"/>
         <w:sz w:val="20"/>
       </w:rPr>
     </w:lvl>
@@ -26320,7 +26318,7 @@
         <w:ind w:left="5760" w:hanging="360"/>
       </w:pPr>
       <w:rPr>
-        <w:rFonts w:ascii="Symbol" w:hAnsi="Symbol" w:hint="default"/>
+        <w:rFonts w:hint="default" w:ascii="Symbol" w:hAnsi="Symbol"/>
         <w:sz w:val="20"/>
       </w:rPr>
     </w:lvl>
@@ -26336,7 +26334,7 @@
         <w:ind w:left="6480" w:hanging="360"/>
       </w:pPr>
       <w:rPr>
-        <w:rFonts w:ascii="Symbol" w:hAnsi="Symbol" w:hint="default"/>
+        <w:rFonts w:hint="default" w:ascii="Symbol" w:hAnsi="Symbol"/>
         <w:sz w:val="20"/>
       </w:rPr>
     </w:lvl>
@@ -26357,7 +26355,7 @@
         <w:ind w:left="720" w:hanging="360"/>
       </w:pPr>
       <w:rPr>
-        <w:rFonts w:ascii="Symbol" w:hAnsi="Symbol" w:hint="default"/>
+        <w:rFonts w:hint="default" w:ascii="Symbol" w:hAnsi="Symbol"/>
         <w:sz w:val="20"/>
       </w:rPr>
     </w:lvl>
@@ -26373,7 +26371,7 @@
         <w:ind w:left="1440" w:hanging="360"/>
       </w:pPr>
       <w:rPr>
-        <w:rFonts w:ascii="Symbol" w:hAnsi="Symbol" w:hint="default"/>
+        <w:rFonts w:hint="default" w:ascii="Symbol" w:hAnsi="Symbol"/>
         <w:sz w:val="20"/>
       </w:rPr>
     </w:lvl>
@@ -26389,7 +26387,7 @@
         <w:ind w:left="2160" w:hanging="360"/>
       </w:pPr>
       <w:rPr>
-        <w:rFonts w:ascii="Symbol" w:hAnsi="Symbol" w:hint="default"/>
+        <w:rFonts w:hint="default" w:ascii="Symbol" w:hAnsi="Symbol"/>
         <w:sz w:val="20"/>
       </w:rPr>
     </w:lvl>
@@ -26405,7 +26403,7 @@
         <w:ind w:left="2880" w:hanging="360"/>
       </w:pPr>
       <w:rPr>
-        <w:rFonts w:ascii="Symbol" w:hAnsi="Symbol" w:hint="default"/>
+        <w:rFonts w:hint="default" w:ascii="Symbol" w:hAnsi="Symbol"/>
         <w:sz w:val="20"/>
       </w:rPr>
     </w:lvl>
@@ -26421,7 +26419,7 @@
         <w:ind w:left="3600" w:hanging="360"/>
       </w:pPr>
       <w:rPr>
-        <w:rFonts w:ascii="Symbol" w:hAnsi="Symbol" w:hint="default"/>
+        <w:rFonts w:hint="default" w:ascii="Symbol" w:hAnsi="Symbol"/>
         <w:sz w:val="20"/>
       </w:rPr>
     </w:lvl>
@@ -26437,7 +26435,7 @@
         <w:ind w:left="4320" w:hanging="360"/>
       </w:pPr>
       <w:rPr>
-        <w:rFonts w:ascii="Symbol" w:hAnsi="Symbol" w:hint="default"/>
+        <w:rFonts w:hint="default" w:ascii="Symbol" w:hAnsi="Symbol"/>
         <w:sz w:val="20"/>
       </w:rPr>
     </w:lvl>
@@ -26453,7 +26451,7 @@
         <w:ind w:left="5040" w:hanging="360"/>
       </w:pPr>
       <w:rPr>
-        <w:rFonts w:ascii="Symbol" w:hAnsi="Symbol" w:hint="default"/>
+        <w:rFonts w:hint="default" w:ascii="Symbol" w:hAnsi="Symbol"/>
         <w:sz w:val="20"/>
       </w:rPr>
     </w:lvl>
@@ -26469,7 +26467,7 @@
         <w:ind w:left="5760" w:hanging="360"/>
       </w:pPr>
       <w:rPr>
-        <w:rFonts w:ascii="Symbol" w:hAnsi="Symbol" w:hint="default"/>
+        <w:rFonts w:hint="default" w:ascii="Symbol" w:hAnsi="Symbol"/>
         <w:sz w:val="20"/>
       </w:rPr>
     </w:lvl>
@@ -26485,7 +26483,7 @@
         <w:ind w:left="6480" w:hanging="360"/>
       </w:pPr>
       <w:rPr>
-        <w:rFonts w:ascii="Symbol" w:hAnsi="Symbol" w:hint="default"/>
+        <w:rFonts w:hint="default" w:ascii="Symbol" w:hAnsi="Symbol"/>
         <w:sz w:val="20"/>
       </w:rPr>
     </w:lvl>
@@ -26506,7 +26504,7 @@
         <w:ind w:left="720" w:hanging="360"/>
       </w:pPr>
       <w:rPr>
-        <w:rFonts w:ascii="Symbol" w:hAnsi="Symbol" w:hint="default"/>
+        <w:rFonts w:hint="default" w:ascii="Symbol" w:hAnsi="Symbol"/>
         <w:sz w:val="20"/>
       </w:rPr>
     </w:lvl>
@@ -26522,7 +26520,7 @@
         <w:ind w:left="1440" w:hanging="360"/>
       </w:pPr>
       <w:rPr>
-        <w:rFonts w:ascii="Symbol" w:hAnsi="Symbol" w:hint="default"/>
+        <w:rFonts w:hint="default" w:ascii="Symbol" w:hAnsi="Symbol"/>
         <w:sz w:val="20"/>
       </w:rPr>
     </w:lvl>
@@ -26538,7 +26536,7 @@
         <w:ind w:left="2160" w:hanging="360"/>
       </w:pPr>
       <w:rPr>
-        <w:rFonts w:ascii="Symbol" w:hAnsi="Symbol" w:hint="default"/>
+        <w:rFonts w:hint="default" w:ascii="Symbol" w:hAnsi="Symbol"/>
         <w:sz w:val="20"/>
       </w:rPr>
     </w:lvl>
@@ -26554,7 +26552,7 @@
         <w:ind w:left="2880" w:hanging="360"/>
       </w:pPr>
       <w:rPr>
-        <w:rFonts w:ascii="Symbol" w:hAnsi="Symbol" w:hint="default"/>
+        <w:rFonts w:hint="default" w:ascii="Symbol" w:hAnsi="Symbol"/>
         <w:sz w:val="20"/>
       </w:rPr>
     </w:lvl>
@@ -26570,7 +26568,7 @@
         <w:ind w:left="3600" w:hanging="360"/>
       </w:pPr>
       <w:rPr>
-        <w:rFonts w:ascii="Symbol" w:hAnsi="Symbol" w:hint="default"/>
+        <w:rFonts w:hint="default" w:ascii="Symbol" w:hAnsi="Symbol"/>
         <w:sz w:val="20"/>
       </w:rPr>
     </w:lvl>
@@ -26586,7 +26584,7 @@
         <w:ind w:left="4320" w:hanging="360"/>
       </w:pPr>
       <w:rPr>
-        <w:rFonts w:ascii="Symbol" w:hAnsi="Symbol" w:hint="default"/>
+        <w:rFonts w:hint="default" w:ascii="Symbol" w:hAnsi="Symbol"/>
         <w:sz w:val="20"/>
       </w:rPr>
     </w:lvl>
@@ -26602,7 +26600,7 @@
         <w:ind w:left="5040" w:hanging="360"/>
       </w:pPr>
       <w:rPr>
-        <w:rFonts w:ascii="Symbol" w:hAnsi="Symbol" w:hint="default"/>
+        <w:rFonts w:hint="default" w:ascii="Symbol" w:hAnsi="Symbol"/>
         <w:sz w:val="20"/>
       </w:rPr>
     </w:lvl>
@@ -26618,7 +26616,7 @@
         <w:ind w:left="5760" w:hanging="360"/>
       </w:pPr>
       <w:rPr>
-        <w:rFonts w:ascii="Symbol" w:hAnsi="Symbol" w:hint="default"/>
+        <w:rFonts w:hint="default" w:ascii="Symbol" w:hAnsi="Symbol"/>
         <w:sz w:val="20"/>
       </w:rPr>
     </w:lvl>
@@ -26634,7 +26632,7 @@
         <w:ind w:left="6480" w:hanging="360"/>
       </w:pPr>
       <w:rPr>
-        <w:rFonts w:ascii="Symbol" w:hAnsi="Symbol" w:hint="default"/>
+        <w:rFonts w:hint="default" w:ascii="Symbol" w:hAnsi="Symbol"/>
         <w:sz w:val="20"/>
       </w:rPr>
     </w:lvl>
@@ -26655,7 +26653,7 @@
         <w:ind w:left="720" w:hanging="360"/>
       </w:pPr>
       <w:rPr>
-        <w:rFonts w:ascii="Symbol" w:hAnsi="Symbol" w:hint="default"/>
+        <w:rFonts w:hint="default" w:ascii="Symbol" w:hAnsi="Symbol"/>
         <w:sz w:val="20"/>
       </w:rPr>
     </w:lvl>
@@ -26671,7 +26669,7 @@
         <w:ind w:left="1440" w:hanging="360"/>
       </w:pPr>
       <w:rPr>
-        <w:rFonts w:ascii="Symbol" w:hAnsi="Symbol" w:hint="default"/>
+        <w:rFonts w:hint="default" w:ascii="Symbol" w:hAnsi="Symbol"/>
         <w:sz w:val="20"/>
       </w:rPr>
     </w:lvl>
@@ -26687,7 +26685,7 @@
         <w:ind w:left="2160" w:hanging="360"/>
       </w:pPr>
       <w:rPr>
-        <w:rFonts w:ascii="Symbol" w:hAnsi="Symbol" w:hint="default"/>
+        <w:rFonts w:hint="default" w:ascii="Symbol" w:hAnsi="Symbol"/>
         <w:sz w:val="20"/>
       </w:rPr>
     </w:lvl>
@@ -26703,7 +26701,7 @@
         <w:ind w:left="2880" w:hanging="360"/>
       </w:pPr>
       <w:rPr>
-        <w:rFonts w:ascii="Symbol" w:hAnsi="Symbol" w:hint="default"/>
+        <w:rFonts w:hint="default" w:ascii="Symbol" w:hAnsi="Symbol"/>
         <w:sz w:val="20"/>
       </w:rPr>
     </w:lvl>
@@ -26719,7 +26717,7 @@
         <w:ind w:left="3600" w:hanging="360"/>
       </w:pPr>
       <w:rPr>
-        <w:rFonts w:ascii="Symbol" w:hAnsi="Symbol" w:hint="default"/>
+        <w:rFonts w:hint="default" w:ascii="Symbol" w:hAnsi="Symbol"/>
         <w:sz w:val="20"/>
       </w:rPr>
     </w:lvl>
@@ -26735,7 +26733,7 @@
         <w:ind w:left="4320" w:hanging="360"/>
       </w:pPr>
       <w:rPr>
-        <w:rFonts w:ascii="Symbol" w:hAnsi="Symbol" w:hint="default"/>
+        <w:rFonts w:hint="default" w:ascii="Symbol" w:hAnsi="Symbol"/>
         <w:sz w:val="20"/>
       </w:rPr>
     </w:lvl>
@@ -26751,7 +26749,7 @@
         <w:ind w:left="5040" w:hanging="360"/>
       </w:pPr>
       <w:rPr>
-        <w:rFonts w:ascii="Symbol" w:hAnsi="Symbol" w:hint="default"/>
+        <w:rFonts w:hint="default" w:ascii="Symbol" w:hAnsi="Symbol"/>
         <w:sz w:val="20"/>
       </w:rPr>
     </w:lvl>
@@ -26767,7 +26765,7 @@
         <w:ind w:left="5760" w:hanging="360"/>
       </w:pPr>
       <w:rPr>
-        <w:rFonts w:ascii="Symbol" w:hAnsi="Symbol" w:hint="default"/>
+        <w:rFonts w:hint="default" w:ascii="Symbol" w:hAnsi="Symbol"/>
         <w:sz w:val="20"/>
       </w:rPr>
     </w:lvl>
@@ -26783,7 +26781,7 @@
         <w:ind w:left="6480" w:hanging="360"/>
       </w:pPr>
       <w:rPr>
-        <w:rFonts w:ascii="Symbol" w:hAnsi="Symbol" w:hint="default"/>
+        <w:rFonts w:hint="default" w:ascii="Symbol" w:hAnsi="Symbol"/>
         <w:sz w:val="20"/>
       </w:rPr>
     </w:lvl>
@@ -26804,7 +26802,7 @@
         <w:ind w:left="720" w:hanging="360"/>
       </w:pPr>
       <w:rPr>
-        <w:rFonts w:ascii="Symbol" w:hAnsi="Symbol" w:hint="default"/>
+        <w:rFonts w:hint="default" w:ascii="Symbol" w:hAnsi="Symbol"/>
         <w:sz w:val="20"/>
       </w:rPr>
     </w:lvl>
@@ -26820,7 +26818,7 @@
         <w:ind w:left="1440" w:hanging="360"/>
       </w:pPr>
       <w:rPr>
-        <w:rFonts w:ascii="Symbol" w:hAnsi="Symbol" w:hint="default"/>
+        <w:rFonts w:hint="default" w:ascii="Symbol" w:hAnsi="Symbol"/>
         <w:sz w:val="20"/>
       </w:rPr>
     </w:lvl>
@@ -26836,7 +26834,7 @@
         <w:ind w:left="2160" w:hanging="360"/>
       </w:pPr>
       <w:rPr>
-        <w:rFonts w:ascii="Symbol" w:hAnsi="Symbol" w:hint="default"/>
+        <w:rFonts w:hint="default" w:ascii="Symbol" w:hAnsi="Symbol"/>
         <w:sz w:val="20"/>
       </w:rPr>
     </w:lvl>
@@ -26852,7 +26850,7 @@
         <w:ind w:left="2880" w:hanging="360"/>
       </w:pPr>
       <w:rPr>
-        <w:rFonts w:ascii="Symbol" w:hAnsi="Symbol" w:hint="default"/>
+        <w:rFonts w:hint="default" w:ascii="Symbol" w:hAnsi="Symbol"/>
         <w:sz w:val="20"/>
       </w:rPr>
     </w:lvl>
@@ -26868,7 +26866,7 @@
         <w:ind w:left="3600" w:hanging="360"/>
       </w:pPr>
       <w:rPr>
-        <w:rFonts w:ascii="Symbol" w:hAnsi="Symbol" w:hint="default"/>
+        <w:rFonts w:hint="default" w:ascii="Symbol" w:hAnsi="Symbol"/>
         <w:sz w:val="20"/>
       </w:rPr>
     </w:lvl>
@@ -26884,7 +26882,7 @@
         <w:ind w:left="4320" w:hanging="360"/>
       </w:pPr>
       <w:rPr>
-        <w:rFonts w:ascii="Symbol" w:hAnsi="Symbol" w:hint="default"/>
+        <w:rFonts w:hint="default" w:ascii="Symbol" w:hAnsi="Symbol"/>
         <w:sz w:val="20"/>
       </w:rPr>
     </w:lvl>
@@ -26900,7 +26898,7 @@
         <w:ind w:left="5040" w:hanging="360"/>
       </w:pPr>
       <w:rPr>
-        <w:rFonts w:ascii="Symbol" w:hAnsi="Symbol" w:hint="default"/>
+        <w:rFonts w:hint="default" w:ascii="Symbol" w:hAnsi="Symbol"/>
         <w:sz w:val="20"/>
       </w:rPr>
     </w:lvl>
@@ -26916,7 +26914,7 @@
         <w:ind w:left="5760" w:hanging="360"/>
       </w:pPr>
       <w:rPr>
-        <w:rFonts w:ascii="Symbol" w:hAnsi="Symbol" w:hint="default"/>
+        <w:rFonts w:hint="default" w:ascii="Symbol" w:hAnsi="Symbol"/>
         <w:sz w:val="20"/>
       </w:rPr>
     </w:lvl>
@@ -26932,7 +26930,7 @@
         <w:ind w:left="6480" w:hanging="360"/>
       </w:pPr>
       <w:rPr>
-        <w:rFonts w:ascii="Symbol" w:hAnsi="Symbol" w:hint="default"/>
+        <w:rFonts w:hint="default" w:ascii="Symbol" w:hAnsi="Symbol"/>
         <w:sz w:val="20"/>
       </w:rPr>
     </w:lvl>
@@ -26953,7 +26951,7 @@
         <w:ind w:left="720" w:hanging="360"/>
       </w:pPr>
       <w:rPr>
-        <w:rFonts w:ascii="Symbol" w:hAnsi="Symbol" w:hint="default"/>
+        <w:rFonts w:hint="default" w:ascii="Symbol" w:hAnsi="Symbol"/>
         <w:sz w:val="20"/>
       </w:rPr>
     </w:lvl>
@@ -26969,7 +26967,7 @@
         <w:ind w:left="1440" w:hanging="360"/>
       </w:pPr>
       <w:rPr>
-        <w:rFonts w:ascii="Symbol" w:hAnsi="Symbol" w:hint="default"/>
+        <w:rFonts w:hint="default" w:ascii="Symbol" w:hAnsi="Symbol"/>
         <w:sz w:val="20"/>
       </w:rPr>
     </w:lvl>
@@ -26985,7 +26983,7 @@
         <w:ind w:left="2160" w:hanging="360"/>
       </w:pPr>
       <w:rPr>
-        <w:rFonts w:ascii="Symbol" w:hAnsi="Symbol" w:hint="default"/>
+        <w:rFonts w:hint="default" w:ascii="Symbol" w:hAnsi="Symbol"/>
         <w:sz w:val="20"/>
       </w:rPr>
     </w:lvl>
@@ -27001,7 +26999,7 @@
         <w:ind w:left="2880" w:hanging="360"/>
       </w:pPr>
       <w:rPr>
-        <w:rFonts w:ascii="Symbol" w:hAnsi="Symbol" w:hint="default"/>
+        <w:rFonts w:hint="default" w:ascii="Symbol" w:hAnsi="Symbol"/>
         <w:sz w:val="20"/>
       </w:rPr>
     </w:lvl>
@@ -27017,7 +27015,7 @@
         <w:ind w:left="3600" w:hanging="360"/>
       </w:pPr>
       <w:rPr>
-        <w:rFonts w:ascii="Symbol" w:hAnsi="Symbol" w:hint="default"/>
+        <w:rFonts w:hint="default" w:ascii="Symbol" w:hAnsi="Symbol"/>
         <w:sz w:val="20"/>
       </w:rPr>
     </w:lvl>
@@ -27033,7 +27031,7 @@
         <w:ind w:left="4320" w:hanging="360"/>
       </w:pPr>
       <w:rPr>
-        <w:rFonts w:ascii="Symbol" w:hAnsi="Symbol" w:hint="default"/>
+        <w:rFonts w:hint="default" w:ascii="Symbol" w:hAnsi="Symbol"/>
         <w:sz w:val="20"/>
       </w:rPr>
     </w:lvl>
@@ -27049,7 +27047,7 @@
         <w:ind w:left="5040" w:hanging="360"/>
       </w:pPr>
       <w:rPr>
-        <w:rFonts w:ascii="Symbol" w:hAnsi="Symbol" w:hint="default"/>
+        <w:rFonts w:hint="default" w:ascii="Symbol" w:hAnsi="Symbol"/>
         <w:sz w:val="20"/>
       </w:rPr>
     </w:lvl>
@@ -27065,7 +27063,7 @@
         <w:ind w:left="5760" w:hanging="360"/>
       </w:pPr>
       <w:rPr>
-        <w:rFonts w:ascii="Symbol" w:hAnsi="Symbol" w:hint="default"/>
+        <w:rFonts w:hint="default" w:ascii="Symbol" w:hAnsi="Symbol"/>
         <w:sz w:val="20"/>
       </w:rPr>
     </w:lvl>
@@ -27081,7 +27079,7 @@
         <w:ind w:left="6480" w:hanging="360"/>
       </w:pPr>
       <w:rPr>
-        <w:rFonts w:ascii="Symbol" w:hAnsi="Symbol" w:hint="default"/>
+        <w:rFonts w:hint="default" w:ascii="Symbol" w:hAnsi="Symbol"/>
         <w:sz w:val="20"/>
       </w:rPr>
     </w:lvl>
@@ -27102,7 +27100,7 @@
         <w:ind w:left="720" w:hanging="360"/>
       </w:pPr>
       <w:rPr>
-        <w:rFonts w:ascii="Symbol" w:hAnsi="Symbol" w:hint="default"/>
+        <w:rFonts w:hint="default" w:ascii="Symbol" w:hAnsi="Symbol"/>
         <w:sz w:val="20"/>
       </w:rPr>
     </w:lvl>
@@ -27118,7 +27116,7 @@
         <w:ind w:left="1440" w:hanging="360"/>
       </w:pPr>
       <w:rPr>
-        <w:rFonts w:ascii="Symbol" w:hAnsi="Symbol" w:hint="default"/>
+        <w:rFonts w:hint="default" w:ascii="Symbol" w:hAnsi="Symbol"/>
         <w:sz w:val="20"/>
       </w:rPr>
     </w:lvl>
@@ -27134,7 +27132,7 @@
         <w:ind w:left="2160" w:hanging="360"/>
       </w:pPr>
       <w:rPr>
-        <w:rFonts w:ascii="Symbol" w:hAnsi="Symbol" w:hint="default"/>
+        <w:rFonts w:hint="default" w:ascii="Symbol" w:hAnsi="Symbol"/>
         <w:sz w:val="20"/>
       </w:rPr>
     </w:lvl>
@@ -27150,7 +27148,7 @@
         <w:ind w:left="2880" w:hanging="360"/>
       </w:pPr>
       <w:rPr>
-        <w:rFonts w:ascii="Symbol" w:hAnsi="Symbol" w:hint="default"/>
+        <w:rFonts w:hint="default" w:ascii="Symbol" w:hAnsi="Symbol"/>
         <w:sz w:val="20"/>
       </w:rPr>
     </w:lvl>
@@ -27166,7 +27164,7 @@
         <w:ind w:left="3600" w:hanging="360"/>
       </w:pPr>
       <w:rPr>
-        <w:rFonts w:ascii="Symbol" w:hAnsi="Symbol" w:hint="default"/>
+        <w:rFonts w:hint="default" w:ascii="Symbol" w:hAnsi="Symbol"/>
         <w:sz w:val="20"/>
       </w:rPr>
     </w:lvl>
@@ -27182,7 +27180,7 @@
         <w:ind w:left="4320" w:hanging="360"/>
       </w:pPr>
       <w:rPr>
-        <w:rFonts w:ascii="Symbol" w:hAnsi="Symbol" w:hint="default"/>
+        <w:rFonts w:hint="default" w:ascii="Symbol" w:hAnsi="Symbol"/>
         <w:sz w:val="20"/>
       </w:rPr>
     </w:lvl>
@@ -27198,7 +27196,7 @@
         <w:ind w:left="5040" w:hanging="360"/>
       </w:pPr>
       <w:rPr>
-        <w:rFonts w:ascii="Symbol" w:hAnsi="Symbol" w:hint="default"/>
+        <w:rFonts w:hint="default" w:ascii="Symbol" w:hAnsi="Symbol"/>
         <w:sz w:val="20"/>
       </w:rPr>
     </w:lvl>
@@ -27214,7 +27212,7 @@
         <w:ind w:left="5760" w:hanging="360"/>
       </w:pPr>
       <w:rPr>
-        <w:rFonts w:ascii="Symbol" w:hAnsi="Symbol" w:hint="default"/>
+        <w:rFonts w:hint="default" w:ascii="Symbol" w:hAnsi="Symbol"/>
         <w:sz w:val="20"/>
       </w:rPr>
     </w:lvl>
@@ -27230,7 +27228,7 @@
         <w:ind w:left="6480" w:hanging="360"/>
       </w:pPr>
       <w:rPr>
-        <w:rFonts w:ascii="Symbol" w:hAnsi="Symbol" w:hint="default"/>
+        <w:rFonts w:hint="default" w:ascii="Symbol" w:hAnsi="Symbol"/>
         <w:sz w:val="20"/>
       </w:rPr>
     </w:lvl>
@@ -27251,7 +27249,7 @@
         <w:ind w:left="720" w:hanging="360"/>
       </w:pPr>
       <w:rPr>
-        <w:rFonts w:ascii="Symbol" w:hAnsi="Symbol" w:hint="default"/>
+        <w:rFonts w:hint="default" w:ascii="Symbol" w:hAnsi="Symbol"/>
         <w:sz w:val="20"/>
       </w:rPr>
     </w:lvl>
@@ -27267,7 +27265,7 @@
         <w:ind w:left="1440" w:hanging="360"/>
       </w:pPr>
       <w:rPr>
-        <w:rFonts w:ascii="Courier New" w:hAnsi="Courier New" w:hint="default"/>
+        <w:rFonts w:hint="default" w:ascii="Courier New" w:hAnsi="Courier New"/>
         <w:sz w:val="20"/>
       </w:rPr>
     </w:lvl>
@@ -27283,7 +27281,7 @@
         <w:ind w:left="2160" w:hanging="360"/>
       </w:pPr>
       <w:rPr>
-        <w:rFonts w:ascii="Wingdings" w:hAnsi="Wingdings" w:hint="default"/>
+        <w:rFonts w:hint="default" w:ascii="Wingdings" w:hAnsi="Wingdings"/>
         <w:sz w:val="20"/>
       </w:rPr>
     </w:lvl>
@@ -27299,7 +27297,7 @@
         <w:ind w:left="2880" w:hanging="360"/>
       </w:pPr>
       <w:rPr>
-        <w:rFonts w:ascii="Wingdings" w:hAnsi="Wingdings" w:hint="default"/>
+        <w:rFonts w:hint="default" w:ascii="Wingdings" w:hAnsi="Wingdings"/>
         <w:sz w:val="20"/>
       </w:rPr>
     </w:lvl>
@@ -27315,7 +27313,7 @@
         <w:ind w:left="3600" w:hanging="360"/>
       </w:pPr>
       <w:rPr>
-        <w:rFonts w:ascii="Wingdings" w:hAnsi="Wingdings" w:hint="default"/>
+        <w:rFonts w:hint="default" w:ascii="Wingdings" w:hAnsi="Wingdings"/>
         <w:sz w:val="20"/>
       </w:rPr>
     </w:lvl>
@@ -27331,7 +27329,7 @@
         <w:ind w:left="4320" w:hanging="360"/>
       </w:pPr>
       <w:rPr>
-        <w:rFonts w:ascii="Wingdings" w:hAnsi="Wingdings" w:hint="default"/>
+        <w:rFonts w:hint="default" w:ascii="Wingdings" w:hAnsi="Wingdings"/>
         <w:sz w:val="20"/>
       </w:rPr>
     </w:lvl>
@@ -27347,7 +27345,7 @@
         <w:ind w:left="5040" w:hanging="360"/>
       </w:pPr>
       <w:rPr>
-        <w:rFonts w:ascii="Wingdings" w:hAnsi="Wingdings" w:hint="default"/>
+        <w:rFonts w:hint="default" w:ascii="Wingdings" w:hAnsi="Wingdings"/>
         <w:sz w:val="20"/>
       </w:rPr>
     </w:lvl>
@@ -27363,7 +27361,7 @@
         <w:ind w:left="5760" w:hanging="360"/>
       </w:pPr>
       <w:rPr>
-        <w:rFonts w:ascii="Wingdings" w:hAnsi="Wingdings" w:hint="default"/>
+        <w:rFonts w:hint="default" w:ascii="Wingdings" w:hAnsi="Wingdings"/>
         <w:sz w:val="20"/>
       </w:rPr>
     </w:lvl>
@@ -27379,7 +27377,7 @@
         <w:ind w:left="6480" w:hanging="360"/>
       </w:pPr>
       <w:rPr>
-        <w:rFonts w:ascii="Wingdings" w:hAnsi="Wingdings" w:hint="default"/>
+        <w:rFonts w:hint="default" w:ascii="Wingdings" w:hAnsi="Wingdings"/>
         <w:sz w:val="20"/>
       </w:rPr>
     </w:lvl>
@@ -27400,7 +27398,7 @@
         <w:ind w:left="720" w:hanging="360"/>
       </w:pPr>
       <w:rPr>
-        <w:rFonts w:ascii="Symbol" w:hAnsi="Symbol" w:hint="default"/>
+        <w:rFonts w:hint="default" w:ascii="Symbol" w:hAnsi="Symbol"/>
         <w:sz w:val="20"/>
       </w:rPr>
     </w:lvl>
@@ -27416,7 +27414,7 @@
         <w:ind w:left="1440" w:hanging="360"/>
       </w:pPr>
       <w:rPr>
-        <w:rFonts w:ascii="Courier New" w:hAnsi="Courier New" w:hint="default"/>
+        <w:rFonts w:hint="default" w:ascii="Courier New" w:hAnsi="Courier New"/>
         <w:sz w:val="20"/>
       </w:rPr>
     </w:lvl>
@@ -27432,7 +27430,7 @@
         <w:ind w:left="2160" w:hanging="360"/>
       </w:pPr>
       <w:rPr>
-        <w:rFonts w:ascii="Wingdings" w:hAnsi="Wingdings" w:hint="default"/>
+        <w:rFonts w:hint="default" w:ascii="Wingdings" w:hAnsi="Wingdings"/>
         <w:sz w:val="20"/>
       </w:rPr>
     </w:lvl>
@@ -27448,7 +27446,7 @@
         <w:ind w:left="2880" w:hanging="360"/>
       </w:pPr>
       <w:rPr>
-        <w:rFonts w:ascii="Wingdings" w:hAnsi="Wingdings" w:hint="default"/>
+        <w:rFonts w:hint="default" w:ascii="Wingdings" w:hAnsi="Wingdings"/>
         <w:sz w:val="20"/>
       </w:rPr>
     </w:lvl>
@@ -27464,7 +27462,7 @@
         <w:ind w:left="3600" w:hanging="360"/>
       </w:pPr>
       <w:rPr>
-        <w:rFonts w:ascii="Wingdings" w:hAnsi="Wingdings" w:hint="default"/>
+        <w:rFonts w:hint="default" w:ascii="Wingdings" w:hAnsi="Wingdings"/>
         <w:sz w:val="20"/>
       </w:rPr>
     </w:lvl>
@@ -27480,7 +27478,7 @@
         <w:ind w:left="4320" w:hanging="360"/>
       </w:pPr>
       <w:rPr>
-        <w:rFonts w:ascii="Wingdings" w:hAnsi="Wingdings" w:hint="default"/>
+        <w:rFonts w:hint="default" w:ascii="Wingdings" w:hAnsi="Wingdings"/>
         <w:sz w:val="20"/>
       </w:rPr>
     </w:lvl>
@@ -27496,7 +27494,7 @@
         <w:ind w:left="5040" w:hanging="360"/>
       </w:pPr>
       <w:rPr>
-        <w:rFonts w:ascii="Wingdings" w:hAnsi="Wingdings" w:hint="default"/>
+        <w:rFonts w:hint="default" w:ascii="Wingdings" w:hAnsi="Wingdings"/>
         <w:sz w:val="20"/>
       </w:rPr>
     </w:lvl>
@@ -27512,7 +27510,7 @@
         <w:ind w:left="5760" w:hanging="360"/>
       </w:pPr>
       <w:rPr>
-        <w:rFonts w:ascii="Wingdings" w:hAnsi="Wingdings" w:hint="default"/>
+        <w:rFonts w:hint="default" w:ascii="Wingdings" w:hAnsi="Wingdings"/>
         <w:sz w:val="20"/>
       </w:rPr>
     </w:lvl>
@@ -27528,7 +27526,7 @@
         <w:ind w:left="6480" w:hanging="360"/>
       </w:pPr>
       <w:rPr>
-        <w:rFonts w:ascii="Wingdings" w:hAnsi="Wingdings" w:hint="default"/>
+        <w:rFonts w:hint="default" w:ascii="Wingdings" w:hAnsi="Wingdings"/>
         <w:sz w:val="20"/>
       </w:rPr>
     </w:lvl>
@@ -27549,7 +27547,7 @@
         <w:ind w:left="720" w:hanging="360"/>
       </w:pPr>
       <w:rPr>
-        <w:rFonts w:ascii="Symbol" w:hAnsi="Symbol" w:hint="default"/>
+        <w:rFonts w:hint="default" w:ascii="Symbol" w:hAnsi="Symbol"/>
         <w:sz w:val="20"/>
       </w:rPr>
     </w:lvl>
@@ -27565,7 +27563,7 @@
         <w:ind w:left="1440" w:hanging="360"/>
       </w:pPr>
       <w:rPr>
-        <w:rFonts w:ascii="Symbol" w:hAnsi="Symbol" w:hint="default"/>
+        <w:rFonts w:hint="default" w:ascii="Symbol" w:hAnsi="Symbol"/>
         <w:sz w:val="20"/>
       </w:rPr>
     </w:lvl>
@@ -27581,7 +27579,7 @@
         <w:ind w:left="2160" w:hanging="360"/>
       </w:pPr>
       <w:rPr>
-        <w:rFonts w:ascii="Symbol" w:hAnsi="Symbol" w:hint="default"/>
+        <w:rFonts w:hint="default" w:ascii="Symbol" w:hAnsi="Symbol"/>
         <w:sz w:val="20"/>
       </w:rPr>
     </w:lvl>
@@ -27597,7 +27595,7 @@
         <w:ind w:left="2880" w:hanging="360"/>
       </w:pPr>
       <w:rPr>
-        <w:rFonts w:ascii="Symbol" w:hAnsi="Symbol" w:hint="default"/>
+        <w:rFonts w:hint="default" w:ascii="Symbol" w:hAnsi="Symbol"/>
         <w:sz w:val="20"/>
       </w:rPr>
     </w:lvl>
@@ -27613,7 +27611,7 @@
         <w:ind w:left="3600" w:hanging="360"/>
       </w:pPr>
       <w:rPr>
-        <w:rFonts w:ascii="Symbol" w:hAnsi="Symbol" w:hint="default"/>
+        <w:rFonts w:hint="default" w:ascii="Symbol" w:hAnsi="Symbol"/>
         <w:sz w:val="20"/>
       </w:rPr>
     </w:lvl>
@@ -27629,7 +27627,7 @@
         <w:ind w:left="4320" w:hanging="360"/>
       </w:pPr>
       <w:rPr>
-        <w:rFonts w:ascii="Symbol" w:hAnsi="Symbol" w:hint="default"/>
+        <w:rFonts w:hint="default" w:ascii="Symbol" w:hAnsi="Symbol"/>
         <w:sz w:val="20"/>
       </w:rPr>
     </w:lvl>
@@ -27645,7 +27643,7 @@
         <w:ind w:left="5040" w:hanging="360"/>
       </w:pPr>
       <w:rPr>
-        <w:rFonts w:ascii="Symbol" w:hAnsi="Symbol" w:hint="default"/>
+        <w:rFonts w:hint="default" w:ascii="Symbol" w:hAnsi="Symbol"/>
         <w:sz w:val="20"/>
       </w:rPr>
     </w:lvl>
@@ -27661,7 +27659,7 @@
         <w:ind w:left="5760" w:hanging="360"/>
       </w:pPr>
       <w:rPr>
-        <w:rFonts w:ascii="Symbol" w:hAnsi="Symbol" w:hint="default"/>
+        <w:rFonts w:hint="default" w:ascii="Symbol" w:hAnsi="Symbol"/>
         <w:sz w:val="20"/>
       </w:rPr>
     </w:lvl>
@@ -27677,7 +27675,7 @@
         <w:ind w:left="6480" w:hanging="360"/>
       </w:pPr>
       <w:rPr>
-        <w:rFonts w:ascii="Symbol" w:hAnsi="Symbol" w:hint="default"/>
+        <w:rFonts w:hint="default" w:ascii="Symbol" w:hAnsi="Symbol"/>
         <w:sz w:val="20"/>
       </w:rPr>
     </w:lvl>
@@ -27698,7 +27696,7 @@
         <w:ind w:left="720" w:hanging="360"/>
       </w:pPr>
       <w:rPr>
-        <w:rFonts w:ascii="Symbol" w:hAnsi="Symbol" w:hint="default"/>
+        <w:rFonts w:hint="default" w:ascii="Symbol" w:hAnsi="Symbol"/>
         <w:sz w:val="20"/>
       </w:rPr>
     </w:lvl>
@@ -27714,7 +27712,7 @@
         <w:ind w:left="1440" w:hanging="360"/>
       </w:pPr>
       <w:rPr>
-        <w:rFonts w:ascii="Courier New" w:hAnsi="Courier New" w:hint="default"/>
+        <w:rFonts w:hint="default" w:ascii="Courier New" w:hAnsi="Courier New"/>
         <w:sz w:val="20"/>
       </w:rPr>
     </w:lvl>
@@ -27730,7 +27728,7 @@
         <w:ind w:left="2160" w:hanging="360"/>
       </w:pPr>
       <w:rPr>
-        <w:rFonts w:ascii="Wingdings" w:hAnsi="Wingdings" w:hint="default"/>
+        <w:rFonts w:hint="default" w:ascii="Wingdings" w:hAnsi="Wingdings"/>
         <w:sz w:val="20"/>
       </w:rPr>
     </w:lvl>
@@ -27746,7 +27744,7 @@
         <w:ind w:left="2880" w:hanging="360"/>
       </w:pPr>
       <w:rPr>
-        <w:rFonts w:ascii="Wingdings" w:hAnsi="Wingdings" w:hint="default"/>
+        <w:rFonts w:hint="default" w:ascii="Wingdings" w:hAnsi="Wingdings"/>
         <w:sz w:val="20"/>
       </w:rPr>
     </w:lvl>
@@ -27762,7 +27760,7 @@
         <w:ind w:left="3600" w:hanging="360"/>
       </w:pPr>
       <w:rPr>
-        <w:rFonts w:ascii="Wingdings" w:hAnsi="Wingdings" w:hint="default"/>
+        <w:rFonts w:hint="default" w:ascii="Wingdings" w:hAnsi="Wingdings"/>
         <w:sz w:val="20"/>
       </w:rPr>
     </w:lvl>
@@ -27778,7 +27776,7 @@
         <w:ind w:left="4320" w:hanging="360"/>
       </w:pPr>
       <w:rPr>
-        <w:rFonts w:ascii="Wingdings" w:hAnsi="Wingdings" w:hint="default"/>
+        <w:rFonts w:hint="default" w:ascii="Wingdings" w:hAnsi="Wingdings"/>
         <w:sz w:val="20"/>
       </w:rPr>
     </w:lvl>
@@ -27794,7 +27792,7 @@
         <w:ind w:left="5040" w:hanging="360"/>
       </w:pPr>
       <w:rPr>
-        <w:rFonts w:ascii="Wingdings" w:hAnsi="Wingdings" w:hint="default"/>
+        <w:rFonts w:hint="default" w:ascii="Wingdings" w:hAnsi="Wingdings"/>
         <w:sz w:val="20"/>
       </w:rPr>
     </w:lvl>
@@ -27810,7 +27808,7 @@
         <w:ind w:left="5760" w:hanging="360"/>
       </w:pPr>
       <w:rPr>
-        <w:rFonts w:ascii="Wingdings" w:hAnsi="Wingdings" w:hint="default"/>
+        <w:rFonts w:hint="default" w:ascii="Wingdings" w:hAnsi="Wingdings"/>
         <w:sz w:val="20"/>
       </w:rPr>
     </w:lvl>
@@ -27826,7 +27824,7 @@
         <w:ind w:left="6480" w:hanging="360"/>
       </w:pPr>
       <w:rPr>
-        <w:rFonts w:ascii="Wingdings" w:hAnsi="Wingdings" w:hint="default"/>
+        <w:rFonts w:hint="default" w:ascii="Wingdings" w:hAnsi="Wingdings"/>
         <w:sz w:val="20"/>
       </w:rPr>
     </w:lvl>
@@ -27847,7 +27845,7 @@
         <w:ind w:left="720" w:hanging="360"/>
       </w:pPr>
       <w:rPr>
-        <w:rFonts w:ascii="Symbol" w:hAnsi="Symbol" w:hint="default"/>
+        <w:rFonts w:hint="default" w:ascii="Symbol" w:hAnsi="Symbol"/>
         <w:sz w:val="20"/>
       </w:rPr>
     </w:lvl>
@@ -27863,7 +27861,7 @@
         <w:ind w:left="1440" w:hanging="360"/>
       </w:pPr>
       <w:rPr>
-        <w:rFonts w:ascii="Symbol" w:hAnsi="Symbol" w:hint="default"/>
+        <w:rFonts w:hint="default" w:ascii="Symbol" w:hAnsi="Symbol"/>
         <w:sz w:val="20"/>
       </w:rPr>
     </w:lvl>
@@ -27879,7 +27877,7 @@
         <w:ind w:left="2160" w:hanging="360"/>
       </w:pPr>
       <w:rPr>
-        <w:rFonts w:ascii="Symbol" w:hAnsi="Symbol" w:hint="default"/>
+        <w:rFonts w:hint="default" w:ascii="Symbol" w:hAnsi="Symbol"/>
         <w:sz w:val="20"/>
       </w:rPr>
     </w:lvl>
@@ -27895,7 +27893,7 @@
         <w:ind w:left="2880" w:hanging="360"/>
       </w:pPr>
       <w:rPr>
-        <w:rFonts w:ascii="Symbol" w:hAnsi="Symbol" w:hint="default"/>
+        <w:rFonts w:hint="default" w:ascii="Symbol" w:hAnsi="Symbol"/>
         <w:sz w:val="20"/>
       </w:rPr>
     </w:lvl>
@@ -27911,7 +27909,7 @@
         <w:ind w:left="3600" w:hanging="360"/>
       </w:pPr>
       <w:rPr>
-        <w:rFonts w:ascii="Symbol" w:hAnsi="Symbol" w:hint="default"/>
+        <w:rFonts w:hint="default" w:ascii="Symbol" w:hAnsi="Symbol"/>
         <w:sz w:val="20"/>
       </w:rPr>
     </w:lvl>
@@ -27927,7 +27925,7 @@
         <w:ind w:left="4320" w:hanging="360"/>
       </w:pPr>
       <w:rPr>
-        <w:rFonts w:ascii="Symbol" w:hAnsi="Symbol" w:hint="default"/>
+        <w:rFonts w:hint="default" w:ascii="Symbol" w:hAnsi="Symbol"/>
         <w:sz w:val="20"/>
       </w:rPr>
     </w:lvl>
@@ -27943,7 +27941,7 @@
         <w:ind w:left="5040" w:hanging="360"/>
       </w:pPr>
       <w:rPr>
-        <w:rFonts w:ascii="Symbol" w:hAnsi="Symbol" w:hint="default"/>
+        <w:rFonts w:hint="default" w:ascii="Symbol" w:hAnsi="Symbol"/>
         <w:sz w:val="20"/>
       </w:rPr>
     </w:lvl>
@@ -27959,7 +27957,7 @@
         <w:ind w:left="5760" w:hanging="360"/>
       </w:pPr>
       <w:rPr>
-        <w:rFonts w:ascii="Symbol" w:hAnsi="Symbol" w:hint="default"/>
+        <w:rFonts w:hint="default" w:ascii="Symbol" w:hAnsi="Symbol"/>
         <w:sz w:val="20"/>
       </w:rPr>
     </w:lvl>
@@ -27975,7 +27973,7 @@
         <w:ind w:left="6480" w:hanging="360"/>
       </w:pPr>
       <w:rPr>
-        <w:rFonts w:ascii="Symbol" w:hAnsi="Symbol" w:hint="default"/>
+        <w:rFonts w:hint="default" w:ascii="Symbol" w:hAnsi="Symbol"/>
         <w:sz w:val="20"/>
       </w:rPr>
     </w:lvl>
@@ -27996,7 +27994,7 @@
         <w:ind w:left="720" w:hanging="360"/>
       </w:pPr>
       <w:rPr>
-        <w:rFonts w:ascii="Symbol" w:hAnsi="Symbol" w:hint="default"/>
+        <w:rFonts w:hint="default" w:ascii="Symbol" w:hAnsi="Symbol"/>
         <w:sz w:val="20"/>
       </w:rPr>
     </w:lvl>
@@ -28012,7 +28010,7 @@
         <w:ind w:left="1440" w:hanging="360"/>
       </w:pPr>
       <w:rPr>
-        <w:rFonts w:ascii="Symbol" w:hAnsi="Symbol" w:hint="default"/>
+        <w:rFonts w:hint="default" w:ascii="Symbol" w:hAnsi="Symbol"/>
         <w:sz w:val="20"/>
       </w:rPr>
     </w:lvl>
@@ -28028,7 +28026,7 @@
         <w:ind w:left="2160" w:hanging="360"/>
       </w:pPr>
       <w:rPr>
-        <w:rFonts w:ascii="Symbol" w:hAnsi="Symbol" w:hint="default"/>
+        <w:rFonts w:hint="default" w:ascii="Symbol" w:hAnsi="Symbol"/>
         <w:sz w:val="20"/>
       </w:rPr>
     </w:lvl>
@@ -28044,7 +28042,7 @@
         <w:ind w:left="2880" w:hanging="360"/>
       </w:pPr>
       <w:rPr>
-        <w:rFonts w:ascii="Symbol" w:hAnsi="Symbol" w:hint="default"/>
+        <w:rFonts w:hint="default" w:ascii="Symbol" w:hAnsi="Symbol"/>
         <w:sz w:val="20"/>
       </w:rPr>
     </w:lvl>
@@ -28060,7 +28058,7 @@
         <w:ind w:left="3600" w:hanging="360"/>
       </w:pPr>
       <w:rPr>
-        <w:rFonts w:ascii="Symbol" w:hAnsi="Symbol" w:hint="default"/>
+        <w:rFonts w:hint="default" w:ascii="Symbol" w:hAnsi="Symbol"/>
         <w:sz w:val="20"/>
       </w:rPr>
     </w:lvl>
@@ -28076,7 +28074,7 @@
         <w:ind w:left="4320" w:hanging="360"/>
       </w:pPr>
       <w:rPr>
-        <w:rFonts w:ascii="Symbol" w:hAnsi="Symbol" w:hint="default"/>
+        <w:rFonts w:hint="default" w:ascii="Symbol" w:hAnsi="Symbol"/>
         <w:sz w:val="20"/>
       </w:rPr>
     </w:lvl>
@@ -28092,7 +28090,7 @@
         <w:ind w:left="5040" w:hanging="360"/>
       </w:pPr>
       <w:rPr>
-        <w:rFonts w:ascii="Symbol" w:hAnsi="Symbol" w:hint="default"/>
+        <w:rFonts w:hint="default" w:ascii="Symbol" w:hAnsi="Symbol"/>
         <w:sz w:val="20"/>
       </w:rPr>
     </w:lvl>
@@ -28108,7 +28106,7 @@
         <w:ind w:left="5760" w:hanging="360"/>
       </w:pPr>
       <w:rPr>
-        <w:rFonts w:ascii="Symbol" w:hAnsi="Symbol" w:hint="default"/>
+        <w:rFonts w:hint="default" w:ascii="Symbol" w:hAnsi="Symbol"/>
         <w:sz w:val="20"/>
       </w:rPr>
     </w:lvl>
@@ -28124,7 +28122,7 @@
         <w:ind w:left="6480" w:hanging="360"/>
       </w:pPr>
       <w:rPr>
-        <w:rFonts w:ascii="Symbol" w:hAnsi="Symbol" w:hint="default"/>
+        <w:rFonts w:hint="default" w:ascii="Symbol" w:hAnsi="Symbol"/>
         <w:sz w:val="20"/>
       </w:rPr>
     </w:lvl>
@@ -28145,7 +28143,7 @@
         <w:ind w:left="720" w:hanging="360"/>
       </w:pPr>
       <w:rPr>
-        <w:rFonts w:ascii="Symbol" w:hAnsi="Symbol" w:hint="default"/>
+        <w:rFonts w:hint="default" w:ascii="Symbol" w:hAnsi="Symbol"/>
         <w:sz w:val="20"/>
       </w:rPr>
     </w:lvl>
@@ -28161,7 +28159,7 @@
         <w:ind w:left="1440" w:hanging="360"/>
       </w:pPr>
       <w:rPr>
-        <w:rFonts w:ascii="Courier New" w:hAnsi="Courier New" w:hint="default"/>
+        <w:rFonts w:hint="default" w:ascii="Courier New" w:hAnsi="Courier New"/>
         <w:sz w:val="20"/>
       </w:rPr>
     </w:lvl>
@@ -28177,7 +28175,7 @@
         <w:ind w:left="2160" w:hanging="360"/>
       </w:pPr>
       <w:rPr>
-        <w:rFonts w:ascii="Wingdings" w:hAnsi="Wingdings" w:hint="default"/>
+        <w:rFonts w:hint="default" w:ascii="Wingdings" w:hAnsi="Wingdings"/>
         <w:sz w:val="20"/>
       </w:rPr>
     </w:lvl>
@@ -28193,7 +28191,7 @@
         <w:ind w:left="2880" w:hanging="360"/>
       </w:pPr>
       <w:rPr>
-        <w:rFonts w:ascii="Wingdings" w:hAnsi="Wingdings" w:hint="default"/>
+        <w:rFonts w:hint="default" w:ascii="Wingdings" w:hAnsi="Wingdings"/>
         <w:sz w:val="20"/>
       </w:rPr>
     </w:lvl>
@@ -28209,7 +28207,7 @@
         <w:ind w:left="3600" w:hanging="360"/>
       </w:pPr>
       <w:rPr>
-        <w:rFonts w:ascii="Wingdings" w:hAnsi="Wingdings" w:hint="default"/>
+        <w:rFonts w:hint="default" w:ascii="Wingdings" w:hAnsi="Wingdings"/>
         <w:sz w:val="20"/>
       </w:rPr>
     </w:lvl>
@@ -28225,7 +28223,7 @@
         <w:ind w:left="4320" w:hanging="360"/>
       </w:pPr>
       <w:rPr>
-        <w:rFonts w:ascii="Wingdings" w:hAnsi="Wingdings" w:hint="default"/>
+        <w:rFonts w:hint="default" w:ascii="Wingdings" w:hAnsi="Wingdings"/>
         <w:sz w:val="20"/>
       </w:rPr>
     </w:lvl>
@@ -28241,7 +28239,7 @@
         <w:ind w:left="5040" w:hanging="360"/>
       </w:pPr>
       <w:rPr>
-        <w:rFonts w:ascii="Wingdings" w:hAnsi="Wingdings" w:hint="default"/>
+        <w:rFonts w:hint="default" w:ascii="Wingdings" w:hAnsi="Wingdings"/>
         <w:sz w:val="20"/>
       </w:rPr>
     </w:lvl>
@@ -28257,7 +28255,7 @@
         <w:ind w:left="5760" w:hanging="360"/>
       </w:pPr>
       <w:rPr>
-        <w:rFonts w:ascii="Wingdings" w:hAnsi="Wingdings" w:hint="default"/>
+        <w:rFonts w:hint="default" w:ascii="Wingdings" w:hAnsi="Wingdings"/>
         <w:sz w:val="20"/>
       </w:rPr>
     </w:lvl>
@@ -28273,7 +28271,7 @@
         <w:ind w:left="6480" w:hanging="360"/>
       </w:pPr>
       <w:rPr>
-        <w:rFonts w:ascii="Wingdings" w:hAnsi="Wingdings" w:hint="default"/>
+        <w:rFonts w:hint="default" w:ascii="Wingdings" w:hAnsi="Wingdings"/>
         <w:sz w:val="20"/>
       </w:rPr>
     </w:lvl>
@@ -28372,11 +28370,11 @@
 </file>
 
 <file path=word/styles.xml><?xml version="1.0" encoding="utf-8"?>
-<w:styles xmlns:mc="http://schemas.openxmlformats.org/markup-compatibility/2006" xmlns:r="http://schemas.openxmlformats.org/officeDocument/2006/relationships" xmlns:w="http://schemas.openxmlformats.org/wordprocessingml/2006/main" xmlns:w14="http://schemas.microsoft.com/office/word/2010/wordml" xmlns:w15="http://schemas.microsoft.com/office/word/2012/wordml" xmlns:w16cex="http://schemas.microsoft.com/office/word/2018/wordml/cex" xmlns:w16cid="http://schemas.microsoft.com/office/word/2016/wordml/cid" xmlns:w16="http://schemas.microsoft.com/office/word/2018/wordml" xmlns:w16du="http://schemas.microsoft.com/office/word/2023/wordml/word16du" xmlns:w16sdtdh="http://schemas.microsoft.com/office/word/2020/wordml/sdtdatahash" xmlns:w16sdtfl="http://schemas.microsoft.com/office/word/2024/wordml/sdtformatlock" xmlns:w16se="http://schemas.microsoft.com/office/word/2015/wordml/symex" mc:Ignorable="w14 w15 w16se w16cid w16 w16cex w16sdtdh w16sdtfl w16du">
+<w:styles xmlns:wp14="http://schemas.microsoft.com/office/word/2010/wordprocessingDrawing" xmlns:mc="http://schemas.openxmlformats.org/markup-compatibility/2006" xmlns:r="http://schemas.openxmlformats.org/officeDocument/2006/relationships" xmlns:w="http://schemas.openxmlformats.org/wordprocessingml/2006/main" xmlns:w14="http://schemas.microsoft.com/office/word/2010/wordml" xmlns:w15="http://schemas.microsoft.com/office/word/2012/wordml" xmlns:w16cex="http://schemas.microsoft.com/office/word/2018/wordml/cex" xmlns:w16cid="http://schemas.microsoft.com/office/word/2016/wordml/cid" xmlns:w16="http://schemas.microsoft.com/office/word/2018/wordml" xmlns:w16du="http://schemas.microsoft.com/office/word/2023/wordml/word16du" xmlns:w16sdtdh="http://schemas.microsoft.com/office/word/2020/wordml/sdtdatahash" xmlns:w16sdtfl="http://schemas.microsoft.com/office/word/2024/wordml/sdtformatlock" xmlns:w16se="http://schemas.microsoft.com/office/word/2015/wordml/symex" mc:Ignorable="w14 w15 w16se w16cid w16 w16cex w16sdtdh w16sdtfl w16du wp14">
   <w:docDefaults>
     <w:rPrDefault>
       <w:rPr>
-        <w:rFonts w:asciiTheme="minorHAnsi" w:eastAsiaTheme="minorHAnsi" w:hAnsiTheme="minorHAnsi" w:cstheme="minorBidi"/>
+        <w:rFonts w:asciiTheme="minorHAnsi" w:hAnsiTheme="minorHAnsi" w:eastAsiaTheme="minorHAnsi" w:cstheme="minorBidi"/>
         <w:kern w:val="2"/>
         <w:sz w:val="24"/>
         <w:szCs w:val="24"/>
@@ -28393,14 +28391,14 @@
   <w:latentStyles w:defLockedState="0" w:defUIPriority="99" w:defSemiHidden="0" w:defUnhideWhenUsed="0" w:defQFormat="0" w:count="376">
     <w:lsdException w:name="Normal" w:uiPriority="0" w:qFormat="1"/>
     <w:lsdException w:name="heading 1" w:uiPriority="9" w:qFormat="1"/>
-    <w:lsdException w:name="heading 2" w:semiHidden="1" w:uiPriority="9" w:unhideWhenUsed="1" w:qFormat="1"/>
-    <w:lsdException w:name="heading 3" w:semiHidden="1" w:uiPriority="9" w:unhideWhenUsed="1" w:qFormat="1"/>
-    <w:lsdException w:name="heading 4" w:semiHidden="1" w:uiPriority="9" w:unhideWhenUsed="1" w:qFormat="1"/>
-    <w:lsdException w:name="heading 5" w:semiHidden="1" w:uiPriority="9" w:unhideWhenUsed="1" w:qFormat="1"/>
-    <w:lsdException w:name="heading 6" w:semiHidden="1" w:uiPriority="9" w:unhideWhenUsed="1" w:qFormat="1"/>
-    <w:lsdException w:name="heading 7" w:semiHidden="1" w:uiPriority="9" w:unhideWhenUsed="1" w:qFormat="1"/>
-    <w:lsdException w:name="heading 8" w:semiHidden="1" w:uiPriority="9" w:unhideWhenUsed="1" w:qFormat="1"/>
-    <w:lsdException w:name="heading 9" w:semiHidden="1" w:uiPriority="9" w:unhideWhenUsed="1" w:qFormat="1"/>
+    <w:lsdException w:name="heading 2" w:uiPriority="9" w:semiHidden="1" w:unhideWhenUsed="1" w:qFormat="1"/>
+    <w:lsdException w:name="heading 3" w:uiPriority="9" w:semiHidden="1" w:unhideWhenUsed="1" w:qFormat="1"/>
+    <w:lsdException w:name="heading 4" w:uiPriority="9" w:semiHidden="1" w:unhideWhenUsed="1" w:qFormat="1"/>
+    <w:lsdException w:name="heading 5" w:uiPriority="9" w:semiHidden="1" w:unhideWhenUsed="1" w:qFormat="1"/>
+    <w:lsdException w:name="heading 6" w:uiPriority="9" w:semiHidden="1" w:unhideWhenUsed="1" w:qFormat="1"/>
+    <w:lsdException w:name="heading 7" w:uiPriority="9" w:semiHidden="1" w:unhideWhenUsed="1" w:qFormat="1"/>
+    <w:lsdException w:name="heading 8" w:uiPriority="9" w:semiHidden="1" w:unhideWhenUsed="1" w:qFormat="1"/>
+    <w:lsdException w:name="heading 9" w:uiPriority="9" w:semiHidden="1" w:unhideWhenUsed="1" w:qFormat="1"/>
     <w:lsdException w:name="index 1" w:semiHidden="1" w:unhideWhenUsed="1"/>
     <w:lsdException w:name="index 2" w:semiHidden="1" w:unhideWhenUsed="1"/>
     <w:lsdException w:name="index 3" w:semiHidden="1" w:unhideWhenUsed="1"/>
@@ -28410,22 +28408,22 @@
     <w:lsdException w:name="index 7" w:semiHidden="1" w:unhideWhenUsed="1"/>
     <w:lsdException w:name="index 8" w:semiHidden="1" w:unhideWhenUsed="1"/>
     <w:lsdException w:name="index 9" w:semiHidden="1" w:unhideWhenUsed="1"/>
-    <w:lsdException w:name="toc 1" w:semiHidden="1" w:uiPriority="39" w:unhideWhenUsed="1"/>
-    <w:lsdException w:name="toc 2" w:semiHidden="1" w:uiPriority="39" w:unhideWhenUsed="1"/>
-    <w:lsdException w:name="toc 3" w:semiHidden="1" w:uiPriority="39" w:unhideWhenUsed="1"/>
-    <w:lsdException w:name="toc 4" w:semiHidden="1" w:uiPriority="39" w:unhideWhenUsed="1"/>
-    <w:lsdException w:name="toc 5" w:semiHidden="1" w:uiPriority="39" w:unhideWhenUsed="1"/>
-    <w:lsdException w:name="toc 6" w:semiHidden="1" w:uiPriority="39" w:unhideWhenUsed="1"/>
-    <w:lsdException w:name="toc 7" w:semiHidden="1" w:uiPriority="39" w:unhideWhenUsed="1"/>
-    <w:lsdException w:name="toc 8" w:semiHidden="1" w:uiPriority="39" w:unhideWhenUsed="1"/>
-    <w:lsdException w:name="toc 9" w:semiHidden="1" w:uiPriority="39" w:unhideWhenUsed="1"/>
+    <w:lsdException w:name="toc 1" w:uiPriority="39" w:semiHidden="1" w:unhideWhenUsed="1"/>
+    <w:lsdException w:name="toc 2" w:uiPriority="39" w:semiHidden="1" w:unhideWhenUsed="1"/>
+    <w:lsdException w:name="toc 3" w:uiPriority="39" w:semiHidden="1" w:unhideWhenUsed="1"/>
+    <w:lsdException w:name="toc 4" w:uiPriority="39" w:semiHidden="1" w:unhideWhenUsed="1"/>
+    <w:lsdException w:name="toc 5" w:uiPriority="39" w:semiHidden="1" w:unhideWhenUsed="1"/>
+    <w:lsdException w:name="toc 6" w:uiPriority="39" w:semiHidden="1" w:unhideWhenUsed="1"/>
+    <w:lsdException w:name="toc 7" w:uiPriority="39" w:semiHidden="1" w:unhideWhenUsed="1"/>
+    <w:lsdException w:name="toc 8" w:uiPriority="39" w:semiHidden="1" w:unhideWhenUsed="1"/>
+    <w:lsdException w:name="toc 9" w:uiPriority="39" w:semiHidden="1" w:unhideWhenUsed="1"/>
     <w:lsdException w:name="Normal Indent" w:semiHidden="1" w:unhideWhenUsed="1"/>
     <w:lsdException w:name="footnote text" w:semiHidden="1" w:unhideWhenUsed="1"/>
     <w:lsdException w:name="annotation text" w:semiHidden="1" w:unhideWhenUsed="1"/>
     <w:lsdException w:name="header" w:semiHidden="1" w:unhideWhenUsed="1"/>
     <w:lsdException w:name="footer" w:semiHidden="1" w:unhideWhenUsed="1"/>
     <w:lsdException w:name="index heading" w:semiHidden="1" w:unhideWhenUsed="1"/>
-    <w:lsdException w:name="caption" w:semiHidden="1" w:uiPriority="35" w:unhideWhenUsed="1" w:qFormat="1"/>
+    <w:lsdException w:name="caption" w:uiPriority="35" w:semiHidden="1" w:unhideWhenUsed="1" w:qFormat="1"/>
     <w:lsdException w:name="table of figures" w:semiHidden="1" w:unhideWhenUsed="1"/>
     <w:lsdException w:name="envelope address" w:semiHidden="1" w:unhideWhenUsed="1"/>
     <w:lsdException w:name="envelope return" w:semiHidden="1" w:unhideWhenUsed="1"/>
@@ -28456,7 +28454,7 @@
     <w:lsdException w:name="Title" w:uiPriority="10" w:qFormat="1"/>
     <w:lsdException w:name="Closing" w:semiHidden="1" w:unhideWhenUsed="1"/>
     <w:lsdException w:name="Signature" w:semiHidden="1" w:unhideWhenUsed="1"/>
-    <w:lsdException w:name="Default Paragraph Font" w:semiHidden="1" w:uiPriority="1" w:unhideWhenUsed="1"/>
+    <w:lsdException w:name="Default Paragraph Font" w:uiPriority="1" w:semiHidden="1" w:unhideWhenUsed="1"/>
     <w:lsdException w:name="Body Text" w:semiHidden="1" w:unhideWhenUsed="1"/>
     <w:lsdException w:name="Body Text Indent" w:semiHidden="1" w:unhideWhenUsed="1"/>
     <w:lsdException w:name="List Continue" w:semiHidden="1" w:unhideWhenUsed="1"/>
@@ -28656,8 +28654,8 @@
     <w:lsdException w:name="Subtle Reference" w:uiPriority="31" w:qFormat="1"/>
     <w:lsdException w:name="Intense Reference" w:uiPriority="32" w:qFormat="1"/>
     <w:lsdException w:name="Book Title" w:uiPriority="33" w:qFormat="1"/>
-    <w:lsdException w:name="Bibliography" w:semiHidden="1" w:uiPriority="37" w:unhideWhenUsed="1"/>
-    <w:lsdException w:name="TOC Heading" w:semiHidden="1" w:uiPriority="39" w:unhideWhenUsed="1" w:qFormat="1"/>
+    <w:lsdException w:name="Bibliography" w:uiPriority="37" w:semiHidden="1" w:unhideWhenUsed="1"/>
+    <w:lsdException w:name="TOC Heading" w:uiPriority="39" w:semiHidden="1" w:unhideWhenUsed="1" w:qFormat="1"/>
     <w:lsdException w:name="Plain Table 1" w:uiPriority="41"/>
     <w:lsdException w:name="Plain Table 2" w:uiPriority="42"/>
     <w:lsdException w:name="Plain Table 3" w:uiPriority="43"/>
@@ -28768,7 +28766,7 @@
     <w:lsdException w:name="Unresolved Mention" w:semiHidden="1" w:unhideWhenUsed="1"/>
     <w:lsdException w:name="Smart Link" w:semiHidden="1" w:unhideWhenUsed="1"/>
   </w:latentStyles>
-  <w:style w:type="paragraph" w:default="1" w:styleId="Normal">
+  <w:style w:type="paragraph" w:styleId="Normal" w:default="1">
     <w:name w:val="Normal"/>
     <w:qFormat/>
     <w:rsid w:val="00A06A80"/>
@@ -28788,7 +28786,7 @@
       <w:outlineLvl w:val="0"/>
     </w:pPr>
     <w:rPr>
-      <w:rFonts w:asciiTheme="majorHAnsi" w:eastAsiaTheme="majorEastAsia" w:hAnsiTheme="majorHAnsi" w:cstheme="majorBidi"/>
+      <w:rFonts w:asciiTheme="majorHAnsi" w:hAnsiTheme="majorHAnsi" w:eastAsiaTheme="majorEastAsia" w:cstheme="majorBidi"/>
       <w:color w:val="2F5496" w:themeColor="accent1" w:themeShade="BF"/>
       <w:sz w:val="40"/>
       <w:szCs w:val="40"/>
@@ -28811,7 +28809,7 @@
       <w:outlineLvl w:val="1"/>
     </w:pPr>
     <w:rPr>
-      <w:rFonts w:asciiTheme="majorHAnsi" w:eastAsiaTheme="majorEastAsia" w:hAnsiTheme="majorHAnsi" w:cstheme="majorBidi"/>
+      <w:rFonts w:asciiTheme="majorHAnsi" w:hAnsiTheme="majorHAnsi" w:eastAsiaTheme="majorEastAsia" w:cstheme="majorBidi"/>
       <w:color w:val="2F5496" w:themeColor="accent1" w:themeShade="BF"/>
       <w:sz w:val="32"/>
       <w:szCs w:val="32"/>
@@ -28972,12 +28970,12 @@
       <w:color w:val="272727" w:themeColor="text1" w:themeTint="D8"/>
     </w:rPr>
   </w:style>
-  <w:style w:type="character" w:default="1" w:styleId="DefaultParagraphFont">
+  <w:style w:type="character" w:styleId="DefaultParagraphFont" w:default="1">
     <w:name w:val="Default Paragraph Font"/>
     <w:uiPriority w:val="1"/>
     <w:unhideWhenUsed/>
   </w:style>
-  <w:style w:type="table" w:default="1" w:styleId="TableNormal">
+  <w:style w:type="table" w:styleId="TableNormal" w:default="1">
     <w:name w:val="Normal Table"/>
     <w:uiPriority w:val="99"/>
     <w:semiHidden/>
@@ -28992,26 +28990,26 @@
       </w:tblCellMar>
     </w:tblPr>
   </w:style>
-  <w:style w:type="numbering" w:default="1" w:styleId="NoList">
+  <w:style w:type="numbering" w:styleId="NoList" w:default="1">
     <w:name w:val="No List"/>
     <w:uiPriority w:val="99"/>
     <w:semiHidden/>
     <w:unhideWhenUsed/>
   </w:style>
-  <w:style w:type="character" w:customStyle="1" w:styleId="Heading1Char">
+  <w:style w:type="character" w:styleId="Heading1Char" w:customStyle="1">
     <w:name w:val="Heading 1 Char"/>
     <w:basedOn w:val="DefaultParagraphFont"/>
     <w:link w:val="Heading1"/>
     <w:uiPriority w:val="9"/>
     <w:rsid w:val="00A06A80"/>
     <w:rPr>
-      <w:rFonts w:asciiTheme="majorHAnsi" w:eastAsiaTheme="majorEastAsia" w:hAnsiTheme="majorHAnsi" w:cstheme="majorBidi"/>
+      <w:rFonts w:asciiTheme="majorHAnsi" w:hAnsiTheme="majorHAnsi" w:eastAsiaTheme="majorEastAsia" w:cstheme="majorBidi"/>
       <w:color w:val="2F5496" w:themeColor="accent1" w:themeShade="BF"/>
       <w:sz w:val="40"/>
       <w:szCs w:val="40"/>
     </w:rPr>
   </w:style>
-  <w:style w:type="character" w:customStyle="1" w:styleId="Heading2Char">
+  <w:style w:type="character" w:styleId="Heading2Char" w:customStyle="1">
     <w:name w:val="Heading 2 Char"/>
     <w:basedOn w:val="DefaultParagraphFont"/>
     <w:link w:val="Heading2"/>
@@ -29019,13 +29017,13 @@
     <w:semiHidden/>
     <w:rsid w:val="00A06A80"/>
     <w:rPr>
-      <w:rFonts w:asciiTheme="majorHAnsi" w:eastAsiaTheme="majorEastAsia" w:hAnsiTheme="majorHAnsi" w:cstheme="majorBidi"/>
+      <w:rFonts w:asciiTheme="majorHAnsi" w:hAnsiTheme="majorHAnsi" w:eastAsiaTheme="majorEastAsia" w:cstheme="majorBidi"/>
       <w:color w:val="2F5496" w:themeColor="accent1" w:themeShade="BF"/>
       <w:sz w:val="32"/>
       <w:szCs w:val="32"/>
     </w:rPr>
   </w:style>
-  <w:style w:type="character" w:customStyle="1" w:styleId="Heading3Char">
+  <w:style w:type="character" w:styleId="Heading3Char" w:customStyle="1">
     <w:name w:val="Heading 3 Char"/>
     <w:basedOn w:val="DefaultParagraphFont"/>
     <w:link w:val="Heading3"/>
@@ -29039,7 +29037,7 @@
       <w:szCs w:val="28"/>
     </w:rPr>
   </w:style>
-  <w:style w:type="character" w:customStyle="1" w:styleId="Heading4Char">
+  <w:style w:type="character" w:styleId="Heading4Char" w:customStyle="1">
     <w:name w:val="Heading 4 Char"/>
     <w:basedOn w:val="DefaultParagraphFont"/>
     <w:link w:val="Heading4"/>
@@ -29053,7 +29051,7 @@
       <w:color w:val="2F5496" w:themeColor="accent1" w:themeShade="BF"/>
     </w:rPr>
   </w:style>
-  <w:style w:type="character" w:customStyle="1" w:styleId="Heading5Char">
+  <w:style w:type="character" w:styleId="Heading5Char" w:customStyle="1">
     <w:name w:val="Heading 5 Char"/>
     <w:basedOn w:val="DefaultParagraphFont"/>
     <w:link w:val="Heading5"/>
@@ -29065,7 +29063,7 @@
       <w:color w:val="2F5496" w:themeColor="accent1" w:themeShade="BF"/>
     </w:rPr>
   </w:style>
-  <w:style w:type="character" w:customStyle="1" w:styleId="Heading6Char">
+  <w:style w:type="character" w:styleId="Heading6Char" w:customStyle="1">
     <w:name w:val="Heading 6 Char"/>
     <w:basedOn w:val="DefaultParagraphFont"/>
     <w:link w:val="Heading6"/>
@@ -29079,7 +29077,7 @@
       <w:color w:val="595959" w:themeColor="text1" w:themeTint="A6"/>
     </w:rPr>
   </w:style>
-  <w:style w:type="character" w:customStyle="1" w:styleId="Heading7Char">
+  <w:style w:type="character" w:styleId="Heading7Char" w:customStyle="1">
     <w:name w:val="Heading 7 Char"/>
     <w:basedOn w:val="DefaultParagraphFont"/>
     <w:link w:val="Heading7"/>
@@ -29091,7 +29089,7 @@
       <w:color w:val="595959" w:themeColor="text1" w:themeTint="A6"/>
     </w:rPr>
   </w:style>
-  <w:style w:type="character" w:customStyle="1" w:styleId="Heading8Char">
+  <w:style w:type="character" w:styleId="Heading8Char" w:customStyle="1">
     <w:name w:val="Heading 8 Char"/>
     <w:basedOn w:val="DefaultParagraphFont"/>
     <w:link w:val="Heading8"/>
@@ -29105,7 +29103,7 @@
       <w:color w:val="272727" w:themeColor="text1" w:themeTint="D8"/>
     </w:rPr>
   </w:style>
-  <w:style w:type="character" w:customStyle="1" w:styleId="Heading9Char">
+  <w:style w:type="character" w:styleId="Heading9Char" w:customStyle="1">
     <w:name w:val="Heading 9 Char"/>
     <w:basedOn w:val="DefaultParagraphFont"/>
     <w:link w:val="Heading9"/>
@@ -29130,21 +29128,21 @@
       <w:contextualSpacing/>
     </w:pPr>
     <w:rPr>
-      <w:rFonts w:asciiTheme="majorHAnsi" w:eastAsiaTheme="majorEastAsia" w:hAnsiTheme="majorHAnsi" w:cstheme="majorBidi"/>
+      <w:rFonts w:asciiTheme="majorHAnsi" w:hAnsiTheme="majorHAnsi" w:eastAsiaTheme="majorEastAsia" w:cstheme="majorBidi"/>
       <w:spacing w:val="-10"/>
       <w:kern w:val="28"/>
       <w:sz w:val="56"/>
       <w:szCs w:val="56"/>
     </w:rPr>
   </w:style>
-  <w:style w:type="character" w:customStyle="1" w:styleId="TitleChar">
+  <w:style w:type="character" w:styleId="TitleChar" w:customStyle="1">
     <w:name w:val="Title Char"/>
     <w:basedOn w:val="DefaultParagraphFont"/>
     <w:link w:val="Title"/>
     <w:uiPriority w:val="10"/>
     <w:rsid w:val="00A06A80"/>
     <w:rPr>
-      <w:rFonts w:asciiTheme="majorHAnsi" w:eastAsiaTheme="majorEastAsia" w:hAnsiTheme="majorHAnsi" w:cstheme="majorBidi"/>
+      <w:rFonts w:asciiTheme="majorHAnsi" w:hAnsiTheme="majorHAnsi" w:eastAsiaTheme="majorEastAsia" w:cstheme="majorBidi"/>
       <w:spacing w:val="-10"/>
       <w:kern w:val="28"/>
       <w:sz w:val="56"/>
@@ -29172,7 +29170,7 @@
       <w:szCs w:val="28"/>
     </w:rPr>
   </w:style>
-  <w:style w:type="character" w:customStyle="1" w:styleId="SubtitleChar">
+  <w:style w:type="character" w:styleId="SubtitleChar" w:customStyle="1">
     <w:name w:val="Subtitle Char"/>
     <w:basedOn w:val="DefaultParagraphFont"/>
     <w:link w:val="Subtitle"/>
@@ -29204,7 +29202,7 @@
       <w:color w:val="404040" w:themeColor="text1" w:themeTint="BF"/>
     </w:rPr>
   </w:style>
-  <w:style w:type="character" w:customStyle="1" w:styleId="QuoteChar">
+  <w:style w:type="character" w:styleId="QuoteChar" w:customStyle="1">
     <w:name w:val="Quote Char"/>
     <w:basedOn w:val="DefaultParagraphFont"/>
     <w:link w:val="Quote"/>
@@ -29249,8 +29247,8 @@
     <w:rsid w:val="00A06A80"/>
     <w:pPr>
       <w:pBdr>
-        <w:top w:val="single" w:sz="4" w:space="10" w:color="2F5496" w:themeColor="accent1" w:themeShade="BF"/>
-        <w:bottom w:val="single" w:sz="4" w:space="10" w:color="2F5496" w:themeColor="accent1" w:themeShade="BF"/>
+        <w:top w:val="single" w:color="2F5496" w:themeColor="accent1" w:themeShade="BF" w:sz="4" w:space="10"/>
+        <w:bottom w:val="single" w:color="2F5496" w:themeColor="accent1" w:themeShade="BF" w:sz="4" w:space="10"/>
       </w:pBdr>
       <w:spacing w:before="360" w:after="360"/>
       <w:ind w:left="864" w:right="864"/>
@@ -29262,7 +29260,7 @@
       <w:color w:val="2F5496" w:themeColor="accent1" w:themeShade="BF"/>
     </w:rPr>
   </w:style>
-  <w:style w:type="character" w:customStyle="1" w:styleId="IntenseQuoteChar">
+  <w:style w:type="character" w:styleId="IntenseQuoteChar" w:customStyle="1">
     <w:name w:val="Intense Quote Char"/>
     <w:basedOn w:val="DefaultParagraphFont"/>
     <w:link w:val="IntenseQuote"/>
@@ -29315,7 +29313,7 @@
 </file>
 
 <file path=word/theme/theme1.xml><?xml version="1.0" encoding="utf-8"?>
-<a:theme xmlns:a="http://schemas.openxmlformats.org/drawingml/2006/main" name="Office Theme">
+<a:theme xmlns:a="http://schemas.openxmlformats.org/drawingml/2006/main" xmlns:thm15="http://schemas.microsoft.com/office/thememl/2012/main" name="Office Theme">
   <a:themeElements>
     <a:clrScheme name="Office">
       <a:dk1>

--- a/docs/Database project report templates(TV).docx
+++ b/docs/Database project report templates(TV).docx
@@ -170,10 +170,24 @@
           <w:rFonts w:hint="default"/>
           <w:lang w:val="vi-VN"/>
         </w:rPr>
-        <w:t xml:space="preserve"> (hnam61617)</w:t>
+        <w:t xml:space="preserve"> (hnam61617</w:t>
+      </w:r>
+      <w:r>
+        <w:rPr>
+          <w:rFonts w:hint="default"/>
+          <w:lang w:val="en-US"/>
+        </w:rPr>
+        <w:t>-art</w:t>
       </w:r>
       <w:bookmarkStart w:id="2" w:name="_GoBack"/>
       <w:bookmarkEnd w:id="2"/>
+      <w:r>
+        <w:rPr>
+          <w:rFonts w:hint="default"/>
+          <w:lang w:val="vi-VN"/>
+        </w:rPr>
+        <w:t>)</w:t>
+      </w:r>
     </w:p>
     <w:p>
       <w:pPr>
@@ -339,9 +353,9 @@
       <w:r>
         <w:tab/>
       </w:r>
-      <w:bookmarkStart w:id="0" w:name="_dx_frag_StartFragment"/>
+      <w:bookmarkStart w:id="0" w:name="_dx_frag_EndFragment"/>
       <w:bookmarkEnd w:id="0"/>
-      <w:bookmarkStart w:id="1" w:name="_dx_frag_EndFragment"/>
+      <w:bookmarkStart w:id="1" w:name="_dx_frag_StartFragment"/>
       <w:bookmarkEnd w:id="1"/>
       <w:r>
         <w:rPr>
